--- a/docs/SRS.docx
+++ b/docs/SRS.docx
@@ -44,7 +44,7 @@
     </w:p>
     <w:p>
       <w:pPr>
-        <w:pStyle w:val="734"/>
+        <w:pStyle w:val="903"/>
         <w:pBdr/>
         <w:spacing/>
         <w:ind/>
@@ -60,7 +60,7 @@
     </w:p>
     <w:p>
       <w:pPr>
-        <w:pStyle w:val="735"/>
+        <w:pStyle w:val="904"/>
         <w:pBdr/>
         <w:spacing/>
         <w:ind/>
@@ -93,7 +93,7 @@
     </w:p>
     <w:p>
       <w:pPr>
-        <w:pStyle w:val="735"/>
+        <w:pStyle w:val="904"/>
         <w:pBdr/>
         <w:spacing/>
         <w:ind/>
@@ -134,7 +134,7 @@
     </w:p>
     <w:p>
       <w:pPr>
-        <w:pStyle w:val="735"/>
+        <w:pStyle w:val="904"/>
         <w:pBdr/>
         <w:spacing/>
         <w:ind/>
@@ -1280,7 +1280,7 @@
     </w:tbl>
     <w:p>
       <w:pPr>
-        <w:pStyle w:val="735"/>
+        <w:pStyle w:val="904"/>
         <w:pBdr/>
         <w:spacing/>
         <w:ind/>
@@ -1296,7 +1296,7 @@
     </w:p>
     <w:p>
       <w:pPr>
-        <w:pStyle w:val="726"/>
+        <w:pStyle w:val="895"/>
         <w:numPr>
           <w:ilvl w:val="0"/>
           <w:numId w:val="2"/>
@@ -1318,7 +1318,7 @@
     </w:p>
     <w:p>
       <w:pPr>
-        <w:pStyle w:val="726"/>
+        <w:pStyle w:val="895"/>
         <w:numPr>
           <w:ilvl w:val="0"/>
           <w:numId w:val="2"/>
@@ -1340,7 +1340,7 @@
     </w:p>
     <w:p>
       <w:pPr>
-        <w:pStyle w:val="726"/>
+        <w:pStyle w:val="895"/>
         <w:numPr>
           <w:ilvl w:val="0"/>
           <w:numId w:val="2"/>
@@ -1362,7 +1362,7 @@
     </w:p>
     <w:p>
       <w:pPr>
-        <w:pStyle w:val="726"/>
+        <w:pStyle w:val="895"/>
         <w:numPr>
           <w:ilvl w:val="0"/>
           <w:numId w:val="2"/>
@@ -1384,7 +1384,7 @@
     </w:p>
     <w:p>
       <w:pPr>
-        <w:pStyle w:val="735"/>
+        <w:pStyle w:val="904"/>
         <w:pBdr/>
         <w:spacing/>
         <w:ind/>
@@ -1400,7 +1400,7 @@
     </w:p>
     <w:p>
       <w:pPr>
-        <w:pStyle w:val="726"/>
+        <w:pStyle w:val="895"/>
         <w:numPr>
           <w:ilvl w:val="0"/>
           <w:numId w:val="2"/>
@@ -1422,7 +1422,7 @@
     </w:p>
     <w:p>
       <w:pPr>
-        <w:pStyle w:val="726"/>
+        <w:pStyle w:val="895"/>
         <w:numPr>
           <w:ilvl w:val="0"/>
           <w:numId w:val="2"/>
@@ -1444,7 +1444,7 @@
     </w:p>
     <w:p>
       <w:pPr>
-        <w:pStyle w:val="726"/>
+        <w:pStyle w:val="895"/>
         <w:numPr>
           <w:ilvl w:val="0"/>
           <w:numId w:val="2"/>
@@ -1466,7 +1466,7 @@
     </w:p>
     <w:p>
       <w:pPr>
-        <w:pStyle w:val="726"/>
+        <w:pStyle w:val="895"/>
         <w:numPr>
           <w:ilvl w:val="0"/>
           <w:numId w:val="2"/>
@@ -1488,7 +1488,7 @@
     </w:p>
     <w:p>
       <w:pPr>
-        <w:pStyle w:val="734"/>
+        <w:pStyle w:val="903"/>
         <w:pBdr/>
         <w:spacing/>
         <w:ind/>
@@ -1504,7 +1504,7 @@
     </w:p>
     <w:p>
       <w:pPr>
-        <w:pStyle w:val="735"/>
+        <w:pStyle w:val="904"/>
         <w:pBdr/>
         <w:spacing/>
         <w:ind/>
@@ -1545,7 +1545,7 @@
     </w:p>
     <w:p>
       <w:pPr>
-        <w:pStyle w:val="735"/>
+        <w:pStyle w:val="904"/>
         <w:pBdr/>
         <w:spacing/>
         <w:ind/>
@@ -2358,7 +2358,7 @@
     </w:tbl>
     <w:p>
       <w:pPr>
-        <w:pStyle w:val="735"/>
+        <w:pStyle w:val="904"/>
         <w:pBdr/>
         <w:spacing/>
         <w:ind/>
@@ -2374,7 +2374,7 @@
     </w:p>
     <w:p>
       <w:pPr>
-        <w:pStyle w:val="726"/>
+        <w:pStyle w:val="895"/>
         <w:numPr>
           <w:ilvl w:val="0"/>
           <w:numId w:val="2"/>
@@ -2396,7 +2396,7 @@
     </w:p>
     <w:p>
       <w:pPr>
-        <w:pStyle w:val="726"/>
+        <w:pStyle w:val="895"/>
         <w:numPr>
           <w:ilvl w:val="0"/>
           <w:numId w:val="2"/>
@@ -2418,7 +2418,7 @@
     </w:p>
     <w:p>
       <w:pPr>
-        <w:pStyle w:val="726"/>
+        <w:pStyle w:val="895"/>
         <w:numPr>
           <w:ilvl w:val="0"/>
           <w:numId w:val="2"/>
@@ -2440,7 +2440,7 @@
     </w:p>
     <w:p>
       <w:pPr>
-        <w:pStyle w:val="735"/>
+        <w:pStyle w:val="904"/>
         <w:pBdr/>
         <w:spacing/>
         <w:ind/>
@@ -2456,7 +2456,7 @@
     </w:p>
     <w:p>
       <w:pPr>
-        <w:pStyle w:val="726"/>
+        <w:pStyle w:val="895"/>
         <w:numPr>
           <w:ilvl w:val="0"/>
           <w:numId w:val="2"/>
@@ -2478,7 +2478,7 @@
     </w:p>
     <w:p>
       <w:pPr>
-        <w:pStyle w:val="726"/>
+        <w:pStyle w:val="895"/>
         <w:numPr>
           <w:ilvl w:val="0"/>
           <w:numId w:val="2"/>
@@ -2500,7 +2500,7 @@
     </w:p>
     <w:p>
       <w:pPr>
-        <w:pStyle w:val="726"/>
+        <w:pStyle w:val="895"/>
         <w:numPr>
           <w:ilvl w:val="0"/>
           <w:numId w:val="2"/>
@@ -2522,7 +2522,7 @@
     </w:p>
     <w:p>
       <w:pPr>
-        <w:pStyle w:val="734"/>
+        <w:pStyle w:val="903"/>
         <w:pBdr/>
         <w:spacing/>
         <w:ind/>
@@ -2557,7 +2557,7 @@
     </w:p>
     <w:p>
       <w:pPr>
-        <w:pStyle w:val="735"/>
+        <w:pStyle w:val="904"/>
         <w:pBdr/>
         <w:spacing/>
         <w:ind/>
@@ -3768,7 +3768,7 @@
     </w:tbl>
     <w:p>
       <w:pPr>
-        <w:pStyle w:val="735"/>
+        <w:pStyle w:val="904"/>
         <w:pBdr/>
         <w:spacing/>
         <w:ind/>
@@ -4789,7 +4789,7 @@
     </w:tbl>
     <w:p>
       <w:pPr>
-        <w:pStyle w:val="735"/>
+        <w:pStyle w:val="904"/>
         <w:pBdr/>
         <w:spacing/>
         <w:ind/>
@@ -6000,7 +6000,7 @@
     </w:tbl>
     <w:p>
       <w:pPr>
-        <w:pStyle w:val="735"/>
+        <w:pStyle w:val="904"/>
         <w:pBdr/>
         <w:spacing/>
         <w:ind/>
@@ -7021,7 +7021,7 @@
     </w:tbl>
     <w:p>
       <w:pPr>
-        <w:pStyle w:val="735"/>
+        <w:pStyle w:val="904"/>
         <w:pBdr/>
         <w:spacing/>
         <w:ind/>
@@ -8612,7 +8612,7 @@
     </w:tbl>
     <w:p>
       <w:pPr>
-        <w:pStyle w:val="735"/>
+        <w:pStyle w:val="904"/>
         <w:pBdr/>
         <w:spacing/>
         <w:ind/>
@@ -9823,7 +9823,7 @@
     </w:tbl>
     <w:p>
       <w:pPr>
-        <w:pStyle w:val="735"/>
+        <w:pStyle w:val="904"/>
         <w:pBdr/>
         <w:spacing/>
         <w:ind/>
@@ -10654,7 +10654,7 @@
     </w:tbl>
     <w:p>
       <w:pPr>
-        <w:pStyle w:val="735"/>
+        <w:pStyle w:val="904"/>
         <w:pBdr/>
         <w:spacing/>
         <w:ind/>
@@ -11675,7 +11675,7 @@
     </w:tbl>
     <w:p>
       <w:pPr>
-        <w:pStyle w:val="734"/>
+        <w:pStyle w:val="903"/>
         <w:pBdr/>
         <w:spacing/>
         <w:ind/>
@@ -14657,7 +14657,7 @@
     </w:tbl>
     <w:p>
       <w:pPr>
-        <w:pStyle w:val="734"/>
+        <w:pStyle w:val="903"/>
         <w:pBdr/>
         <w:spacing/>
         <w:ind/>
@@ -14673,7 +14673,7 @@
     </w:p>
     <w:p>
       <w:pPr>
-        <w:pStyle w:val="735"/>
+        <w:pStyle w:val="904"/>
         <w:pBdr/>
         <w:spacing/>
         <w:ind/>
@@ -14689,7 +14689,7 @@
     </w:p>
     <w:p>
       <w:pPr>
-        <w:pStyle w:val="726"/>
+        <w:pStyle w:val="895"/>
         <w:numPr>
           <w:ilvl w:val="0"/>
           <w:numId w:val="2"/>
@@ -14711,7 +14711,7 @@
     </w:p>
     <w:p>
       <w:pPr>
-        <w:pStyle w:val="726"/>
+        <w:pStyle w:val="895"/>
         <w:numPr>
           <w:ilvl w:val="0"/>
           <w:numId w:val="2"/>
@@ -14733,7 +14733,7 @@
     </w:p>
     <w:p>
       <w:pPr>
-        <w:pStyle w:val="726"/>
+        <w:pStyle w:val="895"/>
         <w:numPr>
           <w:ilvl w:val="0"/>
           <w:numId w:val="2"/>
@@ -14755,7 +14755,7 @@
     </w:p>
     <w:p>
       <w:pPr>
-        <w:pStyle w:val="726"/>
+        <w:pStyle w:val="895"/>
         <w:numPr>
           <w:ilvl w:val="0"/>
           <w:numId w:val="2"/>
@@ -14777,7 +14777,7 @@
     </w:p>
     <w:p>
       <w:pPr>
-        <w:pStyle w:val="726"/>
+        <w:pStyle w:val="895"/>
         <w:numPr>
           <w:ilvl w:val="0"/>
           <w:numId w:val="2"/>
@@ -14799,7 +14799,7 @@
     </w:p>
     <w:p>
       <w:pPr>
-        <w:pStyle w:val="726"/>
+        <w:pStyle w:val="895"/>
         <w:numPr>
           <w:ilvl w:val="0"/>
           <w:numId w:val="2"/>
@@ -14821,7 +14821,7 @@
     </w:p>
     <w:p>
       <w:pPr>
-        <w:pStyle w:val="735"/>
+        <w:pStyle w:val="904"/>
         <w:pBdr/>
         <w:spacing/>
         <w:ind/>
@@ -14837,7 +14837,7 @@
     </w:p>
     <w:p>
       <w:pPr>
-        <w:pStyle w:val="726"/>
+        <w:pStyle w:val="895"/>
         <w:numPr>
           <w:ilvl w:val="0"/>
           <w:numId w:val="2"/>
@@ -14859,7 +14859,7 @@
     </w:p>
     <w:p>
       <w:pPr>
-        <w:pStyle w:val="726"/>
+        <w:pStyle w:val="895"/>
         <w:numPr>
           <w:ilvl w:val="0"/>
           <w:numId w:val="2"/>
@@ -14881,7 +14881,7 @@
     </w:p>
     <w:p>
       <w:pPr>
-        <w:pStyle w:val="726"/>
+        <w:pStyle w:val="895"/>
         <w:numPr>
           <w:ilvl w:val="0"/>
           <w:numId w:val="2"/>
@@ -14903,7 +14903,7 @@
     </w:p>
     <w:p>
       <w:pPr>
-        <w:pStyle w:val="726"/>
+        <w:pStyle w:val="895"/>
         <w:numPr>
           <w:ilvl w:val="0"/>
           <w:numId w:val="2"/>
@@ -14925,7 +14925,7 @@
     </w:p>
     <w:p>
       <w:pPr>
-        <w:pStyle w:val="734"/>
+        <w:pStyle w:val="903"/>
         <w:pBdr/>
         <w:spacing/>
         <w:ind/>
@@ -17591,6 +17591,2281 @@
         </w:tc>
       </w:tr>
     </w:tbl>
+    <w:p>
+      <w:pPr>
+        <w:pStyle w:val="903"/>
+        <w:pBdr/>
+        <w:spacing/>
+        <w:ind/>
+        <w:rPr/>
+      </w:pPr>
+      <w:r>
+        <w:rPr>
+          <w:rFonts w:ascii="Times New Roman" w:hAnsi="Times New Roman" w:eastAsia="Times New Roman" w:cs="Times New Roman"/>
+          <w:lang w:val="uk-UA"/>
+        </w:rPr>
+        <w:t xml:space="preserve">7</w:t>
+      </w:r>
+      <w:r>
+        <w:rPr>
+          <w:rFonts w:ascii="Times New Roman" w:hAnsi="Times New Roman" w:eastAsia="Times New Roman" w:cs="Times New Roman"/>
+        </w:rPr>
+        <w:t xml:space="preserve">. </w:t>
+      </w:r>
+      <w:r>
+        <w:rPr>
+          <w:rFonts w:ascii="Times New Roman" w:hAnsi="Times New Roman" w:eastAsia="Times New Roman" w:cs="Times New Roman"/>
+          <w:lang w:val="uk-UA"/>
+        </w:rPr>
+        <w:t xml:space="preserve">Моделювання </w:t>
+      </w:r>
+      <w:r>
+        <w:rPr>
+          <w:rFonts w:ascii="Times New Roman" w:hAnsi="Times New Roman" w:eastAsia="Times New Roman" w:cs="Times New Roman"/>
+          <w:b/>
+          <w:bCs/>
+          <w:sz w:val="28"/>
+          <w:szCs w:val="28"/>
+        </w:rPr>
+        <w:t xml:space="preserve">бізнес-процесу (BPMN)</w:t>
+      </w:r>
+      <w:r>
+        <w:rPr>
+          <w:sz w:val="24"/>
+          <w:szCs w:val="24"/>
+        </w:rPr>
+      </w:r>
+      <w:r/>
+    </w:p>
+    <w:p>
+      <w:pPr>
+        <w:pStyle w:val="904"/>
+        <w:pBdr/>
+        <w:spacing/>
+        <w:ind/>
+        <w:rPr/>
+      </w:pPr>
+      <w:r>
+        <w:rPr>
+          <w:rFonts w:ascii="Times New Roman" w:hAnsi="Times New Roman" w:eastAsia="Times New Roman" w:cs="Times New Roman"/>
+          <w:lang w:val="uk-UA"/>
+        </w:rPr>
+        <w:t xml:space="preserve">7</w:t>
+      </w:r>
+      <w:r>
+        <w:rPr>
+          <w:rFonts w:ascii="Times New Roman" w:hAnsi="Times New Roman" w:eastAsia="Times New Roman" w:cs="Times New Roman"/>
+        </w:rPr>
+        <w:t xml:space="preserve">.</w:t>
+      </w:r>
+      <w:r>
+        <w:rPr>
+          <w:rFonts w:ascii="Times New Roman" w:hAnsi="Times New Roman" w:eastAsia="Times New Roman" w:cs="Times New Roman"/>
+          <w:lang w:val="uk-UA"/>
+        </w:rPr>
+        <w:t xml:space="preserve">1</w:t>
+      </w:r>
+      <w:r>
+        <w:rPr>
+          <w:rFonts w:ascii="Times New Roman" w:hAnsi="Times New Roman" w:eastAsia="Times New Roman" w:cs="Times New Roman"/>
+        </w:rPr>
+        <w:t xml:space="preserve">. </w:t>
+      </w:r>
+      <w:r>
+        <w:rPr>
+          <w:rFonts w:ascii="Times New Roman" w:hAnsi="Times New Roman" w:eastAsia="Times New Roman" w:cs="Times New Roman"/>
+          <w:lang w:val="uk-UA"/>
+        </w:rPr>
+        <w:t xml:space="preserve">Вибір процесу</w:t>
+      </w:r>
+      <w:r/>
+      <w:r/>
+    </w:p>
+    <w:p>
+      <w:pPr>
+        <w:pBdr/>
+        <w:spacing w:after="120" w:before="0" w:line="276" w:lineRule="auto"/>
+        <w:ind/>
+        <w:rPr/>
+      </w:pPr>
+      <w:r>
+        <w:rPr>
+          <w:rFonts w:ascii="Times New Roman" w:hAnsi="Times New Roman" w:eastAsia="Times New Roman" w:cs="Times New Roman"/>
+          <w:sz w:val="24"/>
+          <w:szCs w:val="24"/>
+        </w:rPr>
+        <w:t xml:space="preserve">Для моделювання обрано процес «Контроль прийому ліків і сповіщення родича про пропуск». Він найкраще відображає основну цінність продукту: нагадати про прийом ліків, зафіксувати його та повідомити родича, якщо прийом пропущено.</w:t>
+      </w:r>
+      <w:r/>
+      <w:r/>
+    </w:p>
+    <w:p>
+      <w:pPr>
+        <w:pBdr/>
+        <w:spacing w:after="120" w:before="0" w:line="276" w:lineRule="auto"/>
+        <w:ind/>
+        <w:rPr/>
+      </w:pPr>
+      <w:r>
+        <w:rPr>
+          <w:rFonts w:ascii="Times New Roman" w:hAnsi="Times New Roman" w:eastAsia="Times New Roman" w:cs="Times New Roman"/>
+          <w:sz w:val="24"/>
+          <w:szCs w:val="24"/>
+        </w:rPr>
+        <w:t xml:space="preserve">Процес охоплює ключові User Stories (US-003, US-004, US-009, US</w:t>
+      </w:r>
+      <w:r>
+        <w:rPr>
+          <w:rFonts w:ascii="Times New Roman" w:hAnsi="Times New Roman" w:eastAsia="Times New Roman" w:cs="Times New Roman"/>
+          <w:sz w:val="24"/>
+          <w:szCs w:val="24"/>
+        </w:rPr>
+        <w:t xml:space="preserve">-014), три ролі (літня людина, родич / опікун, система) і має 9 задач, що відповідає рекомендованому обсягу для першої діаграми. Він є містком між вимогами з SRS і майбутньою архітектурою: з діаграми видно, що саме мають автоматизувати застосунок і сервер.</w:t>
+      </w:r>
+      <w:r/>
+      <w:r/>
+    </w:p>
+    <w:p>
+      <w:pPr>
+        <w:pStyle w:val="904"/>
+        <w:pBdr/>
+        <w:spacing/>
+        <w:ind/>
+        <w:rPr/>
+      </w:pPr>
+      <w:r>
+        <w:rPr>
+          <w:rFonts w:ascii="Times New Roman" w:hAnsi="Times New Roman" w:eastAsia="Times New Roman" w:cs="Times New Roman"/>
+          <w:lang w:val="uk-UA"/>
+        </w:rPr>
+        <w:t xml:space="preserve">7</w:t>
+      </w:r>
+      <w:r>
+        <w:rPr>
+          <w:rFonts w:ascii="Times New Roman" w:hAnsi="Times New Roman" w:eastAsia="Times New Roman" w:cs="Times New Roman"/>
+        </w:rPr>
+        <w:t xml:space="preserve">.</w:t>
+      </w:r>
+      <w:r>
+        <w:rPr>
+          <w:rFonts w:ascii="Times New Roman" w:hAnsi="Times New Roman" w:eastAsia="Times New Roman" w:cs="Times New Roman"/>
+          <w:lang w:val="uk-UA"/>
+        </w:rPr>
+        <w:t xml:space="preserve">2</w:t>
+      </w:r>
+      <w:r>
+        <w:rPr>
+          <w:rFonts w:ascii="Times New Roman" w:hAnsi="Times New Roman" w:eastAsia="Times New Roman" w:cs="Times New Roman"/>
+        </w:rPr>
+        <w:t xml:space="preserve">. </w:t>
+      </w:r>
+      <w:r>
+        <w:rPr>
+          <w:rFonts w:ascii="Times New Roman" w:hAnsi="Times New Roman" w:eastAsia="Times New Roman" w:cs="Times New Roman"/>
+          <w:lang w:val="uk-UA"/>
+        </w:rPr>
+        <w:t xml:space="preserve">Паспорт процесу</w:t>
+      </w:r>
+      <w:r/>
+    </w:p>
+    <w:p>
+      <w:pPr>
+        <w:pBdr/>
+        <w:spacing w:after="80" w:before="0" w:line="276" w:lineRule="auto"/>
+        <w:ind/>
+        <w:rPr/>
+      </w:pPr>
+      <w:r>
+        <w:rPr>
+          <w:rFonts w:ascii="Times New Roman" w:hAnsi="Times New Roman" w:eastAsia="Times New Roman" w:cs="Times New Roman"/>
+          <w:i/>
+          <w:iCs/>
+          <w:sz w:val="24"/>
+          <w:szCs w:val="24"/>
+        </w:rPr>
+        <w:t xml:space="preserve">Таблиця 4.1 – Паспорт бізнес-процесу</w:t>
+      </w:r>
+      <w:r/>
+      <w:r/>
+    </w:p>
+    <w:tbl>
+      <w:tblPr>
+        <w:tblW w:w="9638" w:type="dxa"/>
+        <w:tblBorders>
+          <w:top w:val="single" w:color="000000" w:sz="4" w:space="0"/>
+          <w:left w:val="single" w:color="000000" w:sz="4" w:space="0"/>
+          <w:bottom w:val="single" w:color="000000" w:sz="4" w:space="0"/>
+          <w:right w:val="single" w:color="000000" w:sz="4" w:space="0"/>
+          <w:insideH w:val="single" w:color="000000" w:sz="4" w:space="0"/>
+          <w:insideV w:val="single" w:color="000000" w:sz="4" w:space="0"/>
+        </w:tblBorders>
+        <w:tblLook w:val="04A0" w:firstRow="1" w:lastRow="0" w:firstColumn="1" w:lastColumn="0" w:noHBand="0" w:noVBand="1"/>
+      </w:tblPr>
+      <w:tblGrid>
+        <w:gridCol w:w="2800"/>
+        <w:gridCol w:w="6838"/>
+      </w:tblGrid>
+      <w:tr>
+        <w:trPr>
+          <w:tblHeader/>
+        </w:trPr>
+        <w:tc>
+          <w:tcPr>
+            <w:shd w:val="clear" w:color="ffffff" w:fill="1f5a9e"/>
+            <w:tcBorders>
+              <w:top w:val="single" w:color="bfbfbf" w:sz="4" w:space="0"/>
+              <w:left w:val="single" w:color="bfbfbf" w:sz="4" w:space="0"/>
+              <w:bottom w:val="single" w:color="bfbfbf" w:sz="4" w:space="0"/>
+              <w:right w:val="single" w:color="bfbfbf" w:sz="4" w:space="0"/>
+            </w:tcBorders>
+            <w:tcMar>
+              <w:left w:w="120" w:type="dxa"/>
+              <w:top w:w="80" w:type="dxa"/>
+              <w:right w:w="120" w:type="dxa"/>
+              <w:bottom w:w="80" w:type="dxa"/>
+            </w:tcMar>
+            <w:tcW w:w="2800" w:type="dxa"/>
+            <w:vAlign w:val="top"/>
+            <w:textDirection w:val="lrTb"/>
+            <w:noWrap w:val="false"/>
+          </w:tcPr>
+          <w:p>
+            <w:pPr>
+              <w:pBdr/>
+              <w:spacing w:after="60" w:before="0" w:line="276" w:lineRule="auto"/>
+              <w:ind/>
+              <w:rPr/>
+            </w:pPr>
+            <w:r>
+              <w:rPr>
+                <w:rFonts w:ascii="Times New Roman" w:hAnsi="Times New Roman" w:eastAsia="Times New Roman" w:cs="Times New Roman"/>
+                <w:b/>
+                <w:bCs/>
+                <w:color w:val="ffffff"/>
+                <w:sz w:val="24"/>
+                <w:szCs w:val="24"/>
+              </w:rPr>
+              <w:t xml:space="preserve">Поле паспорту</w:t>
+            </w:r>
+            <w:r/>
+            <w:r/>
+          </w:p>
+        </w:tc>
+        <w:tc>
+          <w:tcPr>
+            <w:shd w:val="clear" w:color="ffffff" w:fill="1f5a9e"/>
+            <w:tcBorders>
+              <w:top w:val="single" w:color="bfbfbf" w:sz="4" w:space="0"/>
+              <w:left w:val="single" w:color="bfbfbf" w:sz="4" w:space="0"/>
+              <w:bottom w:val="single" w:color="bfbfbf" w:sz="4" w:space="0"/>
+              <w:right w:val="single" w:color="bfbfbf" w:sz="4" w:space="0"/>
+            </w:tcBorders>
+            <w:tcMar>
+              <w:left w:w="120" w:type="dxa"/>
+              <w:top w:w="80" w:type="dxa"/>
+              <w:right w:w="120" w:type="dxa"/>
+              <w:bottom w:w="80" w:type="dxa"/>
+            </w:tcMar>
+            <w:tcW w:w="6838" w:type="dxa"/>
+            <w:vAlign w:val="top"/>
+            <w:textDirection w:val="lrTb"/>
+            <w:noWrap w:val="false"/>
+          </w:tcPr>
+          <w:p>
+            <w:pPr>
+              <w:pBdr/>
+              <w:spacing w:after="60" w:before="0" w:line="276" w:lineRule="auto"/>
+              <w:ind/>
+              <w:rPr/>
+            </w:pPr>
+            <w:r>
+              <w:rPr>
+                <w:rFonts w:ascii="Times New Roman" w:hAnsi="Times New Roman" w:eastAsia="Times New Roman" w:cs="Times New Roman"/>
+                <w:b/>
+                <w:bCs/>
+                <w:color w:val="ffffff"/>
+                <w:sz w:val="24"/>
+                <w:szCs w:val="24"/>
+              </w:rPr>
+              <w:t xml:space="preserve">Зміст</w:t>
+            </w:r>
+            <w:r/>
+            <w:r/>
+          </w:p>
+        </w:tc>
+      </w:tr>
+      <w:tr>
+        <w:trPr>
+          <w:cantSplit/>
+        </w:trPr>
+        <w:tc>
+          <w:tcPr>
+            <w:tcBorders>
+              <w:top w:val="single" w:color="bfbfbf" w:sz="4" w:space="0"/>
+              <w:left w:val="single" w:color="bfbfbf" w:sz="4" w:space="0"/>
+              <w:bottom w:val="single" w:color="bfbfbf" w:sz="4" w:space="0"/>
+              <w:right w:val="single" w:color="bfbfbf" w:sz="4" w:space="0"/>
+            </w:tcBorders>
+            <w:tcMar>
+              <w:left w:w="120" w:type="dxa"/>
+              <w:top w:w="80" w:type="dxa"/>
+              <w:right w:w="120" w:type="dxa"/>
+              <w:bottom w:w="80" w:type="dxa"/>
+            </w:tcMar>
+            <w:tcW w:w="2800" w:type="dxa"/>
+            <w:vAlign w:val="top"/>
+            <w:textDirection w:val="lrTb"/>
+            <w:noWrap w:val="false"/>
+          </w:tcPr>
+          <w:p>
+            <w:pPr>
+              <w:pBdr/>
+              <w:spacing w:after="60" w:before="0" w:line="276" w:lineRule="auto"/>
+              <w:ind/>
+              <w:rPr/>
+            </w:pPr>
+            <w:r>
+              <w:rPr>
+                <w:rFonts w:ascii="Times New Roman" w:hAnsi="Times New Roman" w:eastAsia="Times New Roman" w:cs="Times New Roman"/>
+                <w:sz w:val="24"/>
+                <w:szCs w:val="24"/>
+              </w:rPr>
+              <w:t xml:space="preserve">Назва процесу</w:t>
+            </w:r>
+            <w:r/>
+            <w:r/>
+          </w:p>
+        </w:tc>
+        <w:tc>
+          <w:tcPr>
+            <w:tcBorders>
+              <w:top w:val="single" w:color="bfbfbf" w:sz="4" w:space="0"/>
+              <w:left w:val="single" w:color="bfbfbf" w:sz="4" w:space="0"/>
+              <w:bottom w:val="single" w:color="bfbfbf" w:sz="4" w:space="0"/>
+              <w:right w:val="single" w:color="bfbfbf" w:sz="4" w:space="0"/>
+            </w:tcBorders>
+            <w:tcMar>
+              <w:left w:w="120" w:type="dxa"/>
+              <w:top w:w="80" w:type="dxa"/>
+              <w:right w:w="120" w:type="dxa"/>
+              <w:bottom w:w="80" w:type="dxa"/>
+            </w:tcMar>
+            <w:tcW w:w="6838" w:type="dxa"/>
+            <w:vAlign w:val="top"/>
+            <w:textDirection w:val="lrTb"/>
+            <w:noWrap w:val="false"/>
+          </w:tcPr>
+          <w:p>
+            <w:pPr>
+              <w:pBdr/>
+              <w:spacing w:after="60" w:before="0" w:line="276" w:lineRule="auto"/>
+              <w:ind/>
+              <w:rPr/>
+            </w:pPr>
+            <w:r>
+              <w:rPr>
+                <w:rFonts w:ascii="Times New Roman" w:hAnsi="Times New Roman" w:eastAsia="Times New Roman" w:cs="Times New Roman"/>
+                <w:sz w:val="24"/>
+                <w:szCs w:val="24"/>
+              </w:rPr>
+              <w:t xml:space="preserve">Контроль прийому ліків і сповіщення родича про пропуск</w:t>
+            </w:r>
+            <w:r/>
+            <w:r/>
+          </w:p>
+        </w:tc>
+      </w:tr>
+      <w:tr>
+        <w:trPr>
+          <w:cantSplit/>
+        </w:trPr>
+        <w:tc>
+          <w:tcPr>
+            <w:shd w:val="clear" w:color="ffffff" w:fill="f2f2f2"/>
+            <w:tcBorders>
+              <w:top w:val="single" w:color="bfbfbf" w:sz="4" w:space="0"/>
+              <w:left w:val="single" w:color="bfbfbf" w:sz="4" w:space="0"/>
+              <w:bottom w:val="single" w:color="bfbfbf" w:sz="4" w:space="0"/>
+              <w:right w:val="single" w:color="bfbfbf" w:sz="4" w:space="0"/>
+            </w:tcBorders>
+            <w:tcMar>
+              <w:left w:w="120" w:type="dxa"/>
+              <w:top w:w="80" w:type="dxa"/>
+              <w:right w:w="120" w:type="dxa"/>
+              <w:bottom w:w="80" w:type="dxa"/>
+            </w:tcMar>
+            <w:tcW w:w="2800" w:type="dxa"/>
+            <w:vAlign w:val="top"/>
+            <w:textDirection w:val="lrTb"/>
+            <w:noWrap w:val="false"/>
+          </w:tcPr>
+          <w:p>
+            <w:pPr>
+              <w:pBdr/>
+              <w:spacing w:after="60" w:before="0" w:line="276" w:lineRule="auto"/>
+              <w:ind/>
+              <w:rPr/>
+            </w:pPr>
+            <w:r>
+              <w:rPr>
+                <w:rFonts w:ascii="Times New Roman" w:hAnsi="Times New Roman" w:eastAsia="Times New Roman" w:cs="Times New Roman"/>
+                <w:sz w:val="24"/>
+                <w:szCs w:val="24"/>
+              </w:rPr>
+              <w:t xml:space="preserve">Тригер запуску</w:t>
+            </w:r>
+            <w:r/>
+            <w:r/>
+          </w:p>
+        </w:tc>
+        <w:tc>
+          <w:tcPr>
+            <w:shd w:val="clear" w:color="ffffff" w:fill="f2f2f2"/>
+            <w:tcBorders>
+              <w:top w:val="single" w:color="bfbfbf" w:sz="4" w:space="0"/>
+              <w:left w:val="single" w:color="bfbfbf" w:sz="4" w:space="0"/>
+              <w:bottom w:val="single" w:color="bfbfbf" w:sz="4" w:space="0"/>
+              <w:right w:val="single" w:color="bfbfbf" w:sz="4" w:space="0"/>
+            </w:tcBorders>
+            <w:tcMar>
+              <w:left w:w="120" w:type="dxa"/>
+              <w:top w:w="80" w:type="dxa"/>
+              <w:right w:w="120" w:type="dxa"/>
+              <w:bottom w:w="80" w:type="dxa"/>
+            </w:tcMar>
+            <w:tcW w:w="6838" w:type="dxa"/>
+            <w:vAlign w:val="top"/>
+            <w:textDirection w:val="lrTb"/>
+            <w:noWrap w:val="false"/>
+          </w:tcPr>
+          <w:p>
+            <w:pPr>
+              <w:pBdr/>
+              <w:spacing w:after="60" w:before="0" w:line="276" w:lineRule="auto"/>
+              <w:ind/>
+              <w:rPr/>
+            </w:pPr>
+            <w:r>
+              <w:rPr>
+                <w:rFonts w:ascii="Times New Roman" w:hAnsi="Times New Roman" w:eastAsia="Times New Roman" w:cs="Times New Roman"/>
+                <w:sz w:val="24"/>
+                <w:szCs w:val="24"/>
+              </w:rPr>
+              <w:t xml:space="preserve">Настає запланований час прийому препарату за розкладом літньої людини.</w:t>
+            </w:r>
+            <w:r/>
+            <w:r/>
+          </w:p>
+        </w:tc>
+      </w:tr>
+      <w:tr>
+        <w:trPr>
+          <w:cantSplit/>
+        </w:trPr>
+        <w:tc>
+          <w:tcPr>
+            <w:tcBorders>
+              <w:top w:val="single" w:color="bfbfbf" w:sz="4" w:space="0"/>
+              <w:left w:val="single" w:color="bfbfbf" w:sz="4" w:space="0"/>
+              <w:bottom w:val="single" w:color="bfbfbf" w:sz="4" w:space="0"/>
+              <w:right w:val="single" w:color="bfbfbf" w:sz="4" w:space="0"/>
+            </w:tcBorders>
+            <w:tcMar>
+              <w:left w:w="120" w:type="dxa"/>
+              <w:top w:w="80" w:type="dxa"/>
+              <w:right w:w="120" w:type="dxa"/>
+              <w:bottom w:w="80" w:type="dxa"/>
+            </w:tcMar>
+            <w:tcW w:w="2800" w:type="dxa"/>
+            <w:vAlign w:val="top"/>
+            <w:textDirection w:val="lrTb"/>
+            <w:noWrap w:val="false"/>
+          </w:tcPr>
+          <w:p>
+            <w:pPr>
+              <w:pBdr/>
+              <w:spacing w:after="60" w:before="0" w:line="276" w:lineRule="auto"/>
+              <w:ind/>
+              <w:rPr/>
+            </w:pPr>
+            <w:r>
+              <w:rPr>
+                <w:rFonts w:ascii="Times New Roman" w:hAnsi="Times New Roman" w:eastAsia="Times New Roman" w:cs="Times New Roman"/>
+                <w:sz w:val="24"/>
+                <w:szCs w:val="24"/>
+              </w:rPr>
+              <w:t xml:space="preserve">Результат (outcome)</w:t>
+            </w:r>
+            <w:r/>
+            <w:r/>
+          </w:p>
+        </w:tc>
+        <w:tc>
+          <w:tcPr>
+            <w:tcBorders>
+              <w:top w:val="single" w:color="bfbfbf" w:sz="4" w:space="0"/>
+              <w:left w:val="single" w:color="bfbfbf" w:sz="4" w:space="0"/>
+              <w:bottom w:val="single" w:color="bfbfbf" w:sz="4" w:space="0"/>
+              <w:right w:val="single" w:color="bfbfbf" w:sz="4" w:space="0"/>
+            </w:tcBorders>
+            <w:tcMar>
+              <w:left w:w="120" w:type="dxa"/>
+              <w:top w:w="80" w:type="dxa"/>
+              <w:right w:w="120" w:type="dxa"/>
+              <w:bottom w:w="80" w:type="dxa"/>
+            </w:tcMar>
+            <w:tcW w:w="6838" w:type="dxa"/>
+            <w:vAlign w:val="top"/>
+            <w:textDirection w:val="lrTb"/>
+            <w:noWrap w:val="false"/>
+          </w:tcPr>
+          <w:p>
+            <w:pPr>
+              <w:pBdr/>
+              <w:spacing w:after="60" w:before="0" w:line="276" w:lineRule="auto"/>
+              <w:ind/>
+              <w:rPr/>
+            </w:pPr>
+            <w:r>
+              <w:rPr>
+                <w:rFonts w:ascii="Times New Roman" w:hAnsi="Times New Roman" w:eastAsia="Times New Roman" w:cs="Times New Roman"/>
+                <w:sz w:val="24"/>
+                <w:szCs w:val="24"/>
+              </w:rPr>
+              <w:t xml:space="preserve">Прийом підтверджено й збережено в історії; або прийом позначено як пропущений, а родича повідомлено push-сповіщенням.</w:t>
+            </w:r>
+            <w:r/>
+            <w:r/>
+          </w:p>
+        </w:tc>
+      </w:tr>
+      <w:tr>
+        <w:trPr>
+          <w:cantSplit/>
+        </w:trPr>
+        <w:tc>
+          <w:tcPr>
+            <w:shd w:val="clear" w:color="ffffff" w:fill="f2f2f2"/>
+            <w:tcBorders>
+              <w:top w:val="single" w:color="bfbfbf" w:sz="4" w:space="0"/>
+              <w:left w:val="single" w:color="bfbfbf" w:sz="4" w:space="0"/>
+              <w:bottom w:val="single" w:color="bfbfbf" w:sz="4" w:space="0"/>
+              <w:right w:val="single" w:color="bfbfbf" w:sz="4" w:space="0"/>
+            </w:tcBorders>
+            <w:tcMar>
+              <w:left w:w="120" w:type="dxa"/>
+              <w:top w:w="80" w:type="dxa"/>
+              <w:right w:w="120" w:type="dxa"/>
+              <w:bottom w:w="80" w:type="dxa"/>
+            </w:tcMar>
+            <w:tcW w:w="2800" w:type="dxa"/>
+            <w:vAlign w:val="top"/>
+            <w:textDirection w:val="lrTb"/>
+            <w:noWrap w:val="false"/>
+          </w:tcPr>
+          <w:p>
+            <w:pPr>
+              <w:pBdr/>
+              <w:spacing w:after="60" w:before="0" w:line="276" w:lineRule="auto"/>
+              <w:ind/>
+              <w:rPr/>
+            </w:pPr>
+            <w:r>
+              <w:rPr>
+                <w:rFonts w:ascii="Times New Roman" w:hAnsi="Times New Roman" w:eastAsia="Times New Roman" w:cs="Times New Roman"/>
+                <w:sz w:val="24"/>
+                <w:szCs w:val="24"/>
+              </w:rPr>
+              <w:t xml:space="preserve">Учасники (ролі)</w:t>
+            </w:r>
+            <w:r/>
+            <w:r/>
+          </w:p>
+        </w:tc>
+        <w:tc>
+          <w:tcPr>
+            <w:shd w:val="clear" w:color="ffffff" w:fill="f2f2f2"/>
+            <w:tcBorders>
+              <w:top w:val="single" w:color="bfbfbf" w:sz="4" w:space="0"/>
+              <w:left w:val="single" w:color="bfbfbf" w:sz="4" w:space="0"/>
+              <w:bottom w:val="single" w:color="bfbfbf" w:sz="4" w:space="0"/>
+              <w:right w:val="single" w:color="bfbfbf" w:sz="4" w:space="0"/>
+            </w:tcBorders>
+            <w:tcMar>
+              <w:left w:w="120" w:type="dxa"/>
+              <w:top w:w="80" w:type="dxa"/>
+              <w:right w:w="120" w:type="dxa"/>
+              <w:bottom w:w="80" w:type="dxa"/>
+            </w:tcMar>
+            <w:tcW w:w="6838" w:type="dxa"/>
+            <w:vAlign w:val="top"/>
+            <w:textDirection w:val="lrTb"/>
+            <w:noWrap w:val="false"/>
+          </w:tcPr>
+          <w:p>
+            <w:pPr>
+              <w:pBdr/>
+              <w:spacing w:after="60" w:before="0" w:line="276" w:lineRule="auto"/>
+              <w:ind/>
+              <w:rPr/>
+            </w:pPr>
+            <w:r>
+              <w:rPr>
+                <w:rFonts w:ascii="Times New Roman" w:hAnsi="Times New Roman" w:eastAsia="Times New Roman" w:cs="Times New Roman"/>
+                <w:sz w:val="24"/>
+                <w:szCs w:val="24"/>
+              </w:rPr>
+              <w:t xml:space="preserve">Літня людина</w:t>
+            </w:r>
+            <w:r/>
+            <w:r/>
+          </w:p>
+          <w:p>
+            <w:pPr>
+              <w:pBdr/>
+              <w:spacing w:after="60" w:before="0" w:line="276" w:lineRule="auto"/>
+              <w:ind/>
+              <w:rPr/>
+            </w:pPr>
+            <w:r>
+              <w:rPr>
+                <w:rFonts w:ascii="Times New Roman" w:hAnsi="Times New Roman" w:eastAsia="Times New Roman" w:cs="Times New Roman"/>
+                <w:sz w:val="24"/>
+                <w:szCs w:val="24"/>
+              </w:rPr>
+              <w:t xml:space="preserve">Родич / опікун</w:t>
+            </w:r>
+            <w:r/>
+            <w:r/>
+          </w:p>
+          <w:p>
+            <w:pPr>
+              <w:pBdr/>
+              <w:spacing w:after="60" w:before="0" w:line="276" w:lineRule="auto"/>
+              <w:ind/>
+              <w:rPr/>
+            </w:pPr>
+            <w:r>
+              <w:rPr>
+                <w:rFonts w:ascii="Times New Roman" w:hAnsi="Times New Roman" w:eastAsia="Times New Roman" w:cs="Times New Roman"/>
+                <w:sz w:val="24"/>
+                <w:szCs w:val="24"/>
+              </w:rPr>
+              <w:t xml:space="preserve">Система Medicine Tracker (застосунок на пристрої та хмарний сервер Firebase)</w:t>
+            </w:r>
+            <w:r/>
+            <w:r/>
+          </w:p>
+        </w:tc>
+      </w:tr>
+      <w:tr>
+        <w:trPr>
+          <w:cantSplit/>
+        </w:trPr>
+        <w:tc>
+          <w:tcPr>
+            <w:tcBorders>
+              <w:top w:val="single" w:color="bfbfbf" w:sz="4" w:space="0"/>
+              <w:left w:val="single" w:color="bfbfbf" w:sz="4" w:space="0"/>
+              <w:bottom w:val="single" w:color="bfbfbf" w:sz="4" w:space="0"/>
+              <w:right w:val="single" w:color="bfbfbf" w:sz="4" w:space="0"/>
+            </w:tcBorders>
+            <w:tcMar>
+              <w:left w:w="120" w:type="dxa"/>
+              <w:top w:w="80" w:type="dxa"/>
+              <w:right w:w="120" w:type="dxa"/>
+              <w:bottom w:w="80" w:type="dxa"/>
+            </w:tcMar>
+            <w:tcW w:w="2800" w:type="dxa"/>
+            <w:vAlign w:val="top"/>
+            <w:textDirection w:val="lrTb"/>
+            <w:noWrap w:val="false"/>
+          </w:tcPr>
+          <w:p>
+            <w:pPr>
+              <w:pBdr/>
+              <w:spacing w:after="60" w:before="0" w:line="276" w:lineRule="auto"/>
+              <w:ind/>
+              <w:rPr/>
+            </w:pPr>
+            <w:r>
+              <w:rPr>
+                <w:rFonts w:ascii="Times New Roman" w:hAnsi="Times New Roman" w:eastAsia="Times New Roman" w:cs="Times New Roman"/>
+                <w:sz w:val="24"/>
+                <w:szCs w:val="24"/>
+              </w:rPr>
+              <w:t xml:space="preserve">Основний сценарій</w:t>
+            </w:r>
+            <w:r/>
+            <w:r/>
+          </w:p>
+        </w:tc>
+        <w:tc>
+          <w:tcPr>
+            <w:tcBorders>
+              <w:top w:val="single" w:color="bfbfbf" w:sz="4" w:space="0"/>
+              <w:left w:val="single" w:color="bfbfbf" w:sz="4" w:space="0"/>
+              <w:bottom w:val="single" w:color="bfbfbf" w:sz="4" w:space="0"/>
+              <w:right w:val="single" w:color="bfbfbf" w:sz="4" w:space="0"/>
+            </w:tcBorders>
+            <w:tcMar>
+              <w:left w:w="120" w:type="dxa"/>
+              <w:top w:w="80" w:type="dxa"/>
+              <w:right w:w="120" w:type="dxa"/>
+              <w:bottom w:w="80" w:type="dxa"/>
+            </w:tcMar>
+            <w:tcW w:w="6838" w:type="dxa"/>
+            <w:vAlign w:val="top"/>
+            <w:textDirection w:val="lrTb"/>
+            <w:noWrap w:val="false"/>
+          </w:tcPr>
+          <w:p>
+            <w:pPr>
+              <w:pBdr/>
+              <w:spacing w:after="60" w:before="0" w:line="276" w:lineRule="auto"/>
+              <w:ind/>
+              <w:rPr/>
+            </w:pPr>
+            <w:r>
+              <w:rPr>
+                <w:rFonts w:ascii="Times New Roman" w:hAnsi="Times New Roman" w:eastAsia="Times New Roman" w:cs="Times New Roman"/>
+                <w:sz w:val="24"/>
+                <w:szCs w:val="24"/>
+              </w:rPr>
+              <w:t xml:space="preserve">1. Система (застосунок): у запланований час показує нагадування про прийом.</w:t>
+            </w:r>
+            <w:r/>
+            <w:r/>
+          </w:p>
+          <w:p>
+            <w:pPr>
+              <w:pBdr/>
+              <w:spacing w:after="60" w:before="0" w:line="276" w:lineRule="auto"/>
+              <w:ind/>
+              <w:rPr/>
+            </w:pPr>
+            <w:r>
+              <w:rPr>
+                <w:rFonts w:ascii="Times New Roman" w:hAnsi="Times New Roman" w:eastAsia="Times New Roman" w:cs="Times New Roman"/>
+                <w:sz w:val="24"/>
+                <w:szCs w:val="24"/>
+              </w:rPr>
+              <w:t xml:space="preserve">2. Літня людина: отримує нагадування.</w:t>
+            </w:r>
+            <w:r/>
+            <w:r/>
+          </w:p>
+          <w:p>
+            <w:pPr>
+              <w:pBdr/>
+              <w:spacing w:after="60" w:before="0" w:line="276" w:lineRule="auto"/>
+              <w:ind/>
+              <w:rPr/>
+            </w:pPr>
+            <w:r>
+              <w:rPr>
+                <w:rFonts w:ascii="Times New Roman" w:hAnsi="Times New Roman" w:eastAsia="Times New Roman" w:cs="Times New Roman"/>
+                <w:sz w:val="24"/>
+                <w:szCs w:val="24"/>
+              </w:rPr>
+              <w:t xml:space="preserve">3. Літня людина: відмічає прийом одним дотиком.</w:t>
+            </w:r>
+            <w:r/>
+            <w:r/>
+          </w:p>
+          <w:p>
+            <w:pPr>
+              <w:pBdr/>
+              <w:spacing w:after="60" w:before="0" w:line="276" w:lineRule="auto"/>
+              <w:ind/>
+              <w:rPr/>
+            </w:pPr>
+            <w:r>
+              <w:rPr>
+                <w:rFonts w:ascii="Times New Roman" w:hAnsi="Times New Roman" w:eastAsia="Times New Roman" w:cs="Times New Roman"/>
+                <w:sz w:val="24"/>
+                <w:szCs w:val="24"/>
+              </w:rPr>
+              <w:t xml:space="preserve">4. Система (застосунок): зберігає статус «Прийнято» й припиняє повтори нагадувань.</w:t>
+            </w:r>
+            <w:r/>
+            <w:r/>
+          </w:p>
+          <w:p>
+            <w:pPr>
+              <w:pBdr/>
+              <w:spacing w:after="60" w:before="0" w:line="276" w:lineRule="auto"/>
+              <w:ind/>
+              <w:rPr/>
+            </w:pPr>
+            <w:r>
+              <w:rPr>
+                <w:rFonts w:ascii="Times New Roman" w:hAnsi="Times New Roman" w:eastAsia="Times New Roman" w:cs="Times New Roman"/>
+                <w:sz w:val="24"/>
+                <w:szCs w:val="24"/>
+              </w:rPr>
+              <w:t xml:space="preserve">5. Система: оновлює історію прийомів (синхронізація із сервером).</w:t>
+            </w:r>
+            <w:r/>
+            <w:r/>
+          </w:p>
+          <w:p>
+            <w:pPr>
+              <w:pBdr/>
+              <w:spacing w:after="60" w:before="0" w:line="276" w:lineRule="auto"/>
+              <w:ind/>
+              <w:rPr/>
+            </w:pPr>
+            <w:r>
+              <w:rPr>
+                <w:rFonts w:ascii="Times New Roman" w:hAnsi="Times New Roman" w:eastAsia="Times New Roman" w:cs="Times New Roman"/>
+                <w:sz w:val="24"/>
+                <w:szCs w:val="24"/>
+              </w:rPr>
+              <w:t xml:space="preserve">6. Процес завершено: прийом опрацьовано.</w:t>
+            </w:r>
+            <w:r/>
+            <w:r/>
+          </w:p>
+        </w:tc>
+      </w:tr>
+      <w:tr>
+        <w:trPr>
+          <w:cantSplit/>
+        </w:trPr>
+        <w:tc>
+          <w:tcPr>
+            <w:shd w:val="clear" w:color="ffffff" w:fill="f2f2f2"/>
+            <w:tcBorders>
+              <w:top w:val="single" w:color="bfbfbf" w:sz="4" w:space="0"/>
+              <w:left w:val="single" w:color="bfbfbf" w:sz="4" w:space="0"/>
+              <w:bottom w:val="single" w:color="bfbfbf" w:sz="4" w:space="0"/>
+              <w:right w:val="single" w:color="bfbfbf" w:sz="4" w:space="0"/>
+            </w:tcBorders>
+            <w:tcMar>
+              <w:left w:w="120" w:type="dxa"/>
+              <w:top w:w="80" w:type="dxa"/>
+              <w:right w:w="120" w:type="dxa"/>
+              <w:bottom w:w="80" w:type="dxa"/>
+            </w:tcMar>
+            <w:tcW w:w="2800" w:type="dxa"/>
+            <w:vAlign w:val="top"/>
+            <w:textDirection w:val="lrTb"/>
+            <w:noWrap w:val="false"/>
+          </w:tcPr>
+          <w:p>
+            <w:pPr>
+              <w:pBdr/>
+              <w:spacing w:after="60" w:before="0" w:line="276" w:lineRule="auto"/>
+              <w:ind/>
+              <w:rPr/>
+            </w:pPr>
+            <w:r>
+              <w:rPr>
+                <w:rFonts w:ascii="Times New Roman" w:hAnsi="Times New Roman" w:eastAsia="Times New Roman" w:cs="Times New Roman"/>
+                <w:sz w:val="24"/>
+                <w:szCs w:val="24"/>
+              </w:rPr>
+              <w:t xml:space="preserve">Альтернативні сценарії</w:t>
+            </w:r>
+            <w:r/>
+            <w:r/>
+          </w:p>
+        </w:tc>
+        <w:tc>
+          <w:tcPr>
+            <w:shd w:val="clear" w:color="ffffff" w:fill="f2f2f2"/>
+            <w:tcBorders>
+              <w:top w:val="single" w:color="bfbfbf" w:sz="4" w:space="0"/>
+              <w:left w:val="single" w:color="bfbfbf" w:sz="4" w:space="0"/>
+              <w:bottom w:val="single" w:color="bfbfbf" w:sz="4" w:space="0"/>
+              <w:right w:val="single" w:color="bfbfbf" w:sz="4" w:space="0"/>
+            </w:tcBorders>
+            <w:tcMar>
+              <w:left w:w="120" w:type="dxa"/>
+              <w:top w:w="80" w:type="dxa"/>
+              <w:right w:w="120" w:type="dxa"/>
+              <w:bottom w:w="80" w:type="dxa"/>
+            </w:tcMar>
+            <w:tcW w:w="6838" w:type="dxa"/>
+            <w:vAlign w:val="top"/>
+            <w:textDirection w:val="lrTb"/>
+            <w:noWrap w:val="false"/>
+          </w:tcPr>
+          <w:p>
+            <w:pPr>
+              <w:pBdr/>
+              <w:spacing w:after="60" w:before="0" w:line="276" w:lineRule="auto"/>
+              <w:ind/>
+              <w:rPr/>
+            </w:pPr>
+            <w:r>
+              <w:rPr>
+                <w:rFonts w:ascii="Times New Roman" w:hAnsi="Times New Roman" w:eastAsia="Times New Roman" w:cs="Times New Roman"/>
+                <w:sz w:val="24"/>
+                <w:szCs w:val="24"/>
+              </w:rPr>
+              <w:t xml:space="preserve">А1. Літня людина не відреагувала. Зас</w:t>
+            </w:r>
+            <w:r>
+              <w:rPr>
+                <w:rFonts w:ascii="Times New Roman" w:hAnsi="Times New Roman" w:eastAsia="Times New Roman" w:cs="Times New Roman"/>
+                <w:sz w:val="24"/>
+                <w:szCs w:val="24"/>
+              </w:rPr>
+              <w:t xml:space="preserve">тосунок повторює нагадування кожні 10 хвилин (до 5 разів). Якщо за 60 хвилин прийом не відмічено, сервер позначає його як пропущений і надсилає родичу push-сповіщення. Родич переглядає сповіщення, зв’язується з літньою людиною та з’ясовує причину пропуску.</w:t>
+            </w:r>
+            <w:r/>
+            <w:r/>
+          </w:p>
+          <w:p>
+            <w:pPr>
+              <w:pBdr/>
+              <w:spacing w:after="60" w:before="0" w:line="276" w:lineRule="auto"/>
+              <w:ind/>
+              <w:rPr/>
+            </w:pPr>
+            <w:r>
+              <w:rPr>
+                <w:rFonts w:ascii="Times New Roman" w:hAnsi="Times New Roman" w:eastAsia="Times New Roman" w:cs="Times New Roman"/>
+                <w:sz w:val="24"/>
+                <w:szCs w:val="24"/>
+              </w:rPr>
+              <w:t xml:space="preserve">А2. Прийом відмічено без мережі. Статус зберігається локально й синхронізується пізніше; якщо відмітку зроблено до спливу порога, статус «Пропущено» виправляється на «Прийнято».</w:t>
+            </w:r>
+            <w:r/>
+            <w:r/>
+          </w:p>
+        </w:tc>
+      </w:tr>
+      <w:tr>
+        <w:trPr>
+          <w:cantSplit/>
+        </w:trPr>
+        <w:tc>
+          <w:tcPr>
+            <w:tcBorders>
+              <w:top w:val="single" w:color="bfbfbf" w:sz="4" w:space="0"/>
+              <w:left w:val="single" w:color="bfbfbf" w:sz="4" w:space="0"/>
+              <w:bottom w:val="single" w:color="bfbfbf" w:sz="4" w:space="0"/>
+              <w:right w:val="single" w:color="bfbfbf" w:sz="4" w:space="0"/>
+            </w:tcBorders>
+            <w:tcMar>
+              <w:left w:w="120" w:type="dxa"/>
+              <w:top w:w="80" w:type="dxa"/>
+              <w:right w:w="120" w:type="dxa"/>
+              <w:bottom w:w="80" w:type="dxa"/>
+            </w:tcMar>
+            <w:tcW w:w="2800" w:type="dxa"/>
+            <w:vAlign w:val="top"/>
+            <w:textDirection w:val="lrTb"/>
+            <w:noWrap w:val="false"/>
+          </w:tcPr>
+          <w:p>
+            <w:pPr>
+              <w:pBdr/>
+              <w:spacing w:after="60" w:before="0" w:line="276" w:lineRule="auto"/>
+              <w:ind/>
+              <w:rPr/>
+            </w:pPr>
+            <w:r>
+              <w:rPr>
+                <w:rFonts w:ascii="Times New Roman" w:hAnsi="Times New Roman" w:eastAsia="Times New Roman" w:cs="Times New Roman"/>
+                <w:sz w:val="24"/>
+                <w:szCs w:val="24"/>
+              </w:rPr>
+              <w:t xml:space="preserve">Зв’язок з User Stories</w:t>
+            </w:r>
+            <w:r/>
+            <w:r/>
+          </w:p>
+        </w:tc>
+        <w:tc>
+          <w:tcPr>
+            <w:tcBorders>
+              <w:top w:val="single" w:color="bfbfbf" w:sz="4" w:space="0"/>
+              <w:left w:val="single" w:color="bfbfbf" w:sz="4" w:space="0"/>
+              <w:bottom w:val="single" w:color="bfbfbf" w:sz="4" w:space="0"/>
+              <w:right w:val="single" w:color="bfbfbf" w:sz="4" w:space="0"/>
+            </w:tcBorders>
+            <w:tcMar>
+              <w:left w:w="120" w:type="dxa"/>
+              <w:top w:w="80" w:type="dxa"/>
+              <w:right w:w="120" w:type="dxa"/>
+              <w:bottom w:w="80" w:type="dxa"/>
+            </w:tcMar>
+            <w:tcW w:w="6838" w:type="dxa"/>
+            <w:vAlign w:val="top"/>
+            <w:textDirection w:val="lrTb"/>
+            <w:noWrap w:val="false"/>
+          </w:tcPr>
+          <w:p>
+            <w:pPr>
+              <w:pBdr/>
+              <w:spacing w:after="60" w:before="0" w:line="276" w:lineRule="auto"/>
+              <w:ind/>
+              <w:rPr/>
+            </w:pPr>
+            <w:r>
+              <w:rPr>
+                <w:rFonts w:ascii="Times New Roman" w:hAnsi="Times New Roman" w:eastAsia="Times New Roman" w:cs="Times New Roman"/>
+                <w:sz w:val="24"/>
+                <w:szCs w:val="24"/>
+              </w:rPr>
+              <w:t xml:space="preserve">US-003, US-004, US-009, US-014. Передумови: US-002 (розклад), US-008 (підключений опікун). Частково US-015 (офлайн-режим).</w:t>
+            </w:r>
+            <w:r/>
+            <w:r/>
+          </w:p>
+        </w:tc>
+      </w:tr>
+    </w:tbl>
+    <w:p>
+      <w:pPr>
+        <w:pBdr/>
+        <w:spacing/>
+        <w:ind/>
+        <w:rPr/>
+        <w:sectPr>
+          <w:footnotePr/>
+          <w:endnotePr/>
+          <w:type w:val="nextPage"/>
+          <w:pgSz w:h="16838" w:orient="portrait" w:w="11906"/>
+          <w:pgMar w:top="1134" w:right="1134" w:bottom="1134" w:left="1134" w:header="709" w:footer="709" w:gutter="0"/>
+          <w:cols w:num="1" w:sep="0" w:space="1701" w:equalWidth="1"/>
+        </w:sectPr>
+      </w:pPr>
+      <w:r/>
+      <w:r/>
+      <w:r/>
+    </w:p>
+    <w:p>
+      <w:pPr>
+        <w:pStyle w:val="904"/>
+        <w:pBdr/>
+        <w:spacing/>
+        <w:ind/>
+        <w:rPr/>
+      </w:pPr>
+      <w:r>
+        <w:rPr>
+          <w:rFonts w:ascii="Times New Roman" w:hAnsi="Times New Roman" w:eastAsia="Times New Roman" w:cs="Times New Roman"/>
+          <w:lang w:val="uk-UA"/>
+        </w:rPr>
+        <w:t xml:space="preserve">7</w:t>
+      </w:r>
+      <w:r>
+        <w:rPr>
+          <w:rFonts w:ascii="Times New Roman" w:hAnsi="Times New Roman" w:eastAsia="Times New Roman" w:cs="Times New Roman"/>
+        </w:rPr>
+        <w:t xml:space="preserve">.</w:t>
+      </w:r>
+      <w:r>
+        <w:rPr>
+          <w:rFonts w:ascii="Times New Roman" w:hAnsi="Times New Roman" w:eastAsia="Times New Roman" w:cs="Times New Roman"/>
+          <w:lang w:val="uk-UA"/>
+        </w:rPr>
+        <w:t xml:space="preserve">3</w:t>
+      </w:r>
+      <w:r>
+        <w:rPr>
+          <w:rFonts w:ascii="Times New Roman" w:hAnsi="Times New Roman" w:eastAsia="Times New Roman" w:cs="Times New Roman"/>
+        </w:rPr>
+        <w:t xml:space="preserve">. </w:t>
+      </w:r>
+      <w:r>
+        <w:rPr>
+          <w:rFonts w:ascii="Times New Roman" w:hAnsi="Times New Roman" w:eastAsia="Times New Roman" w:cs="Times New Roman"/>
+        </w:rPr>
+        <w:t xml:space="preserve">BPMN-діаграма</w:t>
+      </w:r>
+      <w:r/>
+      <w:r>
+        <w:rPr>
+          <w:rFonts w:ascii="Times New Roman" w:hAnsi="Times New Roman" w:eastAsia="Times New Roman" w:cs="Times New Roman"/>
+          <w:lang w:val="uk-UA"/>
+        </w:rPr>
+      </w:r>
+      <w:r/>
+      <w:r>
+        <w:rPr>
+          <w:highlight w:val="none"/>
+        </w:rPr>
+      </w:r>
+      <w:r>
+        <w:rPr>
+          <w:highlight w:val="none"/>
+        </w:rPr>
+      </w:r>
+      <w:r>
+        <w:rPr>
+          <w:highlight w:val="none"/>
+        </w:rPr>
+      </w:r>
+      <w:r/>
+    </w:p>
+    <w:p>
+      <w:pPr>
+        <w:pBdr/>
+        <w:spacing w:after="80"/>
+        <w:ind/>
+        <w:jc w:val="center"/>
+        <w:rPr/>
+      </w:pPr>
+      <w:r/>
+      <w:r/>
+      <w:r>
+        <mc:AlternateContent>
+          <mc:Choice Requires="wpg">
+            <w:drawing>
+              <wp:inline xmlns:wp="http://schemas.openxmlformats.org/drawingml/2006/wordprocessingDrawing" distT="0" distB="0" distL="0" distR="0">
+                <wp:extent cx="8892097" cy="5583785"/>
+                <wp:effectExtent l="0" t="0" r="0" b="0"/>
+                <wp:docPr id="1" name=""/>
+                <wp:cNvGraphicFramePr>
+                  <a:graphicFrameLocks xmlns:a="http://schemas.openxmlformats.org/drawingml/2006/main" noChangeAspect="1"/>
+                </wp:cNvGraphicFramePr>
+                <a:graphic xmlns:a="http://schemas.openxmlformats.org/drawingml/2006/main">
+                  <a:graphicData uri="http://schemas.openxmlformats.org/drawingml/2006/picture">
+                    <pic:pic xmlns:pic="http://schemas.openxmlformats.org/drawingml/2006/picture">
+                      <pic:nvPicPr>
+                        <pic:cNvPr id="920177048" name=""/>
+                        <pic:cNvPicPr>
+                          <a:picLocks noChangeAspect="1"/>
+                        </pic:cNvPicPr>
+                        <pic:nvPr/>
+                      </pic:nvPicPr>
+                      <pic:blipFill rotWithShape="1">
+                        <a:blip r:embed="rId10">
+                          <a:extLst>
+                            <a:ext uri="{96DAC541-7B7A-43D3-8B79-37D633B846F1}">
+                              <asvg:svgBlip xmlns:asvg="http://schemas.microsoft.com/office/drawing/2016/SVG/main" r:embed="rId11"/>
+                            </a:ext>
+                          </a:extLst>
+                        </a:blip>
+                        <a:stretch/>
+                      </pic:blipFill>
+                      <pic:spPr bwMode="auto">
+                        <a:xfrm flipH="0" flipV="0">
+                          <a:off x="0" y="0"/>
+                          <a:ext cx="8892097" cy="5583785"/>
+                        </a:xfrm>
+                        <a:prstGeom prst="rect">
+                          <a:avLst/>
+                        </a:prstGeom>
+                      </pic:spPr>
+                    </pic:pic>
+                  </a:graphicData>
+                </a:graphic>
+              </wp:inline>
+            </w:drawing>
+          </mc:Choice>
+          <mc:Fallback>
+            <w:pict>
+              <v:shapetype id="_x0000_t75" coordsize="21600,21600" o:spt="75" o:preferrelative="t" path="m@4@5l@4@11@9@11@9@5xe" filled="f" stroked="f">
+                <v:stroke joinstyle="miter"/>
+                <v:formulas>
+                  <v:f eqn="if lineDrawn pixelLineWidth 0"/>
+                  <v:f eqn="sum @0 1 0"/>
+                  <v:f eqn="sum 0 0 @1"/>
+                  <v:f eqn="prod @2 1 2"/>
+                  <v:f eqn="prod @3 21600 pixelWidth"/>
+                  <v:f eqn="prod @3 21600 pixelHeight"/>
+                  <v:f eqn="sum @0 0 1"/>
+                  <v:f eqn="prod @6 1 2"/>
+                  <v:f eqn="prod @7 21600 pixelWidth"/>
+                  <v:f eqn="sum @8 21600 0"/>
+                  <v:f eqn="prod @7 21600 pixelHeight"/>
+                  <v:f eqn="sum @10 21600 0"/>
+                </v:formulas>
+                <v:path o:extrusionok="f" gradientshapeok="t" o:connecttype="rect"/>
+                <o:lock v:ext="edit" aspectratio="t"/>
+              </v:shapetype>
+              <v:shape id="_x0000_i0" o:spid="_x0000_s0" type="#_x0000_t75" style="width:700.17pt;height:439.67pt;mso-wrap-distance-left:0.00pt;mso-wrap-distance-top:0.00pt;mso-wrap-distance-right:0.00pt;mso-wrap-distance-bottom:0.00pt;z-index:1;" stroked="false">
+                <v:imagedata r:id="rId10" o:title=""/>
+                <o:lock v:ext="edit" rotation="t"/>
+              </v:shape>
+            </w:pict>
+          </mc:Fallback>
+        </mc:AlternateContent>
+      </w:r>
+      <w:r/>
+      <w:r/>
+    </w:p>
+    <w:p>
+      <w:pPr>
+        <w:pBdr/>
+        <w:spacing w:after="120" w:before="0" w:line="276" w:lineRule="auto"/>
+        <w:ind/>
+        <w:jc w:val="center"/>
+        <w:rPr/>
+      </w:pPr>
+      <w:r>
+        <w:rPr>
+          <w:rFonts w:ascii="Times New Roman" w:hAnsi="Times New Roman" w:eastAsia="Times New Roman" w:cs="Times New Roman"/>
+          <w:i/>
+          <w:iCs/>
+          <w:sz w:val="22"/>
+          <w:szCs w:val="22"/>
+        </w:rPr>
+        <w:t xml:space="preserve">BPMN-діаграма процесу «Контроль прийому ліків і сповіщення родича про пропуск»</w:t>
+      </w:r>
+      <w:r/>
+      <w:r/>
+    </w:p>
+    <w:p>
+      <w:pPr>
+        <w:pBdr/>
+        <w:spacing/>
+        <w:ind/>
+        <w:rPr/>
+        <w:sectPr>
+          <w:footnotePr/>
+          <w:endnotePr/>
+          <w:type w:val="nextPage"/>
+          <w:pgSz w:h="11906" w:orient="landscape" w:w="16838"/>
+          <w:pgMar w:top="850" w:right="850" w:bottom="850" w:left="850" w:header="709" w:footer="709" w:gutter="0"/>
+          <w:cols w:num="1" w:sep="0" w:space="1701" w:equalWidth="1"/>
+        </w:sectPr>
+      </w:pPr>
+      <w:r/>
+      <w:r/>
+      <w:r/>
+    </w:p>
+    <w:p>
+      <w:pPr>
+        <w:pStyle w:val="904"/>
+        <w:pBdr/>
+        <w:spacing/>
+        <w:ind/>
+        <w:rPr/>
+      </w:pPr>
+      <w:r>
+        <w:rPr>
+          <w:rFonts w:ascii="Times New Roman" w:hAnsi="Times New Roman" w:eastAsia="Times New Roman" w:cs="Times New Roman"/>
+          <w:lang w:val="uk-UA"/>
+        </w:rPr>
+        <w:t xml:space="preserve">7</w:t>
+      </w:r>
+      <w:r>
+        <w:rPr>
+          <w:rFonts w:ascii="Times New Roman" w:hAnsi="Times New Roman" w:eastAsia="Times New Roman" w:cs="Times New Roman"/>
+        </w:rPr>
+        <w:t xml:space="preserve">.</w:t>
+      </w:r>
+      <w:r>
+        <w:rPr>
+          <w:rFonts w:ascii="Times New Roman" w:hAnsi="Times New Roman" w:eastAsia="Times New Roman" w:cs="Times New Roman"/>
+          <w:lang w:val="uk-UA"/>
+        </w:rPr>
+        <w:t xml:space="preserve">4</w:t>
+      </w:r>
+      <w:r>
+        <w:rPr>
+          <w:rFonts w:ascii="Times New Roman" w:hAnsi="Times New Roman" w:eastAsia="Times New Roman" w:cs="Times New Roman"/>
+        </w:rPr>
+        <w:t xml:space="preserve">. </w:t>
+      </w:r>
+      <w:r>
+        <w:rPr>
+          <w:rFonts w:ascii="Times New Roman" w:hAnsi="Times New Roman" w:eastAsia="Times New Roman" w:cs="Times New Roman"/>
+          <w:lang w:val="uk-UA"/>
+        </w:rPr>
+        <w:t xml:space="preserve">Текстовий опис діаграми</w:t>
+      </w:r>
+      <w:r/>
+      <w:r/>
+    </w:p>
+    <w:p>
+      <w:pPr>
+        <w:pStyle w:val="895"/>
+        <w:numPr>
+          <w:ilvl w:val="0"/>
+          <w:numId w:val="3"/>
+        </w:numPr>
+        <w:pBdr/>
+        <w:spacing w:after="120" w:before="0" w:line="276" w:lineRule="auto"/>
+        <w:ind/>
+        <w:rPr/>
+      </w:pPr>
+      <w:r>
+        <w:rPr>
+          <w:rFonts w:ascii="Times New Roman" w:hAnsi="Times New Roman" w:eastAsia="Times New Roman" w:cs="Times New Roman"/>
+          <w:sz w:val="24"/>
+          <w:szCs w:val="24"/>
+        </w:rPr>
+        <w:t xml:space="preserve">Пул 1 «Родина (користувачі)» з доріжками «Літня людина» та «Родич / опікун». Пул 2 «Система Medicine Tracker» з доріжками «Застосунок» та «Сервер (Firebase)».</w:t>
+      </w:r>
+      <w:r/>
+      <w:r/>
+    </w:p>
+    <w:p>
+      <w:pPr>
+        <w:pStyle w:val="895"/>
+        <w:numPr>
+          <w:ilvl w:val="0"/>
+          <w:numId w:val="3"/>
+        </w:numPr>
+        <w:pBdr/>
+        <w:spacing w:after="120" w:before="0" w:line="276" w:lineRule="auto"/>
+        <w:ind/>
+        <w:rPr/>
+      </w:pPr>
+      <w:r>
+        <w:rPr>
+          <w:rFonts w:ascii="Times New Roman" w:hAnsi="Times New Roman" w:eastAsia="Times New Roman" w:cs="Times New Roman"/>
+          <w:sz w:val="24"/>
+          <w:szCs w:val="24"/>
+        </w:rPr>
+        <w:t xml:space="preserve">Пул 2, доріжка «Застосунок»: Start Event (таймер) «Настав час прийому» → Service Task «Показати нагадуван</w:t>
+      </w:r>
+      <w:r>
+        <w:rPr>
+          <w:rFonts w:ascii="Times New Roman" w:hAnsi="Times New Roman" w:eastAsia="Times New Roman" w:cs="Times New Roman"/>
+          <w:sz w:val="24"/>
+          <w:szCs w:val="24"/>
+        </w:rPr>
+        <w:t xml:space="preserve">ня» → Event-based Gateway «Очікування події». Гілка 1: Intermediate Catching Event (повідомлення) «Прийом відмічено» → Service Task «Зберегти статус «Прийнято»» → XOR-шлюз (злиття) → Service Task «Оновити історію прийомів» → End Event «Прийом опрацьовано».</w:t>
+      </w:r>
+      <w:r/>
+      <w:r/>
+    </w:p>
+    <w:p>
+      <w:pPr>
+        <w:pStyle w:val="895"/>
+        <w:numPr>
+          <w:ilvl w:val="0"/>
+          <w:numId w:val="3"/>
+        </w:numPr>
+        <w:pBdr/>
+        <w:spacing w:after="120" w:before="0" w:line="276" w:lineRule="auto"/>
+        <w:ind/>
+        <w:rPr/>
+      </w:pPr>
+      <w:r>
+        <w:rPr>
+          <w:rFonts w:ascii="Times New Roman" w:hAnsi="Times New Roman" w:eastAsia="Times New Roman" w:cs="Times New Roman"/>
+          <w:sz w:val="24"/>
+          <w:szCs w:val="24"/>
+        </w:rPr>
+        <w:t xml:space="preserve">Пул 2, доріжка «Сервер»: гілка 2 від Event-based Gateway: Intermediate Catching Event (таймер) «Минув пороговий час (60 хв)» → Service Task «Позначити прийом як пропущений» → Send Task «Надіслати push-сповіщення родичу» → XOR-шлюз (злиття).</w:t>
+      </w:r>
+      <w:r/>
+      <w:r/>
+    </w:p>
+    <w:p>
+      <w:pPr>
+        <w:pStyle w:val="895"/>
+        <w:numPr>
+          <w:ilvl w:val="0"/>
+          <w:numId w:val="3"/>
+        </w:numPr>
+        <w:pBdr/>
+        <w:spacing w:after="120" w:before="0" w:line="276" w:lineRule="auto"/>
+        <w:ind/>
+        <w:rPr/>
+      </w:pPr>
+      <w:r>
+        <w:rPr>
+          <w:rFonts w:ascii="Times New Roman" w:hAnsi="Times New Roman" w:eastAsia="Times New Roman" w:cs="Times New Roman"/>
+          <w:sz w:val="24"/>
+          <w:szCs w:val="24"/>
+        </w:rPr>
+        <w:t xml:space="preserve">Пул 1, доріжка «Л</w:t>
+      </w:r>
+      <w:r>
+        <w:rPr>
+          <w:rFonts w:ascii="Times New Roman" w:hAnsi="Times New Roman" w:eastAsia="Times New Roman" w:cs="Times New Roman"/>
+          <w:sz w:val="24"/>
+          <w:szCs w:val="24"/>
+        </w:rPr>
+        <w:t xml:space="preserve">ітня людина»: Message Start Event «Отримано нагадування» → XOR-шлюз «Відреагувала на нагадування?». Гілка [Так]: User Task «Відмітити прийом одним дотиком» → XOR-шлюз (злиття). Гілка [Ні]: одразу до XOR-шлюзу (злиття) → End Event «Нагадування опрацьовано».</w:t>
+      </w:r>
+      <w:r/>
+      <w:r/>
+    </w:p>
+    <w:p>
+      <w:pPr>
+        <w:pStyle w:val="895"/>
+        <w:numPr>
+          <w:ilvl w:val="0"/>
+          <w:numId w:val="3"/>
+        </w:numPr>
+        <w:pBdr/>
+        <w:spacing w:after="120" w:before="0" w:line="276" w:lineRule="auto"/>
+        <w:ind/>
+        <w:rPr/>
+      </w:pPr>
+      <w:r>
+        <w:rPr>
+          <w:rFonts w:ascii="Times New Roman" w:hAnsi="Times New Roman" w:eastAsia="Times New Roman" w:cs="Times New Roman"/>
+          <w:sz w:val="24"/>
+          <w:szCs w:val="24"/>
+        </w:rPr>
+        <w:t xml:space="preserve">Пул 1, доріжка «Родич / опікун»: Message Start Event «Отримано сповіщення про пропуск» → User Task «Переглянути сповіщення» → User Task «Зв’язатися з літньою людиною» → User Task «З’ясувати причину пропуску» → End Event «Родича проінформовано».</w:t>
+      </w:r>
+      <w:r/>
+      <w:r/>
+    </w:p>
+    <w:p>
+      <w:pPr>
+        <w:pStyle w:val="895"/>
+        <w:numPr>
+          <w:ilvl w:val="0"/>
+          <w:numId w:val="3"/>
+        </w:numPr>
+        <w:pBdr/>
+        <w:spacing w:after="120" w:before="0" w:line="276" w:lineRule="auto"/>
+        <w:ind/>
+        <w:rPr/>
+      </w:pPr>
+      <w:r>
+        <w:rPr>
+          <w:rFonts w:ascii="Times New Roman" w:hAnsi="Times New Roman" w:eastAsia="Times New Roman" w:cs="Times New Roman"/>
+          <w:sz w:val="24"/>
+          <w:szCs w:val="24"/>
+        </w:rPr>
+        <w:t xml:space="preserve">Message Flow: «Показати нагадування» → «Отримано нагадування»; «Відмітити прийом одним дотиком» → «Прийом відмічено»; «Надіслати push-сповіщення родичу» → «Отримано сповіщення про пропуск».</w:t>
+      </w:r>
+      <w:r/>
+      <w:r/>
+    </w:p>
+    <w:p>
+      <w:pPr>
+        <w:pStyle w:val="895"/>
+        <w:numPr>
+          <w:ilvl w:val="0"/>
+          <w:numId w:val="3"/>
+        </w:numPr>
+        <w:pBdr/>
+        <w:spacing w:after="120" w:before="0" w:line="276" w:lineRule="auto"/>
+        <w:ind/>
+        <w:rPr/>
+      </w:pPr>
+      <w:r>
+        <w:rPr>
+          <w:rFonts w:ascii="Times New Roman" w:hAnsi="Times New Roman" w:eastAsia="Times New Roman" w:cs="Times New Roman"/>
+          <w:sz w:val="24"/>
+          <w:szCs w:val="24"/>
+        </w:rPr>
+        <w:t xml:space="preserve">Артефакти: Data Object «Історія прийомів» пов’язано з задачею «Оновити історію прийомів»; чотири Text Annotation пояснюють повтори нагадувань, офлайн-відмітку, поріг пропуску та зв’язок поза застосунком.</w:t>
+      </w:r>
+      <w:r/>
+      <w:r/>
+    </w:p>
+    <w:p>
+      <w:pPr>
+        <w:pStyle w:val="904"/>
+        <w:pBdr/>
+        <w:spacing/>
+        <w:ind/>
+        <w:rPr/>
+      </w:pPr>
+      <w:r>
+        <w:rPr>
+          <w:rFonts w:ascii="Times New Roman" w:hAnsi="Times New Roman" w:eastAsia="Times New Roman" w:cs="Times New Roman"/>
+          <w:lang w:val="uk-UA"/>
+        </w:rPr>
+        <w:t xml:space="preserve">7</w:t>
+      </w:r>
+      <w:r>
+        <w:rPr>
+          <w:rFonts w:ascii="Times New Roman" w:hAnsi="Times New Roman" w:eastAsia="Times New Roman" w:cs="Times New Roman"/>
+        </w:rPr>
+        <w:t xml:space="preserve">.</w:t>
+      </w:r>
+      <w:r>
+        <w:rPr>
+          <w:rFonts w:ascii="Times New Roman" w:hAnsi="Times New Roman" w:eastAsia="Times New Roman" w:cs="Times New Roman"/>
+          <w:lang w:val="uk-UA"/>
+        </w:rPr>
+        <w:t xml:space="preserve">5</w:t>
+      </w:r>
+      <w:r>
+        <w:rPr>
+          <w:rFonts w:ascii="Times New Roman" w:hAnsi="Times New Roman" w:eastAsia="Times New Roman" w:cs="Times New Roman"/>
+        </w:rPr>
+        <w:t xml:space="preserve">.</w:t>
+      </w:r>
+      <w:r>
+        <w:rPr>
+          <w:rFonts w:ascii="Times New Roman" w:hAnsi="Times New Roman" w:eastAsia="Times New Roman" w:cs="Times New Roman"/>
+          <w:lang w:val="uk-UA"/>
+        </w:rPr>
+        <w:t xml:space="preserve"> Результати ШІ-перевірки</w:t>
+      </w:r>
+      <w:r/>
+      <w:r/>
+      <w:r>
+        <w:rPr>
+          <w:rFonts w:ascii="Times New Roman" w:hAnsi="Times New Roman" w:eastAsia="Times New Roman" w:cs="Times New Roman"/>
+        </w:rPr>
+      </w:r>
+      <w:r/>
+      <w:r/>
+    </w:p>
+    <w:tbl>
+      <w:tblPr>
+        <w:tblW w:w="9638" w:type="dxa"/>
+        <w:tblBorders>
+          <w:top w:val="single" w:color="000000" w:sz="4" w:space="0"/>
+          <w:left w:val="single" w:color="000000" w:sz="4" w:space="0"/>
+          <w:bottom w:val="single" w:color="000000" w:sz="4" w:space="0"/>
+          <w:right w:val="single" w:color="000000" w:sz="4" w:space="0"/>
+          <w:insideH w:val="single" w:color="000000" w:sz="4" w:space="0"/>
+          <w:insideV w:val="single" w:color="000000" w:sz="4" w:space="0"/>
+        </w:tblBorders>
+        <w:tblLook w:val="04A0" w:firstRow="1" w:lastRow="0" w:firstColumn="1" w:lastColumn="0" w:noHBand="0" w:noVBand="1"/>
+      </w:tblPr>
+      <w:tblGrid>
+        <w:gridCol w:w="2200"/>
+        <w:gridCol w:w="4338"/>
+        <w:gridCol w:w="3100"/>
+      </w:tblGrid>
+      <w:tr>
+        <w:trPr>
+          <w:tblHeader/>
+        </w:trPr>
+        <w:tc>
+          <w:tcPr>
+            <w:shd w:val="clear" w:color="ffffff" w:fill="d5e3f0"/>
+            <w:tcBorders>
+              <w:top w:val="single" w:color="bfbfbf" w:sz="4" w:space="0"/>
+              <w:left w:val="single" w:color="bfbfbf" w:sz="4" w:space="0"/>
+              <w:bottom w:val="single" w:color="bfbfbf" w:sz="4" w:space="0"/>
+              <w:right w:val="single" w:color="bfbfbf" w:sz="4" w:space="0"/>
+            </w:tcBorders>
+            <w:tcMar>
+              <w:left w:w="120" w:type="dxa"/>
+              <w:top w:w="80" w:type="dxa"/>
+              <w:right w:w="120" w:type="dxa"/>
+              <w:bottom w:w="80" w:type="dxa"/>
+            </w:tcMar>
+            <w:tcW w:w="2200" w:type="dxa"/>
+            <w:vAlign w:val="top"/>
+            <w:textDirection w:val="lrTb"/>
+            <w:noWrap w:val="false"/>
+          </w:tcPr>
+          <w:p>
+            <w:pPr>
+              <w:pBdr/>
+              <w:spacing w:after="60" w:before="0" w:line="276" w:lineRule="auto"/>
+              <w:ind/>
+              <w:rPr/>
+            </w:pPr>
+            <w:r>
+              <w:rPr>
+                <w:rFonts w:ascii="Times New Roman" w:hAnsi="Times New Roman" w:eastAsia="Times New Roman" w:cs="Times New Roman"/>
+                <w:b/>
+                <w:bCs/>
+                <w:sz w:val="24"/>
+                <w:szCs w:val="24"/>
+              </w:rPr>
+              <w:t xml:space="preserve">Питання</w:t>
+            </w:r>
+            <w:r/>
+            <w:r/>
+          </w:p>
+        </w:tc>
+        <w:tc>
+          <w:tcPr>
+            <w:shd w:val="clear" w:color="ffffff" w:fill="d5e3f0"/>
+            <w:tcBorders>
+              <w:top w:val="single" w:color="bfbfbf" w:sz="4" w:space="0"/>
+              <w:left w:val="single" w:color="bfbfbf" w:sz="4" w:space="0"/>
+              <w:bottom w:val="single" w:color="bfbfbf" w:sz="4" w:space="0"/>
+              <w:right w:val="single" w:color="bfbfbf" w:sz="4" w:space="0"/>
+            </w:tcBorders>
+            <w:tcMar>
+              <w:left w:w="120" w:type="dxa"/>
+              <w:top w:w="80" w:type="dxa"/>
+              <w:right w:w="120" w:type="dxa"/>
+              <w:bottom w:w="80" w:type="dxa"/>
+            </w:tcMar>
+            <w:tcW w:w="4338" w:type="dxa"/>
+            <w:vAlign w:val="top"/>
+            <w:textDirection w:val="lrTb"/>
+            <w:noWrap w:val="false"/>
+          </w:tcPr>
+          <w:p>
+            <w:pPr>
+              <w:pBdr/>
+              <w:spacing w:after="60" w:before="0" w:line="276" w:lineRule="auto"/>
+              <w:ind/>
+              <w:rPr/>
+            </w:pPr>
+            <w:r>
+              <w:rPr>
+                <w:rFonts w:ascii="Times New Roman" w:hAnsi="Times New Roman" w:eastAsia="Times New Roman" w:cs="Times New Roman"/>
+                <w:b/>
+                <w:bCs/>
+                <w:sz w:val="24"/>
+                <w:szCs w:val="24"/>
+              </w:rPr>
+              <w:t xml:space="preserve">Зауваження ШІ</w:t>
+            </w:r>
+            <w:r/>
+            <w:r/>
+          </w:p>
+        </w:tc>
+        <w:tc>
+          <w:tcPr>
+            <w:shd w:val="clear" w:color="ffffff" w:fill="d5e3f0"/>
+            <w:tcBorders>
+              <w:top w:val="single" w:color="bfbfbf" w:sz="4" w:space="0"/>
+              <w:left w:val="single" w:color="bfbfbf" w:sz="4" w:space="0"/>
+              <w:bottom w:val="single" w:color="bfbfbf" w:sz="4" w:space="0"/>
+              <w:right w:val="single" w:color="bfbfbf" w:sz="4" w:space="0"/>
+            </w:tcBorders>
+            <w:tcMar>
+              <w:left w:w="120" w:type="dxa"/>
+              <w:top w:w="80" w:type="dxa"/>
+              <w:right w:w="120" w:type="dxa"/>
+              <w:bottom w:w="80" w:type="dxa"/>
+            </w:tcMar>
+            <w:tcW w:w="3100" w:type="dxa"/>
+            <w:vAlign w:val="top"/>
+            <w:textDirection w:val="lrTb"/>
+            <w:noWrap w:val="false"/>
+          </w:tcPr>
+          <w:p>
+            <w:pPr>
+              <w:pBdr/>
+              <w:spacing w:after="60" w:before="0" w:line="276" w:lineRule="auto"/>
+              <w:ind/>
+              <w:rPr/>
+            </w:pPr>
+            <w:r>
+              <w:rPr>
+                <w:rFonts w:ascii="Times New Roman" w:hAnsi="Times New Roman" w:eastAsia="Times New Roman" w:cs="Times New Roman"/>
+                <w:b/>
+                <w:bCs/>
+                <w:sz w:val="24"/>
+                <w:szCs w:val="24"/>
+              </w:rPr>
+              <w:t xml:space="preserve">Рішення</w:t>
+            </w:r>
+            <w:r/>
+            <w:r/>
+          </w:p>
+        </w:tc>
+      </w:tr>
+      <w:tr>
+        <w:trPr>
+          <w:cantSplit/>
+        </w:trPr>
+        <w:tc>
+          <w:tcPr>
+            <w:tcBorders>
+              <w:top w:val="single" w:color="bfbfbf" w:sz="4" w:space="0"/>
+              <w:left w:val="single" w:color="bfbfbf" w:sz="4" w:space="0"/>
+              <w:bottom w:val="single" w:color="bfbfbf" w:sz="4" w:space="0"/>
+              <w:right w:val="single" w:color="bfbfbf" w:sz="4" w:space="0"/>
+            </w:tcBorders>
+            <w:tcMar>
+              <w:left w:w="120" w:type="dxa"/>
+              <w:top w:w="80" w:type="dxa"/>
+              <w:right w:w="120" w:type="dxa"/>
+              <w:bottom w:w="80" w:type="dxa"/>
+            </w:tcMar>
+            <w:tcW w:w="2200" w:type="dxa"/>
+            <w:vAlign w:val="top"/>
+            <w:textDirection w:val="lrTb"/>
+            <w:noWrap w:val="false"/>
+          </w:tcPr>
+          <w:p>
+            <w:pPr>
+              <w:pBdr/>
+              <w:spacing w:after="60" w:before="0" w:line="276" w:lineRule="auto"/>
+              <w:ind/>
+              <w:rPr/>
+            </w:pPr>
+            <w:r>
+              <w:rPr>
+                <w:rFonts w:ascii="Times New Roman" w:hAnsi="Times New Roman" w:eastAsia="Times New Roman" w:cs="Times New Roman"/>
+                <w:sz w:val="24"/>
+                <w:szCs w:val="24"/>
+              </w:rPr>
+              <w:t xml:space="preserve">1. Чи коректно використані типи шлюзів?</w:t>
+            </w:r>
+            <w:r/>
+            <w:r/>
+          </w:p>
+        </w:tc>
+        <w:tc>
+          <w:tcPr>
+            <w:tcBorders>
+              <w:top w:val="single" w:color="bfbfbf" w:sz="4" w:space="0"/>
+              <w:left w:val="single" w:color="bfbfbf" w:sz="4" w:space="0"/>
+              <w:bottom w:val="single" w:color="bfbfbf" w:sz="4" w:space="0"/>
+              <w:right w:val="single" w:color="bfbfbf" w:sz="4" w:space="0"/>
+            </w:tcBorders>
+            <w:tcMar>
+              <w:left w:w="120" w:type="dxa"/>
+              <w:top w:w="80" w:type="dxa"/>
+              <w:right w:w="120" w:type="dxa"/>
+              <w:bottom w:w="80" w:type="dxa"/>
+            </w:tcMar>
+            <w:tcW w:w="4338" w:type="dxa"/>
+            <w:vAlign w:val="top"/>
+            <w:textDirection w:val="lrTb"/>
+            <w:noWrap w:val="false"/>
+          </w:tcPr>
+          <w:p>
+            <w:pPr>
+              <w:pBdr/>
+              <w:spacing w:after="60" w:before="0" w:line="276" w:lineRule="auto"/>
+              <w:ind/>
+              <w:rPr/>
+            </w:pPr>
+            <w:r>
+              <w:rPr>
+                <w:rFonts w:ascii="Times New Roman" w:hAnsi="Times New Roman" w:eastAsia="Times New Roman" w:cs="Times New Roman"/>
+                <w:sz w:val="24"/>
+                <w:szCs w:val="24"/>
+              </w:rPr>
+              <w:t xml:space="preserve">XOR-шлюз «Відреагувала на нагадування?» має умови «Так / Ні», щ</w:t>
+            </w:r>
+            <w:r>
+              <w:rPr>
+                <w:rFonts w:ascii="Times New Roman" w:hAnsi="Times New Roman" w:eastAsia="Times New Roman" w:cs="Times New Roman"/>
+                <w:sz w:val="24"/>
+                <w:szCs w:val="24"/>
+              </w:rPr>
+              <w:t xml:space="preserve">о взаємовиключаються, і відповідне злиття. Event-based шлюз після нагадування підходить для очікування однієї з двох подій (повідомлення про відмітку або таймер), а злиття гілок виконує XOR-шлюз. AND і OR не потрібні, бо паралельної роботи в процесі немає.</w:t>
+            </w:r>
+            <w:r/>
+            <w:r/>
+          </w:p>
+        </w:tc>
+        <w:tc>
+          <w:tcPr>
+            <w:tcBorders>
+              <w:top w:val="single" w:color="bfbfbf" w:sz="4" w:space="0"/>
+              <w:left w:val="single" w:color="bfbfbf" w:sz="4" w:space="0"/>
+              <w:bottom w:val="single" w:color="bfbfbf" w:sz="4" w:space="0"/>
+              <w:right w:val="single" w:color="bfbfbf" w:sz="4" w:space="0"/>
+            </w:tcBorders>
+            <w:tcMar>
+              <w:left w:w="120" w:type="dxa"/>
+              <w:top w:w="80" w:type="dxa"/>
+              <w:right w:w="120" w:type="dxa"/>
+              <w:bottom w:w="80" w:type="dxa"/>
+            </w:tcMar>
+            <w:tcW w:w="3100" w:type="dxa"/>
+            <w:vAlign w:val="top"/>
+            <w:textDirection w:val="lrTb"/>
+            <w:noWrap w:val="false"/>
+          </w:tcPr>
+          <w:p>
+            <w:pPr>
+              <w:pBdr/>
+              <w:spacing w:after="60" w:before="0" w:line="276" w:lineRule="auto"/>
+              <w:ind/>
+              <w:rPr/>
+            </w:pPr>
+            <w:r>
+              <w:rPr>
+                <w:rFonts w:ascii="Times New Roman" w:hAnsi="Times New Roman" w:eastAsia="Times New Roman" w:cs="Times New Roman"/>
+                <w:sz w:val="24"/>
+                <w:szCs w:val="24"/>
+              </w:rPr>
+              <w:t xml:space="preserve">Прийнято без змін. На діаграмі підписано шлюз «Очікування події».</w:t>
+            </w:r>
+            <w:r/>
+            <w:r/>
+          </w:p>
+        </w:tc>
+      </w:tr>
+      <w:tr>
+        <w:trPr>
+          <w:cantSplit/>
+        </w:trPr>
+        <w:tc>
+          <w:tcPr>
+            <w:tcBorders>
+              <w:top w:val="single" w:color="bfbfbf" w:sz="4" w:space="0"/>
+              <w:left w:val="single" w:color="bfbfbf" w:sz="4" w:space="0"/>
+              <w:bottom w:val="single" w:color="bfbfbf" w:sz="4" w:space="0"/>
+              <w:right w:val="single" w:color="bfbfbf" w:sz="4" w:space="0"/>
+            </w:tcBorders>
+            <w:tcMar>
+              <w:left w:w="120" w:type="dxa"/>
+              <w:top w:w="80" w:type="dxa"/>
+              <w:right w:w="120" w:type="dxa"/>
+              <w:bottom w:w="80" w:type="dxa"/>
+            </w:tcMar>
+            <w:tcW w:w="2200" w:type="dxa"/>
+            <w:vAlign w:val="top"/>
+            <w:textDirection w:val="lrTb"/>
+            <w:noWrap w:val="false"/>
+          </w:tcPr>
+          <w:p>
+            <w:pPr>
+              <w:pBdr/>
+              <w:spacing w:after="60" w:before="0" w:line="276" w:lineRule="auto"/>
+              <w:ind/>
+              <w:rPr/>
+            </w:pPr>
+            <w:r>
+              <w:rPr>
+                <w:rFonts w:ascii="Times New Roman" w:hAnsi="Times New Roman" w:eastAsia="Times New Roman" w:cs="Times New Roman"/>
+                <w:sz w:val="24"/>
+                <w:szCs w:val="24"/>
+              </w:rPr>
+              <w:t xml:space="preserve">2. Чи всі альтернативні сценарії враховані?</w:t>
+            </w:r>
+            <w:r/>
+            <w:r/>
+          </w:p>
+        </w:tc>
+        <w:tc>
+          <w:tcPr>
+            <w:tcBorders>
+              <w:top w:val="single" w:color="bfbfbf" w:sz="4" w:space="0"/>
+              <w:left w:val="single" w:color="bfbfbf" w:sz="4" w:space="0"/>
+              <w:bottom w:val="single" w:color="bfbfbf" w:sz="4" w:space="0"/>
+              <w:right w:val="single" w:color="bfbfbf" w:sz="4" w:space="0"/>
+            </w:tcBorders>
+            <w:tcMar>
+              <w:left w:w="120" w:type="dxa"/>
+              <w:top w:w="80" w:type="dxa"/>
+              <w:right w:w="120" w:type="dxa"/>
+              <w:bottom w:w="80" w:type="dxa"/>
+            </w:tcMar>
+            <w:tcW w:w="4338" w:type="dxa"/>
+            <w:vAlign w:val="top"/>
+            <w:textDirection w:val="lrTb"/>
+            <w:noWrap w:val="false"/>
+          </w:tcPr>
+          <w:p>
+            <w:pPr>
+              <w:pBdr/>
+              <w:spacing w:after="60" w:before="0" w:line="276" w:lineRule="auto"/>
+              <w:ind/>
+              <w:rPr/>
+            </w:pPr>
+            <w:r>
+              <w:rPr>
+                <w:rFonts w:ascii="Times New Roman" w:hAnsi="Times New Roman" w:eastAsia="Times New Roman" w:cs="Times New Roman"/>
+                <w:sz w:val="24"/>
+                <w:szCs w:val="24"/>
+              </w:rPr>
+              <w:t xml:space="preserve">Вр</w:t>
+            </w:r>
+            <w:r>
+              <w:rPr>
+                <w:rFonts w:ascii="Times New Roman" w:hAnsi="Times New Roman" w:eastAsia="Times New Roman" w:cs="Times New Roman"/>
+                <w:sz w:val="24"/>
+                <w:szCs w:val="24"/>
+              </w:rPr>
+              <w:t xml:space="preserve">аховано: літня людина не реагує (пропуск і сповіщення родича) та офлайн-відмітка (анотація). Не показано: відкладення нагадування, недоставлений push-сповіщення (немає мережі в родича), сценарій, коли родич не може зв’язатися з літньою людиною (ескалація).</w:t>
+            </w:r>
+            <w:r/>
+            <w:r/>
+          </w:p>
+        </w:tc>
+        <w:tc>
+          <w:tcPr>
+            <w:tcBorders>
+              <w:top w:val="single" w:color="bfbfbf" w:sz="4" w:space="0"/>
+              <w:left w:val="single" w:color="bfbfbf" w:sz="4" w:space="0"/>
+              <w:bottom w:val="single" w:color="bfbfbf" w:sz="4" w:space="0"/>
+              <w:right w:val="single" w:color="bfbfbf" w:sz="4" w:space="0"/>
+            </w:tcBorders>
+            <w:tcMar>
+              <w:left w:w="120" w:type="dxa"/>
+              <w:top w:w="80" w:type="dxa"/>
+              <w:right w:w="120" w:type="dxa"/>
+              <w:bottom w:w="80" w:type="dxa"/>
+            </w:tcMar>
+            <w:tcW w:w="3100" w:type="dxa"/>
+            <w:vAlign w:val="top"/>
+            <w:textDirection w:val="lrTb"/>
+            <w:noWrap w:val="false"/>
+          </w:tcPr>
+          <w:p>
+            <w:pPr>
+              <w:pBdr/>
+              <w:spacing w:after="60" w:before="0" w:line="276" w:lineRule="auto"/>
+              <w:ind/>
+              <w:rPr/>
+            </w:pPr>
+            <w:r>
+              <w:rPr>
+                <w:rFonts w:ascii="Times New Roman" w:hAnsi="Times New Roman" w:eastAsia="Times New Roman" w:cs="Times New Roman"/>
+                <w:sz w:val="24"/>
+                <w:szCs w:val="24"/>
+              </w:rPr>
+              <w:t xml:space="preserve">Для першої діаграми не ускладнюємо. Відкладення та недоставлене сповіщення залишено як кандидати для наступної версії; пізню відмітку вже покриває вимога про виправлення статусу при синхронізації.</w:t>
+            </w:r>
+            <w:r/>
+            <w:r/>
+          </w:p>
+        </w:tc>
+      </w:tr>
+      <w:tr>
+        <w:trPr>
+          <w:cantSplit/>
+        </w:trPr>
+        <w:tc>
+          <w:tcPr>
+            <w:tcBorders>
+              <w:top w:val="single" w:color="bfbfbf" w:sz="4" w:space="0"/>
+              <w:left w:val="single" w:color="bfbfbf" w:sz="4" w:space="0"/>
+              <w:bottom w:val="single" w:color="bfbfbf" w:sz="4" w:space="0"/>
+              <w:right w:val="single" w:color="bfbfbf" w:sz="4" w:space="0"/>
+            </w:tcBorders>
+            <w:tcMar>
+              <w:left w:w="120" w:type="dxa"/>
+              <w:top w:w="80" w:type="dxa"/>
+              <w:right w:w="120" w:type="dxa"/>
+              <w:bottom w:w="80" w:type="dxa"/>
+            </w:tcMar>
+            <w:tcW w:w="2200" w:type="dxa"/>
+            <w:vAlign w:val="top"/>
+            <w:textDirection w:val="lrTb"/>
+            <w:noWrap w:val="false"/>
+          </w:tcPr>
+          <w:p>
+            <w:pPr>
+              <w:pBdr/>
+              <w:spacing w:after="60" w:before="0" w:line="276" w:lineRule="auto"/>
+              <w:ind/>
+              <w:rPr/>
+            </w:pPr>
+            <w:r>
+              <w:rPr>
+                <w:rFonts w:ascii="Times New Roman" w:hAnsi="Times New Roman" w:eastAsia="Times New Roman" w:cs="Times New Roman"/>
+                <w:sz w:val="24"/>
+                <w:szCs w:val="24"/>
+              </w:rPr>
+              <w:t xml:space="preserve">3. Чи є ізольовані елементи або логічні помилки?</w:t>
+            </w:r>
+            <w:r/>
+            <w:r/>
+          </w:p>
+        </w:tc>
+        <w:tc>
+          <w:tcPr>
+            <w:tcBorders>
+              <w:top w:val="single" w:color="bfbfbf" w:sz="4" w:space="0"/>
+              <w:left w:val="single" w:color="bfbfbf" w:sz="4" w:space="0"/>
+              <w:bottom w:val="single" w:color="bfbfbf" w:sz="4" w:space="0"/>
+              <w:right w:val="single" w:color="bfbfbf" w:sz="4" w:space="0"/>
+            </w:tcBorders>
+            <w:tcMar>
+              <w:left w:w="120" w:type="dxa"/>
+              <w:top w:w="80" w:type="dxa"/>
+              <w:right w:w="120" w:type="dxa"/>
+              <w:bottom w:w="80" w:type="dxa"/>
+            </w:tcMar>
+            <w:tcW w:w="4338" w:type="dxa"/>
+            <w:vAlign w:val="top"/>
+            <w:textDirection w:val="lrTb"/>
+            <w:noWrap w:val="false"/>
+          </w:tcPr>
+          <w:p>
+            <w:pPr>
+              <w:pBdr/>
+              <w:spacing w:after="60" w:before="0" w:line="276" w:lineRule="auto"/>
+              <w:ind/>
+              <w:rPr/>
+            </w:pPr>
+            <w:r>
+              <w:rPr>
+                <w:rFonts w:ascii="Times New Roman" w:hAnsi="Times New Roman" w:eastAsia="Times New Roman" w:cs="Times New Roman"/>
+                <w:sz w:val="24"/>
+                <w:szCs w:val="24"/>
+              </w:rPr>
+              <w:t xml:space="preserve">Ізольованих елементів немає: кожен елемент має вхід і вихід, кожен пул має Start і End Event, розгалужень і злиттів по два. Зауваження: процеси літньої людини й родича стартують за повідомленнями від системи, тому в пулі «Родина» два незалежні потоки.</w:t>
+            </w:r>
+            <w:r/>
+            <w:r/>
+          </w:p>
+        </w:tc>
+        <w:tc>
+          <w:tcPr>
+            <w:tcBorders>
+              <w:top w:val="single" w:color="bfbfbf" w:sz="4" w:space="0"/>
+              <w:left w:val="single" w:color="bfbfbf" w:sz="4" w:space="0"/>
+              <w:bottom w:val="single" w:color="bfbfbf" w:sz="4" w:space="0"/>
+              <w:right w:val="single" w:color="bfbfbf" w:sz="4" w:space="0"/>
+            </w:tcBorders>
+            <w:tcMar>
+              <w:left w:w="120" w:type="dxa"/>
+              <w:top w:w="80" w:type="dxa"/>
+              <w:right w:w="120" w:type="dxa"/>
+              <w:bottom w:w="80" w:type="dxa"/>
+            </w:tcMar>
+            <w:tcW w:w="3100" w:type="dxa"/>
+            <w:vAlign w:val="top"/>
+            <w:textDirection w:val="lrTb"/>
+            <w:noWrap w:val="false"/>
+          </w:tcPr>
+          <w:p>
+            <w:pPr>
+              <w:pBdr/>
+              <w:spacing w:after="60" w:before="0" w:line="276" w:lineRule="auto"/>
+              <w:ind/>
+              <w:rPr/>
+            </w:pPr>
+            <w:r>
+              <w:rPr>
+                <w:rFonts w:ascii="Times New Roman" w:hAnsi="Times New Roman" w:eastAsia="Times New Roman" w:cs="Times New Roman"/>
+                <w:sz w:val="24"/>
+                <w:szCs w:val="24"/>
+              </w:rPr>
+              <w:t xml:space="preserve">Прийнято. Родину залишено одним пулом з двома доріжками, бо завдання рекомендує 1–2 пули. Для суворішого BPMN родича можна винести в окремий пул.</w:t>
+            </w:r>
+            <w:r/>
+            <w:r/>
+          </w:p>
+        </w:tc>
+      </w:tr>
+      <w:tr>
+        <w:trPr>
+          <w:cantSplit/>
+        </w:trPr>
+        <w:tc>
+          <w:tcPr>
+            <w:tcBorders>
+              <w:top w:val="single" w:color="bfbfbf" w:sz="4" w:space="0"/>
+              <w:left w:val="single" w:color="bfbfbf" w:sz="4" w:space="0"/>
+              <w:bottom w:val="single" w:color="bfbfbf" w:sz="4" w:space="0"/>
+              <w:right w:val="single" w:color="bfbfbf" w:sz="4" w:space="0"/>
+            </w:tcBorders>
+            <w:tcMar>
+              <w:left w:w="120" w:type="dxa"/>
+              <w:top w:w="80" w:type="dxa"/>
+              <w:right w:w="120" w:type="dxa"/>
+              <w:bottom w:w="80" w:type="dxa"/>
+            </w:tcMar>
+            <w:tcW w:w="2200" w:type="dxa"/>
+            <w:vAlign w:val="top"/>
+            <w:textDirection w:val="lrTb"/>
+            <w:noWrap w:val="false"/>
+          </w:tcPr>
+          <w:p>
+            <w:pPr>
+              <w:pBdr/>
+              <w:spacing w:after="60" w:before="0" w:line="276" w:lineRule="auto"/>
+              <w:ind/>
+              <w:rPr/>
+            </w:pPr>
+            <w:r>
+              <w:rPr>
+                <w:rFonts w:ascii="Times New Roman" w:hAnsi="Times New Roman" w:eastAsia="Times New Roman" w:cs="Times New Roman"/>
+                <w:sz w:val="24"/>
+                <w:szCs w:val="24"/>
+              </w:rPr>
+              <w:t xml:space="preserve">4. Що можна спростити або покращити?</w:t>
+            </w:r>
+            <w:r/>
+            <w:r/>
+          </w:p>
+        </w:tc>
+        <w:tc>
+          <w:tcPr>
+            <w:tcBorders>
+              <w:top w:val="single" w:color="bfbfbf" w:sz="4" w:space="0"/>
+              <w:left w:val="single" w:color="bfbfbf" w:sz="4" w:space="0"/>
+              <w:bottom w:val="single" w:color="bfbfbf" w:sz="4" w:space="0"/>
+              <w:right w:val="single" w:color="bfbfbf" w:sz="4" w:space="0"/>
+            </w:tcBorders>
+            <w:tcMar>
+              <w:left w:w="120" w:type="dxa"/>
+              <w:top w:w="80" w:type="dxa"/>
+              <w:right w:w="120" w:type="dxa"/>
+              <w:bottom w:w="80" w:type="dxa"/>
+            </w:tcMar>
+            <w:tcW w:w="4338" w:type="dxa"/>
+            <w:vAlign w:val="top"/>
+            <w:textDirection w:val="lrTb"/>
+            <w:noWrap w:val="false"/>
+          </w:tcPr>
+          <w:p>
+            <w:pPr>
+              <w:pBdr/>
+              <w:spacing w:after="60" w:before="0" w:line="276" w:lineRule="auto"/>
+              <w:ind/>
+              <w:rPr/>
+            </w:pPr>
+            <w:r>
+              <w:rPr>
+                <w:rFonts w:ascii="Times New Roman" w:hAnsi="Times New Roman" w:eastAsia="Times New Roman" w:cs="Times New Roman"/>
+                <w:sz w:val="24"/>
+                <w:szCs w:val="24"/>
+              </w:rPr>
+              <w:t xml:space="preserve">Можна об’єднати «Зв’язатися з літньою людиною» та «З’ясувати причину пропуску» в одну задачу; задачі «Зберегти статус» та «Оновити історію» схожі за змістом.</w:t>
+            </w:r>
+            <w:r/>
+            <w:r/>
+          </w:p>
+        </w:tc>
+        <w:tc>
+          <w:tcPr>
+            <w:tcBorders>
+              <w:top w:val="single" w:color="bfbfbf" w:sz="4" w:space="0"/>
+              <w:left w:val="single" w:color="bfbfbf" w:sz="4" w:space="0"/>
+              <w:bottom w:val="single" w:color="bfbfbf" w:sz="4" w:space="0"/>
+              <w:right w:val="single" w:color="bfbfbf" w:sz="4" w:space="0"/>
+            </w:tcBorders>
+            <w:tcMar>
+              <w:left w:w="120" w:type="dxa"/>
+              <w:top w:w="80" w:type="dxa"/>
+              <w:right w:w="120" w:type="dxa"/>
+              <w:bottom w:w="80" w:type="dxa"/>
+            </w:tcMar>
+            <w:tcW w:w="3100" w:type="dxa"/>
+            <w:vAlign w:val="top"/>
+            <w:textDirection w:val="lrTb"/>
+            <w:noWrap w:val="false"/>
+          </w:tcPr>
+          <w:p>
+            <w:pPr>
+              <w:pBdr/>
+              <w:spacing w:after="60" w:before="0" w:line="276" w:lineRule="auto"/>
+              <w:ind/>
+              <w:rPr/>
+            </w:pPr>
+            <w:r>
+              <w:rPr>
+                <w:rFonts w:ascii="Times New Roman" w:hAnsi="Times New Roman" w:eastAsia="Times New Roman" w:cs="Times New Roman"/>
+                <w:sz w:val="24"/>
+                <w:szCs w:val="24"/>
+              </w:rPr>
+              <w:t xml:space="preserve">Залишено окремо: перша пара показує різні дії родича, а друга розрізняє збереження на пристрої та оновлення історії після синхронізації.</w:t>
+            </w:r>
+            <w:r/>
+            <w:r/>
+          </w:p>
+        </w:tc>
+      </w:tr>
+    </w:tbl>
+    <w:p>
+      <w:pPr>
+        <w:pStyle w:val="904"/>
+        <w:pBdr/>
+        <w:spacing/>
+        <w:ind/>
+        <w:rPr/>
+      </w:pPr>
+      <w:r>
+        <w:rPr>
+          <w:rFonts w:ascii="Times New Roman" w:hAnsi="Times New Roman" w:eastAsia="Times New Roman" w:cs="Times New Roman"/>
+          <w:lang w:val="uk-UA"/>
+        </w:rPr>
+        <w:t xml:space="preserve">7</w:t>
+      </w:r>
+      <w:r>
+        <w:rPr>
+          <w:rFonts w:ascii="Times New Roman" w:hAnsi="Times New Roman" w:eastAsia="Times New Roman" w:cs="Times New Roman"/>
+        </w:rPr>
+        <w:t xml:space="preserve">.</w:t>
+      </w:r>
+      <w:r>
+        <w:rPr>
+          <w:rFonts w:ascii="Times New Roman" w:hAnsi="Times New Roman" w:eastAsia="Times New Roman" w:cs="Times New Roman"/>
+          <w:lang w:val="uk-UA"/>
+        </w:rPr>
+        <w:t xml:space="preserve">6</w:t>
+      </w:r>
+      <w:r>
+        <w:rPr>
+          <w:rFonts w:ascii="Times New Roman" w:hAnsi="Times New Roman" w:eastAsia="Times New Roman" w:cs="Times New Roman"/>
+        </w:rPr>
+        <w:t xml:space="preserve">. </w:t>
+      </w:r>
+      <w:r>
+        <w:rPr>
+          <w:rFonts w:ascii="Times New Roman" w:hAnsi="Times New Roman" w:eastAsia="Times New Roman" w:cs="Times New Roman"/>
+          <w:lang w:val="uk-UA"/>
+        </w:rPr>
+        <w:t xml:space="preserve">Файли та посилання</w:t>
+      </w:r>
+      <w:r/>
+      <w:r>
+        <w:rPr>
+          <w:rFonts w:ascii="Times New Roman" w:hAnsi="Times New Roman" w:eastAsia="Times New Roman" w:cs="Times New Roman"/>
+        </w:rPr>
+      </w:r>
+      <w:r/>
+      <w:r/>
+    </w:p>
+    <w:p>
+      <w:pPr>
+        <w:pStyle w:val="895"/>
+        <w:numPr>
+          <w:ilvl w:val="0"/>
+          <w:numId w:val="3"/>
+        </w:numPr>
+        <w:pBdr/>
+        <w:spacing w:after="120" w:before="0" w:line="276" w:lineRule="auto"/>
+        <w:ind/>
+        <w:rPr/>
+      </w:pPr>
+      <w:r>
+        <w:rPr>
+          <w:rFonts w:ascii="Times New Roman" w:hAnsi="Times New Roman" w:eastAsia="Times New Roman" w:cs="Times New Roman"/>
+          <w:sz w:val="24"/>
+          <w:szCs w:val="24"/>
+        </w:rPr>
+        <w:t xml:space="preserve">docs/diagrams/bpmn_process.drawio - редагована діаграма (відкривається на app.diagrams.net).</w:t>
+      </w:r>
+      <w:r/>
+      <w:r/>
+    </w:p>
+    <w:p>
+      <w:pPr>
+        <w:pStyle w:val="895"/>
+        <w:numPr>
+          <w:ilvl w:val="0"/>
+          <w:numId w:val="3"/>
+        </w:numPr>
+        <w:pBdr/>
+        <w:spacing w:after="120" w:before="0" w:line="276" w:lineRule="auto"/>
+        <w:ind/>
+        <w:rPr/>
+      </w:pPr>
+      <w:r>
+        <w:rPr>
+          <w:rFonts w:ascii="Times New Roman" w:hAnsi="Times New Roman" w:eastAsia="Times New Roman" w:cs="Times New Roman"/>
+          <w:sz w:val="24"/>
+          <w:szCs w:val="24"/>
+        </w:rPr>
+        <w:t xml:space="preserve">docs/diagrams/bpmn_process.png та docs/diagrams/bpmn_process.svg - експорт для документації.</w:t>
+      </w:r>
+      <w:r/>
+      <w:r/>
+    </w:p>
+    <w:p>
+      <w:pPr>
+        <w:pBdr/>
+        <w:spacing w:after="120" w:before="0" w:line="276" w:lineRule="auto"/>
+        <w:ind w:firstLine="0" w:left="360"/>
+        <w:rPr/>
+      </w:pPr>
+      <w:r>
+        <w:rPr>
+          <w:rFonts w:ascii="Times New Roman" w:hAnsi="Times New Roman" w:eastAsia="Times New Roman" w:cs="Times New Roman"/>
+          <w:sz w:val="24"/>
+          <w:szCs w:val="24"/>
+        </w:rPr>
+      </w:r>
+      <w:r/>
+      <w:r/>
+    </w:p>
+    <w:p>
+      <w:pPr>
+        <w:pBdr/>
+        <w:spacing/>
+        <w:ind/>
+        <w:rPr/>
+      </w:pPr>
+      <w:r/>
+      <w:r/>
+    </w:p>
     <w:sectPr>
       <w:footerReference w:type="default" r:id="rId9"/>
       <w:footnotePr/>
@@ -17614,7 +19889,6 @@
         <w:ind/>
         <w:rPr/>
       </w:pPr>
-      <w:r/>
       <w:r>
         <w:separator/>
       </w:r>
@@ -17629,7 +19903,6 @@
         <w:ind/>
         <w:rPr/>
       </w:pPr>
-      <w:r/>
       <w:r>
         <w:continuationSeparator/>
       </w:r>
@@ -17672,7 +19945,6 @@
         <w:ind/>
         <w:rPr/>
       </w:pPr>
-      <w:r/>
       <w:r>
         <w:separator/>
       </w:r>
@@ -17687,7 +19959,6 @@
         <w:ind/>
         <w:rPr/>
       </w:pPr>
-      <w:r/>
       <w:r>
         <w:continuationSeparator/>
       </w:r>
@@ -17955,6 +20226,134 @@
       <w:suff w:val="tab"/>
     </w:lvl>
   </w:abstractNum>
+  <w:abstractNum w:abstractNumId="2">
+    <w:lvl w:ilvl="0">
+      <w:isLgl w:val="false"/>
+      <w:lvlJc w:val="left"/>
+      <w:lvlText w:val="•"/>
+      <w:numFmt w:val="bullet"/>
+      <w:pPr>
+        <w:pBdr/>
+        <w:spacing/>
+        <w:ind w:hanging="240" w:left="709"/>
+      </w:pPr>
+      <w:rPr/>
+      <w:start w:val="1"/>
+      <w:suff w:val="tab"/>
+    </w:lvl>
+    <w:lvl w:ilvl="1">
+      <w:isLgl w:val="false"/>
+      <w:lvlJc w:val="left"/>
+      <w:lvlText w:val=""/>
+      <w:numFmt w:val="bullet"/>
+      <w:pPr>
+        <w:pBdr/>
+        <w:spacing/>
+        <w:ind w:left="349"/>
+      </w:pPr>
+      <w:rPr/>
+      <w:start w:val="0"/>
+      <w:suff w:val="tab"/>
+    </w:lvl>
+    <w:lvl w:ilvl="2">
+      <w:isLgl w:val="false"/>
+      <w:lvlJc w:val="left"/>
+      <w:lvlText w:val=""/>
+      <w:numFmt w:val="bullet"/>
+      <w:pPr>
+        <w:pBdr/>
+        <w:spacing/>
+        <w:ind w:left="349"/>
+      </w:pPr>
+      <w:rPr/>
+      <w:start w:val="0"/>
+      <w:suff w:val="tab"/>
+    </w:lvl>
+    <w:lvl w:ilvl="3">
+      <w:isLgl w:val="false"/>
+      <w:lvlJc w:val="left"/>
+      <w:lvlText w:val=""/>
+      <w:numFmt w:val="bullet"/>
+      <w:pPr>
+        <w:pBdr/>
+        <w:spacing/>
+        <w:ind w:left="349"/>
+      </w:pPr>
+      <w:rPr/>
+      <w:start w:val="0"/>
+      <w:suff w:val="tab"/>
+    </w:lvl>
+    <w:lvl w:ilvl="4">
+      <w:isLgl w:val="false"/>
+      <w:lvlJc w:val="left"/>
+      <w:lvlText w:val=""/>
+      <w:numFmt w:val="bullet"/>
+      <w:pPr>
+        <w:pBdr/>
+        <w:spacing/>
+        <w:ind w:left="349"/>
+      </w:pPr>
+      <w:rPr/>
+      <w:start w:val="0"/>
+      <w:suff w:val="tab"/>
+    </w:lvl>
+    <w:lvl w:ilvl="5">
+      <w:isLgl w:val="false"/>
+      <w:lvlJc w:val="left"/>
+      <w:lvlText w:val=""/>
+      <w:numFmt w:val="bullet"/>
+      <w:pPr>
+        <w:pBdr/>
+        <w:spacing/>
+        <w:ind w:left="349"/>
+      </w:pPr>
+      <w:rPr/>
+      <w:start w:val="0"/>
+      <w:suff w:val="tab"/>
+    </w:lvl>
+    <w:lvl w:ilvl="6">
+      <w:isLgl w:val="false"/>
+      <w:lvlJc w:val="left"/>
+      <w:lvlText w:val=""/>
+      <w:numFmt w:val="bullet"/>
+      <w:pPr>
+        <w:pBdr/>
+        <w:spacing/>
+        <w:ind w:left="349"/>
+      </w:pPr>
+      <w:rPr/>
+      <w:start w:val="0"/>
+      <w:suff w:val="tab"/>
+    </w:lvl>
+    <w:lvl w:ilvl="7">
+      <w:isLgl w:val="false"/>
+      <w:lvlJc w:val="left"/>
+      <w:lvlText w:val=""/>
+      <w:numFmt w:val="bullet"/>
+      <w:pPr>
+        <w:pBdr/>
+        <w:spacing/>
+        <w:ind w:left="349"/>
+      </w:pPr>
+      <w:rPr/>
+      <w:start w:val="0"/>
+      <w:suff w:val="tab"/>
+    </w:lvl>
+    <w:lvl w:ilvl="8">
+      <w:isLgl w:val="false"/>
+      <w:lvlJc w:val="left"/>
+      <w:lvlText w:val=""/>
+      <w:numFmt w:val="bullet"/>
+      <w:pPr>
+        <w:pBdr/>
+        <w:spacing/>
+        <w:ind w:left="349"/>
+      </w:pPr>
+      <w:rPr/>
+      <w:start w:val="0"/>
+      <w:suff w:val="tab"/>
+    </w:lvl>
+  </w:abstractNum>
   <w:num w:numId="1">
     <w:abstractNumId w:val="0"/>
     <w:lvlOverride w:ilvl="0">
@@ -17963,6 +20362,12 @@
   </w:num>
   <w:num w:numId="2">
     <w:abstractNumId w:val="1"/>
+    <w:lvlOverride w:ilvl="0">
+      <w:startOverride w:val="1"/>
+    </w:lvlOverride>
+  </w:num>
+  <w:num w:numId="3">
+    <w:abstractNumId w:val="2"/>
     <w:lvlOverride w:ilvl="0">
       <w:startOverride w:val="1"/>
     </w:lvlOverride>
@@ -18126,7 +20531,7 @@
     <w:lsdException w:name="Bibliography" w:uiPriority="37"/>
     <w:lsdException w:name="TOC Heading" w:uiPriority="39" w:qFormat="1"/>
   </w:latentStyles>
-  <w:style w:type="table" w:styleId="11" w:default="1">
+  <w:style w:type="table" w:styleId="715" w:default="1">
     <w:name w:val="Normal Table"/>
     <w:uiPriority w:val="99"/>
     <w:semiHidden/>
@@ -18319,9 +20724,9 @@
       </w:tcPr>
     </w:tblStylePr>
   </w:style>
-  <w:style w:type="table" w:styleId="12">
+  <w:style w:type="table" w:styleId="716">
     <w:name w:val="Table Grid"/>
-    <w:basedOn w:val="11"/>
+    <w:basedOn w:val="715"/>
     <w:uiPriority w:val="59"/>
     <w:pPr>
       <w:pBdr/>
@@ -18518,9 +20923,9 @@
       </w:tcPr>
     </w:tblStylePr>
   </w:style>
-  <w:style w:type="table" w:styleId="13">
+  <w:style w:type="table" w:styleId="717">
     <w:name w:val="Table Grid Light"/>
-    <w:basedOn w:val="11"/>
+    <w:basedOn w:val="715"/>
     <w:uiPriority w:val="59"/>
     <w:pPr>
       <w:pBdr/>
@@ -18717,9 +21122,9 @@
       </w:tcPr>
     </w:tblStylePr>
   </w:style>
-  <w:style w:type="table" w:styleId="14">
+  <w:style w:type="table" w:styleId="718">
     <w:name w:val="Plain Table 1"/>
-    <w:basedOn w:val="11"/>
+    <w:basedOn w:val="715"/>
     <w:uiPriority w:val="59"/>
     <w:pPr>
       <w:pBdr/>
@@ -18942,9 +21347,9 @@
       </w:tcPr>
     </w:tblStylePr>
   </w:style>
-  <w:style w:type="table" w:styleId="15">
+  <w:style w:type="table" w:styleId="719">
     <w:name w:val="Plain Table 2"/>
-    <w:basedOn w:val="11"/>
+    <w:basedOn w:val="715"/>
     <w:uiPriority w:val="59"/>
     <w:pPr>
       <w:pBdr/>
@@ -19175,9 +21580,9 @@
       </w:tcPr>
     </w:tblStylePr>
   </w:style>
-  <w:style w:type="table" w:styleId="16">
+  <w:style w:type="table" w:styleId="720">
     <w:name w:val="Plain Table 3"/>
-    <w:basedOn w:val="11"/>
+    <w:basedOn w:val="715"/>
     <w:uiPriority w:val="99"/>
     <w:pPr>
       <w:pBdr/>
@@ -19405,9 +21810,9 @@
       </w:tcPr>
     </w:tblStylePr>
   </w:style>
-  <w:style w:type="table" w:styleId="17">
+  <w:style w:type="table" w:styleId="721">
     <w:name w:val="Plain Table 4"/>
-    <w:basedOn w:val="11"/>
+    <w:basedOn w:val="715"/>
     <w:uiPriority w:val="99"/>
     <w:pPr>
       <w:pBdr/>
@@ -19621,9 +22026,9 @@
       </w:tcPr>
     </w:tblStylePr>
   </w:style>
-  <w:style w:type="table" w:styleId="18">
+  <w:style w:type="table" w:styleId="722">
     <w:name w:val="Plain Table 5"/>
-    <w:basedOn w:val="11"/>
+    <w:basedOn w:val="715"/>
     <w:uiPriority w:val="99"/>
     <w:pPr>
       <w:pBdr/>
@@ -19854,9 +22259,9 @@
       </w:tcPr>
     </w:tblStylePr>
   </w:style>
-  <w:style w:type="table" w:styleId="19">
+  <w:style w:type="table" w:styleId="723">
     <w:name w:val="Grid Table 1 Light"/>
-    <w:basedOn w:val="11"/>
+    <w:basedOn w:val="715"/>
     <w:uiPriority w:val="99"/>
     <w:pPr>
       <w:pBdr/>
@@ -20077,9 +22482,9 @@
       </w:tcPr>
     </w:tblStylePr>
   </w:style>
-  <w:style w:type="table" w:styleId="20">
+  <w:style w:type="table" w:styleId="724">
     <w:name w:val="Grid Table 1 Light - Accent 1"/>
-    <w:basedOn w:val="11"/>
+    <w:basedOn w:val="715"/>
     <w:uiPriority w:val="99"/>
     <w:pPr>
       <w:pBdr/>
@@ -20300,9 +22705,9 @@
       </w:tcPr>
     </w:tblStylePr>
   </w:style>
-  <w:style w:type="table" w:styleId="21">
+  <w:style w:type="table" w:styleId="725">
     <w:name w:val="Grid Table 1 Light - Accent 2"/>
-    <w:basedOn w:val="11"/>
+    <w:basedOn w:val="715"/>
     <w:uiPriority w:val="99"/>
     <w:pPr>
       <w:pBdr/>
@@ -20523,9 +22928,9 @@
       </w:tcPr>
     </w:tblStylePr>
   </w:style>
-  <w:style w:type="table" w:styleId="22">
+  <w:style w:type="table" w:styleId="726">
     <w:name w:val="Grid Table 1 Light - Accent 3"/>
-    <w:basedOn w:val="11"/>
+    <w:basedOn w:val="715"/>
     <w:uiPriority w:val="99"/>
     <w:pPr>
       <w:pBdr/>
@@ -20746,9 +23151,9 @@
       </w:tcPr>
     </w:tblStylePr>
   </w:style>
-  <w:style w:type="table" w:styleId="23">
+  <w:style w:type="table" w:styleId="727">
     <w:name w:val="Grid Table 1 Light - Accent 4"/>
-    <w:basedOn w:val="11"/>
+    <w:basedOn w:val="715"/>
     <w:uiPriority w:val="99"/>
     <w:pPr>
       <w:pBdr/>
@@ -20969,9 +23374,9 @@
       </w:tcPr>
     </w:tblStylePr>
   </w:style>
-  <w:style w:type="table" w:styleId="24">
+  <w:style w:type="table" w:styleId="728">
     <w:name w:val="Grid Table 1 Light - Accent 5"/>
-    <w:basedOn w:val="11"/>
+    <w:basedOn w:val="715"/>
     <w:uiPriority w:val="99"/>
     <w:pPr>
       <w:pBdr/>
@@ -21192,9 +23597,9 @@
       </w:tcPr>
     </w:tblStylePr>
   </w:style>
-  <w:style w:type="table" w:styleId="25">
+  <w:style w:type="table" w:styleId="729">
     <w:name w:val="Grid Table 1 Light - Accent 6"/>
-    <w:basedOn w:val="11"/>
+    <w:basedOn w:val="715"/>
     <w:uiPriority w:val="99"/>
     <w:pPr>
       <w:pBdr/>
@@ -21415,9 +23820,9 @@
       </w:tcPr>
     </w:tblStylePr>
   </w:style>
-  <w:style w:type="table" w:styleId="26">
+  <w:style w:type="table" w:styleId="730">
     <w:name w:val="Grid Table 2"/>
-    <w:basedOn w:val="11"/>
+    <w:basedOn w:val="715"/>
     <w:uiPriority w:val="99"/>
     <w:pPr>
       <w:pBdr/>
@@ -21647,9 +24052,9 @@
       </w:tcPr>
     </w:tblStylePr>
   </w:style>
-  <w:style w:type="table" w:styleId="27">
+  <w:style w:type="table" w:styleId="731">
     <w:name w:val="Grid Table 2 - Accent 1"/>
-    <w:basedOn w:val="11"/>
+    <w:basedOn w:val="715"/>
     <w:uiPriority w:val="99"/>
     <w:pPr>
       <w:pBdr/>
@@ -21879,9 +24284,9 @@
       </w:tcPr>
     </w:tblStylePr>
   </w:style>
-  <w:style w:type="table" w:styleId="28">
+  <w:style w:type="table" w:styleId="732">
     <w:name w:val="Grid Table 2 - Accent 2"/>
-    <w:basedOn w:val="11"/>
+    <w:basedOn w:val="715"/>
     <w:uiPriority w:val="99"/>
     <w:pPr>
       <w:pBdr/>
@@ -22111,9 +24516,9 @@
       </w:tcPr>
     </w:tblStylePr>
   </w:style>
-  <w:style w:type="table" w:styleId="29">
+  <w:style w:type="table" w:styleId="733">
     <w:name w:val="Grid Table 2 - Accent 3"/>
-    <w:basedOn w:val="11"/>
+    <w:basedOn w:val="715"/>
     <w:uiPriority w:val="99"/>
     <w:pPr>
       <w:pBdr/>
@@ -22343,9 +24748,9 @@
       </w:tcPr>
     </w:tblStylePr>
   </w:style>
-  <w:style w:type="table" w:styleId="30">
+  <w:style w:type="table" w:styleId="734">
     <w:name w:val="Grid Table 2 - Accent 4"/>
-    <w:basedOn w:val="11"/>
+    <w:basedOn w:val="715"/>
     <w:uiPriority w:val="99"/>
     <w:pPr>
       <w:pBdr/>
@@ -22575,9 +24980,9 @@
       </w:tcPr>
     </w:tblStylePr>
   </w:style>
-  <w:style w:type="table" w:styleId="31">
+  <w:style w:type="table" w:styleId="735">
     <w:name w:val="Grid Table 2 - Accent 5"/>
-    <w:basedOn w:val="11"/>
+    <w:basedOn w:val="715"/>
     <w:uiPriority w:val="99"/>
     <w:pPr>
       <w:pBdr/>
@@ -22807,9 +25212,9 @@
       </w:tcPr>
     </w:tblStylePr>
   </w:style>
-  <w:style w:type="table" w:styleId="32">
+  <w:style w:type="table" w:styleId="736">
     <w:name w:val="Grid Table 2 - Accent 6"/>
-    <w:basedOn w:val="11"/>
+    <w:basedOn w:val="715"/>
     <w:uiPriority w:val="99"/>
     <w:pPr>
       <w:pBdr/>
@@ -23039,9 +25444,9 @@
       </w:tcPr>
     </w:tblStylePr>
   </w:style>
-  <w:style w:type="table" w:styleId="33">
+  <w:style w:type="table" w:styleId="737">
     <w:name w:val="Grid Table 3"/>
-    <w:basedOn w:val="11"/>
+    <w:basedOn w:val="715"/>
     <w:uiPriority w:val="99"/>
     <w:pPr>
       <w:pBdr/>
@@ -23140,29 +25545,6 @@
         <w:tblBorders/>
       </w:tblPr>
       <w:tcPr>
-        <w:shd w:color="ffffff"/>
-        <w:tcBorders>
-          <w:top w:val="none" w:color="000000" w:sz="4" w:space="0"/>
-          <w:left w:val="none" w:color="000000" w:sz="4" w:space="0"/>
-          <w:bottom w:val="none" w:color="000000" w:sz="4" w:space="0"/>
-          <w:right w:val="none" w:color="000000" w:sz="4" w:space="0"/>
-        </w:tcBorders>
-      </w:tcPr>
-    </w:tblStylePr>
-    <w:tblStylePr w:type="firstRow">
-      <w:rPr>
-        <w:b/>
-        <w:color w:val="404040"/>
-      </w:rPr>
-      <w:pPr>
-        <w:pBdr/>
-        <w:spacing/>
-        <w:ind/>
-      </w:pPr>
-      <w:tblPr>
-        <w:tblBorders/>
-      </w:tblPr>
-      <w:tcPr>
         <w:shd w:val="clear" w:color="ffffff"/>
         <w:tcBorders>
           <w:top w:val="none" w:color="000000" w:sz="4" w:space="0"/>
@@ -23172,30 +25554,7 @@
         </w:tcBorders>
       </w:tcPr>
     </w:tblStylePr>
-    <w:tblStylePr w:type="lastCol">
-      <w:rPr>
-        <w:i/>
-        <w:color w:val="404040"/>
-      </w:rPr>
-      <w:pPr>
-        <w:pBdr/>
-        <w:spacing/>
-        <w:ind/>
-      </w:pPr>
-      <w:tblPr>
-        <w:tblBorders/>
-      </w:tblPr>
-      <w:tcPr>
-        <w:shd w:color="ffffff"/>
-        <w:tcBorders>
-          <w:top w:val="none" w:color="000000" w:sz="4" w:space="0"/>
-          <w:left w:val="none" w:color="000000" w:sz="4" w:space="0"/>
-          <w:bottom w:val="none" w:color="000000" w:sz="4" w:space="0"/>
-          <w:right w:val="none" w:color="000000" w:sz="4" w:space="0"/>
-        </w:tcBorders>
-      </w:tcPr>
-    </w:tblStylePr>
-    <w:tblStylePr w:type="lastRow">
+    <w:tblStylePr w:type="firstRow">
       <w:rPr>
         <w:b/>
         <w:color w:val="404040"/>
@@ -23218,6 +25577,52 @@
         </w:tcBorders>
       </w:tcPr>
     </w:tblStylePr>
+    <w:tblStylePr w:type="lastCol">
+      <w:rPr>
+        <w:i/>
+        <w:color w:val="404040"/>
+      </w:rPr>
+      <w:pPr>
+        <w:pBdr/>
+        <w:spacing/>
+        <w:ind/>
+      </w:pPr>
+      <w:tblPr>
+        <w:tblBorders/>
+      </w:tblPr>
+      <w:tcPr>
+        <w:shd w:val="clear" w:color="ffffff"/>
+        <w:tcBorders>
+          <w:top w:val="none" w:color="000000" w:sz="4" w:space="0"/>
+          <w:left w:val="none" w:color="000000" w:sz="4" w:space="0"/>
+          <w:bottom w:val="none" w:color="000000" w:sz="4" w:space="0"/>
+          <w:right w:val="none" w:color="000000" w:sz="4" w:space="0"/>
+        </w:tcBorders>
+      </w:tcPr>
+    </w:tblStylePr>
+    <w:tblStylePr w:type="lastRow">
+      <w:rPr>
+        <w:b/>
+        <w:color w:val="404040"/>
+      </w:rPr>
+      <w:pPr>
+        <w:pBdr/>
+        <w:spacing/>
+        <w:ind/>
+      </w:pPr>
+      <w:tblPr>
+        <w:tblBorders/>
+      </w:tblPr>
+      <w:tcPr>
+        <w:shd w:val="clear" w:color="ffffff"/>
+        <w:tcBorders>
+          <w:top w:val="none" w:color="000000" w:sz="4" w:space="0"/>
+          <w:left w:val="none" w:color="000000" w:sz="4" w:space="0"/>
+          <w:bottom w:val="none" w:color="000000" w:sz="4" w:space="0"/>
+          <w:right w:val="none" w:color="000000" w:sz="4" w:space="0"/>
+        </w:tcBorders>
+      </w:tcPr>
+    </w:tblStylePr>
     <w:tblStylePr w:type="nwCell">
       <w:pPr>
         <w:pBdr/>
@@ -23284,9 +25689,9 @@
       </w:tcPr>
     </w:tblStylePr>
   </w:style>
-  <w:style w:type="table" w:styleId="34">
+  <w:style w:type="table" w:styleId="738">
     <w:name w:val="Grid Table 3 - Accent 1"/>
-    <w:basedOn w:val="11"/>
+    <w:basedOn w:val="715"/>
     <w:uiPriority w:val="99"/>
     <w:pPr>
       <w:pBdr/>
@@ -23385,29 +25790,6 @@
         <w:tblBorders/>
       </w:tblPr>
       <w:tcPr>
-        <w:shd w:color="ffffff"/>
-        <w:tcBorders>
-          <w:top w:val="none" w:color="000000" w:sz="4" w:space="0"/>
-          <w:left w:val="none" w:color="000000" w:sz="4" w:space="0"/>
-          <w:bottom w:val="none" w:color="000000" w:sz="4" w:space="0"/>
-          <w:right w:val="none" w:color="000000" w:sz="4" w:space="0"/>
-        </w:tcBorders>
-      </w:tcPr>
-    </w:tblStylePr>
-    <w:tblStylePr w:type="firstRow">
-      <w:rPr>
-        <w:b/>
-        <w:color w:val="404040"/>
-      </w:rPr>
-      <w:pPr>
-        <w:pBdr/>
-        <w:spacing/>
-        <w:ind/>
-      </w:pPr>
-      <w:tblPr>
-        <w:tblBorders/>
-      </w:tblPr>
-      <w:tcPr>
         <w:shd w:val="clear" w:color="ffffff"/>
         <w:tcBorders>
           <w:top w:val="none" w:color="000000" w:sz="4" w:space="0"/>
@@ -23417,30 +25799,7 @@
         </w:tcBorders>
       </w:tcPr>
     </w:tblStylePr>
-    <w:tblStylePr w:type="lastCol">
-      <w:rPr>
-        <w:i/>
-        <w:color w:val="404040"/>
-      </w:rPr>
-      <w:pPr>
-        <w:pBdr/>
-        <w:spacing/>
-        <w:ind/>
-      </w:pPr>
-      <w:tblPr>
-        <w:tblBorders/>
-      </w:tblPr>
-      <w:tcPr>
-        <w:shd w:color="ffffff"/>
-        <w:tcBorders>
-          <w:top w:val="none" w:color="000000" w:sz="4" w:space="0"/>
-          <w:left w:val="none" w:color="000000" w:sz="4" w:space="0"/>
-          <w:bottom w:val="none" w:color="000000" w:sz="4" w:space="0"/>
-          <w:right w:val="none" w:color="000000" w:sz="4" w:space="0"/>
-        </w:tcBorders>
-      </w:tcPr>
-    </w:tblStylePr>
-    <w:tblStylePr w:type="lastRow">
+    <w:tblStylePr w:type="firstRow">
       <w:rPr>
         <w:b/>
         <w:color w:val="404040"/>
@@ -23463,6 +25822,52 @@
         </w:tcBorders>
       </w:tcPr>
     </w:tblStylePr>
+    <w:tblStylePr w:type="lastCol">
+      <w:rPr>
+        <w:i/>
+        <w:color w:val="404040"/>
+      </w:rPr>
+      <w:pPr>
+        <w:pBdr/>
+        <w:spacing/>
+        <w:ind/>
+      </w:pPr>
+      <w:tblPr>
+        <w:tblBorders/>
+      </w:tblPr>
+      <w:tcPr>
+        <w:shd w:val="clear" w:color="ffffff"/>
+        <w:tcBorders>
+          <w:top w:val="none" w:color="000000" w:sz="4" w:space="0"/>
+          <w:left w:val="none" w:color="000000" w:sz="4" w:space="0"/>
+          <w:bottom w:val="none" w:color="000000" w:sz="4" w:space="0"/>
+          <w:right w:val="none" w:color="000000" w:sz="4" w:space="0"/>
+        </w:tcBorders>
+      </w:tcPr>
+    </w:tblStylePr>
+    <w:tblStylePr w:type="lastRow">
+      <w:rPr>
+        <w:b/>
+        <w:color w:val="404040"/>
+      </w:rPr>
+      <w:pPr>
+        <w:pBdr/>
+        <w:spacing/>
+        <w:ind/>
+      </w:pPr>
+      <w:tblPr>
+        <w:tblBorders/>
+      </w:tblPr>
+      <w:tcPr>
+        <w:shd w:val="clear" w:color="ffffff"/>
+        <w:tcBorders>
+          <w:top w:val="none" w:color="000000" w:sz="4" w:space="0"/>
+          <w:left w:val="none" w:color="000000" w:sz="4" w:space="0"/>
+          <w:bottom w:val="none" w:color="000000" w:sz="4" w:space="0"/>
+          <w:right w:val="none" w:color="000000" w:sz="4" w:space="0"/>
+        </w:tcBorders>
+      </w:tcPr>
+    </w:tblStylePr>
     <w:tblStylePr w:type="nwCell">
       <w:pPr>
         <w:pBdr/>
@@ -23529,9 +25934,9 @@
       </w:tcPr>
     </w:tblStylePr>
   </w:style>
-  <w:style w:type="table" w:styleId="35">
+  <w:style w:type="table" w:styleId="739">
     <w:name w:val="Grid Table 3 - Accent 2"/>
-    <w:basedOn w:val="11"/>
+    <w:basedOn w:val="715"/>
     <w:uiPriority w:val="99"/>
     <w:pPr>
       <w:pBdr/>
@@ -23630,29 +26035,6 @@
         <w:tblBorders/>
       </w:tblPr>
       <w:tcPr>
-        <w:shd w:color="ffffff"/>
-        <w:tcBorders>
-          <w:top w:val="none" w:color="000000" w:sz="4" w:space="0"/>
-          <w:left w:val="none" w:color="000000" w:sz="4" w:space="0"/>
-          <w:bottom w:val="none" w:color="000000" w:sz="4" w:space="0"/>
-          <w:right w:val="none" w:color="000000" w:sz="4" w:space="0"/>
-        </w:tcBorders>
-      </w:tcPr>
-    </w:tblStylePr>
-    <w:tblStylePr w:type="firstRow">
-      <w:rPr>
-        <w:b/>
-        <w:color w:val="404040"/>
-      </w:rPr>
-      <w:pPr>
-        <w:pBdr/>
-        <w:spacing/>
-        <w:ind/>
-      </w:pPr>
-      <w:tblPr>
-        <w:tblBorders/>
-      </w:tblPr>
-      <w:tcPr>
         <w:shd w:val="clear" w:color="ffffff"/>
         <w:tcBorders>
           <w:top w:val="none" w:color="000000" w:sz="4" w:space="0"/>
@@ -23662,30 +26044,7 @@
         </w:tcBorders>
       </w:tcPr>
     </w:tblStylePr>
-    <w:tblStylePr w:type="lastCol">
-      <w:rPr>
-        <w:i/>
-        <w:color w:val="404040"/>
-      </w:rPr>
-      <w:pPr>
-        <w:pBdr/>
-        <w:spacing/>
-        <w:ind/>
-      </w:pPr>
-      <w:tblPr>
-        <w:tblBorders/>
-      </w:tblPr>
-      <w:tcPr>
-        <w:shd w:color="ffffff"/>
-        <w:tcBorders>
-          <w:top w:val="none" w:color="000000" w:sz="4" w:space="0"/>
-          <w:left w:val="none" w:color="000000" w:sz="4" w:space="0"/>
-          <w:bottom w:val="none" w:color="000000" w:sz="4" w:space="0"/>
-          <w:right w:val="none" w:color="000000" w:sz="4" w:space="0"/>
-        </w:tcBorders>
-      </w:tcPr>
-    </w:tblStylePr>
-    <w:tblStylePr w:type="lastRow">
+    <w:tblStylePr w:type="firstRow">
       <w:rPr>
         <w:b/>
         <w:color w:val="404040"/>
@@ -23708,6 +26067,52 @@
         </w:tcBorders>
       </w:tcPr>
     </w:tblStylePr>
+    <w:tblStylePr w:type="lastCol">
+      <w:rPr>
+        <w:i/>
+        <w:color w:val="404040"/>
+      </w:rPr>
+      <w:pPr>
+        <w:pBdr/>
+        <w:spacing/>
+        <w:ind/>
+      </w:pPr>
+      <w:tblPr>
+        <w:tblBorders/>
+      </w:tblPr>
+      <w:tcPr>
+        <w:shd w:val="clear" w:color="ffffff"/>
+        <w:tcBorders>
+          <w:top w:val="none" w:color="000000" w:sz="4" w:space="0"/>
+          <w:left w:val="none" w:color="000000" w:sz="4" w:space="0"/>
+          <w:bottom w:val="none" w:color="000000" w:sz="4" w:space="0"/>
+          <w:right w:val="none" w:color="000000" w:sz="4" w:space="0"/>
+        </w:tcBorders>
+      </w:tcPr>
+    </w:tblStylePr>
+    <w:tblStylePr w:type="lastRow">
+      <w:rPr>
+        <w:b/>
+        <w:color w:val="404040"/>
+      </w:rPr>
+      <w:pPr>
+        <w:pBdr/>
+        <w:spacing/>
+        <w:ind/>
+      </w:pPr>
+      <w:tblPr>
+        <w:tblBorders/>
+      </w:tblPr>
+      <w:tcPr>
+        <w:shd w:val="clear" w:color="ffffff"/>
+        <w:tcBorders>
+          <w:top w:val="none" w:color="000000" w:sz="4" w:space="0"/>
+          <w:left w:val="none" w:color="000000" w:sz="4" w:space="0"/>
+          <w:bottom w:val="none" w:color="000000" w:sz="4" w:space="0"/>
+          <w:right w:val="none" w:color="000000" w:sz="4" w:space="0"/>
+        </w:tcBorders>
+      </w:tcPr>
+    </w:tblStylePr>
     <w:tblStylePr w:type="nwCell">
       <w:pPr>
         <w:pBdr/>
@@ -23774,9 +26179,9 @@
       </w:tcPr>
     </w:tblStylePr>
   </w:style>
-  <w:style w:type="table" w:styleId="36">
+  <w:style w:type="table" w:styleId="740">
     <w:name w:val="Grid Table 3 - Accent 3"/>
-    <w:basedOn w:val="11"/>
+    <w:basedOn w:val="715"/>
     <w:uiPriority w:val="99"/>
     <w:pPr>
       <w:pBdr/>
@@ -23875,29 +26280,6 @@
         <w:tblBorders/>
       </w:tblPr>
       <w:tcPr>
-        <w:shd w:color="ffffff"/>
-        <w:tcBorders>
-          <w:top w:val="none" w:color="000000" w:sz="4" w:space="0"/>
-          <w:left w:val="none" w:color="000000" w:sz="4" w:space="0"/>
-          <w:bottom w:val="none" w:color="000000" w:sz="4" w:space="0"/>
-          <w:right w:val="none" w:color="000000" w:sz="4" w:space="0"/>
-        </w:tcBorders>
-      </w:tcPr>
-    </w:tblStylePr>
-    <w:tblStylePr w:type="firstRow">
-      <w:rPr>
-        <w:b/>
-        <w:color w:val="404040"/>
-      </w:rPr>
-      <w:pPr>
-        <w:pBdr/>
-        <w:spacing/>
-        <w:ind/>
-      </w:pPr>
-      <w:tblPr>
-        <w:tblBorders/>
-      </w:tblPr>
-      <w:tcPr>
         <w:shd w:val="clear" w:color="ffffff"/>
         <w:tcBorders>
           <w:top w:val="none" w:color="000000" w:sz="4" w:space="0"/>
@@ -23907,30 +26289,7 @@
         </w:tcBorders>
       </w:tcPr>
     </w:tblStylePr>
-    <w:tblStylePr w:type="lastCol">
-      <w:rPr>
-        <w:i/>
-        <w:color w:val="404040"/>
-      </w:rPr>
-      <w:pPr>
-        <w:pBdr/>
-        <w:spacing/>
-        <w:ind/>
-      </w:pPr>
-      <w:tblPr>
-        <w:tblBorders/>
-      </w:tblPr>
-      <w:tcPr>
-        <w:shd w:color="ffffff"/>
-        <w:tcBorders>
-          <w:top w:val="none" w:color="000000" w:sz="4" w:space="0"/>
-          <w:left w:val="none" w:color="000000" w:sz="4" w:space="0"/>
-          <w:bottom w:val="none" w:color="000000" w:sz="4" w:space="0"/>
-          <w:right w:val="none" w:color="000000" w:sz="4" w:space="0"/>
-        </w:tcBorders>
-      </w:tcPr>
-    </w:tblStylePr>
-    <w:tblStylePr w:type="lastRow">
+    <w:tblStylePr w:type="firstRow">
       <w:rPr>
         <w:b/>
         <w:color w:val="404040"/>
@@ -23953,6 +26312,52 @@
         </w:tcBorders>
       </w:tcPr>
     </w:tblStylePr>
+    <w:tblStylePr w:type="lastCol">
+      <w:rPr>
+        <w:i/>
+        <w:color w:val="404040"/>
+      </w:rPr>
+      <w:pPr>
+        <w:pBdr/>
+        <w:spacing/>
+        <w:ind/>
+      </w:pPr>
+      <w:tblPr>
+        <w:tblBorders/>
+      </w:tblPr>
+      <w:tcPr>
+        <w:shd w:val="clear" w:color="ffffff"/>
+        <w:tcBorders>
+          <w:top w:val="none" w:color="000000" w:sz="4" w:space="0"/>
+          <w:left w:val="none" w:color="000000" w:sz="4" w:space="0"/>
+          <w:bottom w:val="none" w:color="000000" w:sz="4" w:space="0"/>
+          <w:right w:val="none" w:color="000000" w:sz="4" w:space="0"/>
+        </w:tcBorders>
+      </w:tcPr>
+    </w:tblStylePr>
+    <w:tblStylePr w:type="lastRow">
+      <w:rPr>
+        <w:b/>
+        <w:color w:val="404040"/>
+      </w:rPr>
+      <w:pPr>
+        <w:pBdr/>
+        <w:spacing/>
+        <w:ind/>
+      </w:pPr>
+      <w:tblPr>
+        <w:tblBorders/>
+      </w:tblPr>
+      <w:tcPr>
+        <w:shd w:val="clear" w:color="ffffff"/>
+        <w:tcBorders>
+          <w:top w:val="none" w:color="000000" w:sz="4" w:space="0"/>
+          <w:left w:val="none" w:color="000000" w:sz="4" w:space="0"/>
+          <w:bottom w:val="none" w:color="000000" w:sz="4" w:space="0"/>
+          <w:right w:val="none" w:color="000000" w:sz="4" w:space="0"/>
+        </w:tcBorders>
+      </w:tcPr>
+    </w:tblStylePr>
     <w:tblStylePr w:type="nwCell">
       <w:pPr>
         <w:pBdr/>
@@ -24019,9 +26424,9 @@
       </w:tcPr>
     </w:tblStylePr>
   </w:style>
-  <w:style w:type="table" w:styleId="37">
+  <w:style w:type="table" w:styleId="741">
     <w:name w:val="Grid Table 3 - Accent 4"/>
-    <w:basedOn w:val="11"/>
+    <w:basedOn w:val="715"/>
     <w:uiPriority w:val="99"/>
     <w:pPr>
       <w:pBdr/>
@@ -24120,29 +26525,6 @@
         <w:tblBorders/>
       </w:tblPr>
       <w:tcPr>
-        <w:shd w:color="ffffff"/>
-        <w:tcBorders>
-          <w:top w:val="none" w:color="000000" w:sz="4" w:space="0"/>
-          <w:left w:val="none" w:color="000000" w:sz="4" w:space="0"/>
-          <w:bottom w:val="none" w:color="000000" w:sz="4" w:space="0"/>
-          <w:right w:val="none" w:color="000000" w:sz="4" w:space="0"/>
-        </w:tcBorders>
-      </w:tcPr>
-    </w:tblStylePr>
-    <w:tblStylePr w:type="firstRow">
-      <w:rPr>
-        <w:b/>
-        <w:color w:val="404040"/>
-      </w:rPr>
-      <w:pPr>
-        <w:pBdr/>
-        <w:spacing/>
-        <w:ind/>
-      </w:pPr>
-      <w:tblPr>
-        <w:tblBorders/>
-      </w:tblPr>
-      <w:tcPr>
         <w:shd w:val="clear" w:color="ffffff"/>
         <w:tcBorders>
           <w:top w:val="none" w:color="000000" w:sz="4" w:space="0"/>
@@ -24152,30 +26534,7 @@
         </w:tcBorders>
       </w:tcPr>
     </w:tblStylePr>
-    <w:tblStylePr w:type="lastCol">
-      <w:rPr>
-        <w:i/>
-        <w:color w:val="404040"/>
-      </w:rPr>
-      <w:pPr>
-        <w:pBdr/>
-        <w:spacing/>
-        <w:ind/>
-      </w:pPr>
-      <w:tblPr>
-        <w:tblBorders/>
-      </w:tblPr>
-      <w:tcPr>
-        <w:shd w:color="ffffff"/>
-        <w:tcBorders>
-          <w:top w:val="none" w:color="000000" w:sz="4" w:space="0"/>
-          <w:left w:val="none" w:color="000000" w:sz="4" w:space="0"/>
-          <w:bottom w:val="none" w:color="000000" w:sz="4" w:space="0"/>
-          <w:right w:val="none" w:color="000000" w:sz="4" w:space="0"/>
-        </w:tcBorders>
-      </w:tcPr>
-    </w:tblStylePr>
-    <w:tblStylePr w:type="lastRow">
+    <w:tblStylePr w:type="firstRow">
       <w:rPr>
         <w:b/>
         <w:color w:val="404040"/>
@@ -24198,6 +26557,52 @@
         </w:tcBorders>
       </w:tcPr>
     </w:tblStylePr>
+    <w:tblStylePr w:type="lastCol">
+      <w:rPr>
+        <w:i/>
+        <w:color w:val="404040"/>
+      </w:rPr>
+      <w:pPr>
+        <w:pBdr/>
+        <w:spacing/>
+        <w:ind/>
+      </w:pPr>
+      <w:tblPr>
+        <w:tblBorders/>
+      </w:tblPr>
+      <w:tcPr>
+        <w:shd w:val="clear" w:color="ffffff"/>
+        <w:tcBorders>
+          <w:top w:val="none" w:color="000000" w:sz="4" w:space="0"/>
+          <w:left w:val="none" w:color="000000" w:sz="4" w:space="0"/>
+          <w:bottom w:val="none" w:color="000000" w:sz="4" w:space="0"/>
+          <w:right w:val="none" w:color="000000" w:sz="4" w:space="0"/>
+        </w:tcBorders>
+      </w:tcPr>
+    </w:tblStylePr>
+    <w:tblStylePr w:type="lastRow">
+      <w:rPr>
+        <w:b/>
+        <w:color w:val="404040"/>
+      </w:rPr>
+      <w:pPr>
+        <w:pBdr/>
+        <w:spacing/>
+        <w:ind/>
+      </w:pPr>
+      <w:tblPr>
+        <w:tblBorders/>
+      </w:tblPr>
+      <w:tcPr>
+        <w:shd w:val="clear" w:color="ffffff"/>
+        <w:tcBorders>
+          <w:top w:val="none" w:color="000000" w:sz="4" w:space="0"/>
+          <w:left w:val="none" w:color="000000" w:sz="4" w:space="0"/>
+          <w:bottom w:val="none" w:color="000000" w:sz="4" w:space="0"/>
+          <w:right w:val="none" w:color="000000" w:sz="4" w:space="0"/>
+        </w:tcBorders>
+      </w:tcPr>
+    </w:tblStylePr>
     <w:tblStylePr w:type="nwCell">
       <w:pPr>
         <w:pBdr/>
@@ -24264,9 +26669,9 @@
       </w:tcPr>
     </w:tblStylePr>
   </w:style>
-  <w:style w:type="table" w:styleId="38">
+  <w:style w:type="table" w:styleId="742">
     <w:name w:val="Grid Table 3 - Accent 5"/>
-    <w:basedOn w:val="11"/>
+    <w:basedOn w:val="715"/>
     <w:uiPriority w:val="99"/>
     <w:pPr>
       <w:pBdr/>
@@ -24365,29 +26770,6 @@
         <w:tblBorders/>
       </w:tblPr>
       <w:tcPr>
-        <w:shd w:color="ffffff"/>
-        <w:tcBorders>
-          <w:top w:val="none" w:color="000000" w:sz="4" w:space="0"/>
-          <w:left w:val="none" w:color="000000" w:sz="4" w:space="0"/>
-          <w:bottom w:val="none" w:color="000000" w:sz="4" w:space="0"/>
-          <w:right w:val="none" w:color="000000" w:sz="4" w:space="0"/>
-        </w:tcBorders>
-      </w:tcPr>
-    </w:tblStylePr>
-    <w:tblStylePr w:type="firstRow">
-      <w:rPr>
-        <w:b/>
-        <w:color w:val="404040"/>
-      </w:rPr>
-      <w:pPr>
-        <w:pBdr/>
-        <w:spacing/>
-        <w:ind/>
-      </w:pPr>
-      <w:tblPr>
-        <w:tblBorders/>
-      </w:tblPr>
-      <w:tcPr>
         <w:shd w:val="clear" w:color="ffffff"/>
         <w:tcBorders>
           <w:top w:val="none" w:color="000000" w:sz="4" w:space="0"/>
@@ -24397,30 +26779,7 @@
         </w:tcBorders>
       </w:tcPr>
     </w:tblStylePr>
-    <w:tblStylePr w:type="lastCol">
-      <w:rPr>
-        <w:i/>
-        <w:color w:val="404040"/>
-      </w:rPr>
-      <w:pPr>
-        <w:pBdr/>
-        <w:spacing/>
-        <w:ind/>
-      </w:pPr>
-      <w:tblPr>
-        <w:tblBorders/>
-      </w:tblPr>
-      <w:tcPr>
-        <w:shd w:color="ffffff"/>
-        <w:tcBorders>
-          <w:top w:val="none" w:color="000000" w:sz="4" w:space="0"/>
-          <w:left w:val="none" w:color="000000" w:sz="4" w:space="0"/>
-          <w:bottom w:val="none" w:color="000000" w:sz="4" w:space="0"/>
-          <w:right w:val="none" w:color="000000" w:sz="4" w:space="0"/>
-        </w:tcBorders>
-      </w:tcPr>
-    </w:tblStylePr>
-    <w:tblStylePr w:type="lastRow">
+    <w:tblStylePr w:type="firstRow">
       <w:rPr>
         <w:b/>
         <w:color w:val="404040"/>
@@ -24443,6 +26802,52 @@
         </w:tcBorders>
       </w:tcPr>
     </w:tblStylePr>
+    <w:tblStylePr w:type="lastCol">
+      <w:rPr>
+        <w:i/>
+        <w:color w:val="404040"/>
+      </w:rPr>
+      <w:pPr>
+        <w:pBdr/>
+        <w:spacing/>
+        <w:ind/>
+      </w:pPr>
+      <w:tblPr>
+        <w:tblBorders/>
+      </w:tblPr>
+      <w:tcPr>
+        <w:shd w:val="clear" w:color="ffffff"/>
+        <w:tcBorders>
+          <w:top w:val="none" w:color="000000" w:sz="4" w:space="0"/>
+          <w:left w:val="none" w:color="000000" w:sz="4" w:space="0"/>
+          <w:bottom w:val="none" w:color="000000" w:sz="4" w:space="0"/>
+          <w:right w:val="none" w:color="000000" w:sz="4" w:space="0"/>
+        </w:tcBorders>
+      </w:tcPr>
+    </w:tblStylePr>
+    <w:tblStylePr w:type="lastRow">
+      <w:rPr>
+        <w:b/>
+        <w:color w:val="404040"/>
+      </w:rPr>
+      <w:pPr>
+        <w:pBdr/>
+        <w:spacing/>
+        <w:ind/>
+      </w:pPr>
+      <w:tblPr>
+        <w:tblBorders/>
+      </w:tblPr>
+      <w:tcPr>
+        <w:shd w:val="clear" w:color="ffffff"/>
+        <w:tcBorders>
+          <w:top w:val="none" w:color="000000" w:sz="4" w:space="0"/>
+          <w:left w:val="none" w:color="000000" w:sz="4" w:space="0"/>
+          <w:bottom w:val="none" w:color="000000" w:sz="4" w:space="0"/>
+          <w:right w:val="none" w:color="000000" w:sz="4" w:space="0"/>
+        </w:tcBorders>
+      </w:tcPr>
+    </w:tblStylePr>
     <w:tblStylePr w:type="nwCell">
       <w:pPr>
         <w:pBdr/>
@@ -24509,9 +26914,9 @@
       </w:tcPr>
     </w:tblStylePr>
   </w:style>
-  <w:style w:type="table" w:styleId="39">
+  <w:style w:type="table" w:styleId="743">
     <w:name w:val="Grid Table 3 - Accent 6"/>
-    <w:basedOn w:val="11"/>
+    <w:basedOn w:val="715"/>
     <w:uiPriority w:val="99"/>
     <w:pPr>
       <w:pBdr/>
@@ -24610,29 +27015,6 @@
         <w:tblBorders/>
       </w:tblPr>
       <w:tcPr>
-        <w:shd w:color="ffffff"/>
-        <w:tcBorders>
-          <w:top w:val="none" w:color="000000" w:sz="4" w:space="0"/>
-          <w:left w:val="none" w:color="000000" w:sz="4" w:space="0"/>
-          <w:bottom w:val="none" w:color="000000" w:sz="4" w:space="0"/>
-          <w:right w:val="none" w:color="000000" w:sz="4" w:space="0"/>
-        </w:tcBorders>
-      </w:tcPr>
-    </w:tblStylePr>
-    <w:tblStylePr w:type="firstRow">
-      <w:rPr>
-        <w:b/>
-        <w:color w:val="404040"/>
-      </w:rPr>
-      <w:pPr>
-        <w:pBdr/>
-        <w:spacing/>
-        <w:ind/>
-      </w:pPr>
-      <w:tblPr>
-        <w:tblBorders/>
-      </w:tblPr>
-      <w:tcPr>
         <w:shd w:val="clear" w:color="ffffff"/>
         <w:tcBorders>
           <w:top w:val="none" w:color="000000" w:sz="4" w:space="0"/>
@@ -24642,30 +27024,7 @@
         </w:tcBorders>
       </w:tcPr>
     </w:tblStylePr>
-    <w:tblStylePr w:type="lastCol">
-      <w:rPr>
-        <w:i/>
-        <w:color w:val="404040"/>
-      </w:rPr>
-      <w:pPr>
-        <w:pBdr/>
-        <w:spacing/>
-        <w:ind/>
-      </w:pPr>
-      <w:tblPr>
-        <w:tblBorders/>
-      </w:tblPr>
-      <w:tcPr>
-        <w:shd w:color="ffffff"/>
-        <w:tcBorders>
-          <w:top w:val="none" w:color="000000" w:sz="4" w:space="0"/>
-          <w:left w:val="none" w:color="000000" w:sz="4" w:space="0"/>
-          <w:bottom w:val="none" w:color="000000" w:sz="4" w:space="0"/>
-          <w:right w:val="none" w:color="000000" w:sz="4" w:space="0"/>
-        </w:tcBorders>
-      </w:tcPr>
-    </w:tblStylePr>
-    <w:tblStylePr w:type="lastRow">
+    <w:tblStylePr w:type="firstRow">
       <w:rPr>
         <w:b/>
         <w:color w:val="404040"/>
@@ -24688,6 +27047,52 @@
         </w:tcBorders>
       </w:tcPr>
     </w:tblStylePr>
+    <w:tblStylePr w:type="lastCol">
+      <w:rPr>
+        <w:i/>
+        <w:color w:val="404040"/>
+      </w:rPr>
+      <w:pPr>
+        <w:pBdr/>
+        <w:spacing/>
+        <w:ind/>
+      </w:pPr>
+      <w:tblPr>
+        <w:tblBorders/>
+      </w:tblPr>
+      <w:tcPr>
+        <w:shd w:val="clear" w:color="ffffff"/>
+        <w:tcBorders>
+          <w:top w:val="none" w:color="000000" w:sz="4" w:space="0"/>
+          <w:left w:val="none" w:color="000000" w:sz="4" w:space="0"/>
+          <w:bottom w:val="none" w:color="000000" w:sz="4" w:space="0"/>
+          <w:right w:val="none" w:color="000000" w:sz="4" w:space="0"/>
+        </w:tcBorders>
+      </w:tcPr>
+    </w:tblStylePr>
+    <w:tblStylePr w:type="lastRow">
+      <w:rPr>
+        <w:b/>
+        <w:color w:val="404040"/>
+      </w:rPr>
+      <w:pPr>
+        <w:pBdr/>
+        <w:spacing/>
+        <w:ind/>
+      </w:pPr>
+      <w:tblPr>
+        <w:tblBorders/>
+      </w:tblPr>
+      <w:tcPr>
+        <w:shd w:val="clear" w:color="ffffff"/>
+        <w:tcBorders>
+          <w:top w:val="none" w:color="000000" w:sz="4" w:space="0"/>
+          <w:left w:val="none" w:color="000000" w:sz="4" w:space="0"/>
+          <w:bottom w:val="none" w:color="000000" w:sz="4" w:space="0"/>
+          <w:right w:val="none" w:color="000000" w:sz="4" w:space="0"/>
+        </w:tcBorders>
+      </w:tcPr>
+    </w:tblStylePr>
     <w:tblStylePr w:type="nwCell">
       <w:pPr>
         <w:pBdr/>
@@ -24754,9 +27159,9 @@
       </w:tcPr>
     </w:tblStylePr>
   </w:style>
-  <w:style w:type="table" w:styleId="40">
+  <w:style w:type="table" w:styleId="744">
     <w:name w:val="Grid Table 4"/>
-    <w:basedOn w:val="11"/>
+    <w:basedOn w:val="715"/>
     <w:uiPriority w:val="59"/>
     <w:pPr>
       <w:pBdr/>
@@ -24987,9 +27392,9 @@
       </w:tcPr>
     </w:tblStylePr>
   </w:style>
-  <w:style w:type="table" w:styleId="41">
+  <w:style w:type="table" w:styleId="745">
     <w:name w:val="Grid Table 4 - Accent 1"/>
-    <w:basedOn w:val="11"/>
+    <w:basedOn w:val="715"/>
     <w:uiPriority w:val="59"/>
     <w:pPr>
       <w:pBdr/>
@@ -25220,9 +27625,9 @@
       </w:tcPr>
     </w:tblStylePr>
   </w:style>
-  <w:style w:type="table" w:styleId="42">
+  <w:style w:type="table" w:styleId="746">
     <w:name w:val="Grid Table 4 - Accent 2"/>
-    <w:basedOn w:val="11"/>
+    <w:basedOn w:val="715"/>
     <w:uiPriority w:val="59"/>
     <w:pPr>
       <w:pBdr/>
@@ -25453,9 +27858,9 @@
       </w:tcPr>
     </w:tblStylePr>
   </w:style>
-  <w:style w:type="table" w:styleId="43">
+  <w:style w:type="table" w:styleId="747">
     <w:name w:val="Grid Table 4 - Accent 3"/>
-    <w:basedOn w:val="11"/>
+    <w:basedOn w:val="715"/>
     <w:uiPriority w:val="59"/>
     <w:pPr>
       <w:pBdr/>
@@ -25686,9 +28091,9 @@
       </w:tcPr>
     </w:tblStylePr>
   </w:style>
-  <w:style w:type="table" w:styleId="44">
+  <w:style w:type="table" w:styleId="748">
     <w:name w:val="Grid Table 4 - Accent 4"/>
-    <w:basedOn w:val="11"/>
+    <w:basedOn w:val="715"/>
     <w:uiPriority w:val="59"/>
     <w:pPr>
       <w:pBdr/>
@@ -25919,9 +28324,9 @@
       </w:tcPr>
     </w:tblStylePr>
   </w:style>
-  <w:style w:type="table" w:styleId="45">
+  <w:style w:type="table" w:styleId="749">
     <w:name w:val="Grid Table 4 - Accent 5"/>
-    <w:basedOn w:val="11"/>
+    <w:basedOn w:val="715"/>
     <w:uiPriority w:val="59"/>
     <w:pPr>
       <w:pBdr/>
@@ -26152,9 +28557,9 @@
       </w:tcPr>
     </w:tblStylePr>
   </w:style>
-  <w:style w:type="table" w:styleId="46">
+  <w:style w:type="table" w:styleId="750">
     <w:name w:val="Grid Table 4 - Accent 6"/>
-    <w:basedOn w:val="11"/>
+    <w:basedOn w:val="715"/>
     <w:uiPriority w:val="59"/>
     <w:pPr>
       <w:pBdr/>
@@ -26385,9 +28790,9 @@
       </w:tcPr>
     </w:tblStylePr>
   </w:style>
-  <w:style w:type="table" w:styleId="47">
+  <w:style w:type="table" w:styleId="751">
     <w:name w:val="Grid Table 5 Dark"/>
-    <w:basedOn w:val="11"/>
+    <w:basedOn w:val="715"/>
     <w:uiPriority w:val="99"/>
     <w:pPr>
       <w:pBdr/>
@@ -26613,9 +29018,9 @@
       </w:tcPr>
     </w:tblStylePr>
   </w:style>
-  <w:style w:type="table" w:styleId="48">
+  <w:style w:type="table" w:styleId="752">
     <w:name w:val="Grid Table 5 Dark- Accent 1"/>
-    <w:basedOn w:val="11"/>
+    <w:basedOn w:val="715"/>
     <w:uiPriority w:val="99"/>
     <w:pPr>
       <w:pBdr/>
@@ -26841,9 +29246,9 @@
       </w:tcPr>
     </w:tblStylePr>
   </w:style>
-  <w:style w:type="table" w:styleId="49">
+  <w:style w:type="table" w:styleId="753">
     <w:name w:val="Grid Table 5 Dark - Accent 2"/>
-    <w:basedOn w:val="11"/>
+    <w:basedOn w:val="715"/>
     <w:uiPriority w:val="99"/>
     <w:pPr>
       <w:pBdr/>
@@ -27069,9 +29474,9 @@
       </w:tcPr>
     </w:tblStylePr>
   </w:style>
-  <w:style w:type="table" w:styleId="50">
+  <w:style w:type="table" w:styleId="754">
     <w:name w:val="Grid Table 5 Dark - Accent 3"/>
-    <w:basedOn w:val="11"/>
+    <w:basedOn w:val="715"/>
     <w:uiPriority w:val="99"/>
     <w:pPr>
       <w:pBdr/>
@@ -27297,9 +29702,9 @@
       </w:tcPr>
     </w:tblStylePr>
   </w:style>
-  <w:style w:type="table" w:styleId="51">
+  <w:style w:type="table" w:styleId="755">
     <w:name w:val="Grid Table 5 Dark- Accent 4"/>
-    <w:basedOn w:val="11"/>
+    <w:basedOn w:val="715"/>
     <w:uiPriority w:val="99"/>
     <w:pPr>
       <w:pBdr/>
@@ -27525,9 +29930,9 @@
       </w:tcPr>
     </w:tblStylePr>
   </w:style>
-  <w:style w:type="table" w:styleId="52">
+  <w:style w:type="table" w:styleId="756">
     <w:name w:val="Grid Table 5 Dark - Accent 5"/>
-    <w:basedOn w:val="11"/>
+    <w:basedOn w:val="715"/>
     <w:uiPriority w:val="99"/>
     <w:pPr>
       <w:pBdr/>
@@ -27753,9 +30158,9 @@
       </w:tcPr>
     </w:tblStylePr>
   </w:style>
-  <w:style w:type="table" w:styleId="53">
+  <w:style w:type="table" w:styleId="757">
     <w:name w:val="Grid Table 5 Dark - Accent 6"/>
-    <w:basedOn w:val="11"/>
+    <w:basedOn w:val="715"/>
     <w:uiPriority w:val="99"/>
     <w:pPr>
       <w:pBdr/>
@@ -27981,9 +30386,9 @@
       </w:tcPr>
     </w:tblStylePr>
   </w:style>
-  <w:style w:type="table" w:styleId="54">
+  <w:style w:type="table" w:styleId="758">
     <w:name w:val="Grid Table 6 Colorful"/>
-    <w:basedOn w:val="11"/>
+    <w:basedOn w:val="715"/>
     <w:uiPriority w:val="99"/>
     <w:pPr>
       <w:pBdr/>
@@ -28211,9 +30616,9 @@
       </w:tcPr>
     </w:tblStylePr>
   </w:style>
-  <w:style w:type="table" w:styleId="55">
+  <w:style w:type="table" w:styleId="759">
     <w:name w:val="Grid Table 6 Colorful - Accent 1"/>
-    <w:basedOn w:val="11"/>
+    <w:basedOn w:val="715"/>
     <w:uiPriority w:val="99"/>
     <w:pPr>
       <w:pBdr/>
@@ -28441,9 +30846,9 @@
       </w:tcPr>
     </w:tblStylePr>
   </w:style>
-  <w:style w:type="table" w:styleId="56">
+  <w:style w:type="table" w:styleId="760">
     <w:name w:val="Grid Table 6 Colorful - Accent 2"/>
-    <w:basedOn w:val="11"/>
+    <w:basedOn w:val="715"/>
     <w:uiPriority w:val="99"/>
     <w:pPr>
       <w:pBdr/>
@@ -28671,9 +31076,9 @@
       </w:tcPr>
     </w:tblStylePr>
   </w:style>
-  <w:style w:type="table" w:styleId="57">
+  <w:style w:type="table" w:styleId="761">
     <w:name w:val="Grid Table 6 Colorful - Accent 3"/>
-    <w:basedOn w:val="11"/>
+    <w:basedOn w:val="715"/>
     <w:uiPriority w:val="99"/>
     <w:pPr>
       <w:pBdr/>
@@ -28901,9 +31306,9 @@
       </w:tcPr>
     </w:tblStylePr>
   </w:style>
-  <w:style w:type="table" w:styleId="58">
+  <w:style w:type="table" w:styleId="762">
     <w:name w:val="Grid Table 6 Colorful - Accent 4"/>
-    <w:basedOn w:val="11"/>
+    <w:basedOn w:val="715"/>
     <w:uiPriority w:val="99"/>
     <w:pPr>
       <w:pBdr/>
@@ -29131,9 +31536,9 @@
       </w:tcPr>
     </w:tblStylePr>
   </w:style>
-  <w:style w:type="table" w:styleId="59">
+  <w:style w:type="table" w:styleId="763">
     <w:name w:val="Grid Table 6 Colorful - Accent 5"/>
-    <w:basedOn w:val="11"/>
+    <w:basedOn w:val="715"/>
     <w:uiPriority w:val="99"/>
     <w:pPr>
       <w:pBdr/>
@@ -29361,9 +31766,9 @@
       </w:tcPr>
     </w:tblStylePr>
   </w:style>
-  <w:style w:type="table" w:styleId="60">
+  <w:style w:type="table" w:styleId="764">
     <w:name w:val="Grid Table 6 Colorful - Accent 6"/>
-    <w:basedOn w:val="11"/>
+    <w:basedOn w:val="715"/>
     <w:uiPriority w:val="99"/>
     <w:pPr>
       <w:pBdr/>
@@ -29591,9 +31996,9 @@
       </w:tcPr>
     </w:tblStylePr>
   </w:style>
-  <w:style w:type="table" w:styleId="61">
+  <w:style w:type="table" w:styleId="765">
     <w:name w:val="Grid Table 7 Colorful"/>
-    <w:basedOn w:val="11"/>
+    <w:basedOn w:val="715"/>
     <w:uiPriority w:val="99"/>
     <w:pPr>
       <w:pBdr/>
@@ -29695,11 +32100,11 @@
         <w:tblBorders/>
       </w:tblPr>
       <w:tcPr>
-        <w:shd w:color="ffffff"/>
+        <w:shd w:val="clear" w:color="ffffff"/>
         <w:tcBorders>
-          <w:top w:val="none"/>
-          <w:left w:val="none"/>
-          <w:bottom w:val="none"/>
+          <w:top w:val="none" w:color="000000" w:sz="4" w:space="0"/>
+          <w:left w:val="none" w:color="000000" w:sz="4" w:space="0"/>
+          <w:bottom w:val="none" w:color="000000" w:sz="4" w:space="0"/>
           <w:right w:val="single" w:color="000000" w:themeColor="text1" w:themeTint="80" w:sz="4" w:space="0"/>
         </w:tcBorders>
       </w:tcPr>
@@ -29722,10 +32127,10 @@
       <w:tcPr>
         <w:shd w:val="clear" w:color="ffffff" w:themeColor="light1" w:fill="ffffff" w:themeFill="light1"/>
         <w:tcBorders>
-          <w:top w:val="none"/>
-          <w:left w:val="none"/>
+          <w:top w:val="none" w:color="000000" w:sz="4" w:space="0"/>
+          <w:left w:val="none" w:color="000000" w:sz="4" w:space="0"/>
           <w:bottom w:val="single" w:color="000000" w:themeColor="text1" w:themeTint="80" w:sz="4" w:space="0"/>
-          <w:right w:val="none"/>
+          <w:right w:val="none" w:color="000000" w:sz="4" w:space="0"/>
         </w:tcBorders>
       </w:tcPr>
     </w:tblStylePr>
@@ -29745,12 +32150,12 @@
         <w:tblBorders/>
       </w:tblPr>
       <w:tcPr>
-        <w:shd w:color="ffffff"/>
+        <w:shd w:val="clear" w:color="ffffff"/>
         <w:tcBorders>
-          <w:top w:val="none"/>
+          <w:top w:val="none" w:color="000000" w:sz="4" w:space="0"/>
           <w:left w:val="single" w:color="000000" w:themeColor="text1" w:themeTint="80" w:sz="4" w:space="0"/>
-          <w:bottom w:val="none"/>
-          <w:right w:val="none"/>
+          <w:bottom w:val="none" w:color="000000" w:sz="4" w:space="0"/>
+          <w:right w:val="none" w:color="000000" w:sz="4" w:space="0"/>
         </w:tcBorders>
       </w:tcPr>
     </w:tblStylePr>
@@ -29773,9 +32178,9 @@
         <w:shd w:val="clear" w:color="ffffff" w:themeColor="light1" w:fill="ffffff" w:themeFill="light1"/>
         <w:tcBorders>
           <w:top w:val="single" w:color="000000" w:themeColor="text1" w:themeTint="80" w:sz="4" w:space="0"/>
-          <w:left w:val="none"/>
-          <w:bottom w:val="none"/>
-          <w:right w:val="none"/>
+          <w:left w:val="none" w:color="000000" w:sz="4" w:space="0"/>
+          <w:bottom w:val="none" w:color="000000" w:sz="4" w:space="0"/>
+          <w:right w:val="none" w:color="000000" w:sz="4" w:space="0"/>
         </w:tcBorders>
       </w:tcPr>
     </w:tblStylePr>
@@ -29845,9 +32250,9 @@
       </w:tcPr>
     </w:tblStylePr>
   </w:style>
-  <w:style w:type="table" w:styleId="62">
+  <w:style w:type="table" w:styleId="766">
     <w:name w:val="Grid Table 7 Colorful - Accent 1"/>
-    <w:basedOn w:val="11"/>
+    <w:basedOn w:val="715"/>
     <w:uiPriority w:val="99"/>
     <w:pPr>
       <w:pBdr/>
@@ -29949,11 +32354,11 @@
         <w:tblBorders/>
       </w:tblPr>
       <w:tcPr>
-        <w:shd w:color="ffffff"/>
+        <w:shd w:val="clear" w:color="ffffff"/>
         <w:tcBorders>
-          <w:top w:val="none"/>
-          <w:left w:val="none"/>
-          <w:bottom w:val="none"/>
+          <w:top w:val="none" w:color="000000" w:sz="4" w:space="0"/>
+          <w:left w:val="none" w:color="000000" w:sz="4" w:space="0"/>
+          <w:bottom w:val="none" w:color="000000" w:sz="4" w:space="0"/>
           <w:right w:val="single" w:color="000000" w:themeColor="accent1" w:themeTint="80" w:sz="4" w:space="0"/>
         </w:tcBorders>
       </w:tcPr>
@@ -29976,10 +32381,10 @@
       <w:tcPr>
         <w:shd w:val="clear" w:color="ffffff" w:themeColor="light1" w:fill="ffffff" w:themeFill="light1"/>
         <w:tcBorders>
-          <w:top w:val="none"/>
-          <w:left w:val="none"/>
+          <w:top w:val="none" w:color="000000" w:sz="4" w:space="0"/>
+          <w:left w:val="none" w:color="000000" w:sz="4" w:space="0"/>
           <w:bottom w:val="single" w:color="000000" w:themeColor="accent1" w:themeTint="80" w:sz="4" w:space="0"/>
-          <w:right w:val="none"/>
+          <w:right w:val="none" w:color="000000" w:sz="4" w:space="0"/>
         </w:tcBorders>
       </w:tcPr>
     </w:tblStylePr>
@@ -29999,12 +32404,12 @@
         <w:tblBorders/>
       </w:tblPr>
       <w:tcPr>
-        <w:shd w:color="ffffff"/>
+        <w:shd w:val="clear" w:color="ffffff"/>
         <w:tcBorders>
-          <w:top w:val="none"/>
+          <w:top w:val="none" w:color="000000" w:sz="4" w:space="0"/>
           <w:left w:val="single" w:color="000000" w:themeColor="accent1" w:themeTint="80" w:sz="4" w:space="0"/>
-          <w:bottom w:val="none"/>
-          <w:right w:val="none"/>
+          <w:bottom w:val="none" w:color="000000" w:sz="4" w:space="0"/>
+          <w:right w:val="none" w:color="000000" w:sz="4" w:space="0"/>
         </w:tcBorders>
       </w:tcPr>
     </w:tblStylePr>
@@ -30027,9 +32432,9 @@
         <w:shd w:val="clear" w:color="ffffff" w:themeColor="light1" w:fill="ffffff" w:themeFill="light1"/>
         <w:tcBorders>
           <w:top w:val="single" w:color="000000" w:themeColor="accent1" w:themeTint="80" w:sz="4" w:space="0"/>
-          <w:left w:val="none"/>
-          <w:bottom w:val="none"/>
-          <w:right w:val="none"/>
+          <w:left w:val="none" w:color="000000" w:sz="4" w:space="0"/>
+          <w:bottom w:val="none" w:color="000000" w:sz="4" w:space="0"/>
+          <w:right w:val="none" w:color="000000" w:sz="4" w:space="0"/>
         </w:tcBorders>
       </w:tcPr>
     </w:tblStylePr>
@@ -30099,9 +32504,9 @@
       </w:tcPr>
     </w:tblStylePr>
   </w:style>
-  <w:style w:type="table" w:styleId="63">
+  <w:style w:type="table" w:styleId="767">
     <w:name w:val="Grid Table 7 Colorful - Accent 2"/>
-    <w:basedOn w:val="11"/>
+    <w:basedOn w:val="715"/>
     <w:uiPriority w:val="99"/>
     <w:pPr>
       <w:pBdr/>
@@ -30203,11 +32608,11 @@
         <w:tblBorders/>
       </w:tblPr>
       <w:tcPr>
-        <w:shd w:color="ffffff"/>
+        <w:shd w:val="clear" w:color="ffffff"/>
         <w:tcBorders>
-          <w:top w:val="none"/>
-          <w:left w:val="none"/>
-          <w:bottom w:val="none"/>
+          <w:top w:val="none" w:color="000000" w:sz="4" w:space="0"/>
+          <w:left w:val="none" w:color="000000" w:sz="4" w:space="0"/>
+          <w:bottom w:val="none" w:color="000000" w:sz="4" w:space="0"/>
           <w:right w:val="single" w:color="000000" w:themeColor="accent2" w:themeTint="97" w:sz="4" w:space="0"/>
         </w:tcBorders>
       </w:tcPr>
@@ -30230,10 +32635,10 @@
       <w:tcPr>
         <w:shd w:val="clear" w:color="ffffff" w:themeColor="light1" w:fill="ffffff" w:themeFill="light1"/>
         <w:tcBorders>
-          <w:top w:val="none"/>
-          <w:left w:val="none"/>
+          <w:top w:val="none" w:color="000000" w:sz="4" w:space="0"/>
+          <w:left w:val="none" w:color="000000" w:sz="4" w:space="0"/>
           <w:bottom w:val="single" w:color="000000" w:themeColor="accent2" w:themeTint="97" w:sz="4" w:space="0"/>
-          <w:right w:val="none"/>
+          <w:right w:val="none" w:color="000000" w:sz="4" w:space="0"/>
         </w:tcBorders>
       </w:tcPr>
     </w:tblStylePr>
@@ -30253,12 +32658,12 @@
         <w:tblBorders/>
       </w:tblPr>
       <w:tcPr>
-        <w:shd w:color="ffffff"/>
+        <w:shd w:val="clear" w:color="ffffff"/>
         <w:tcBorders>
-          <w:top w:val="none"/>
+          <w:top w:val="none" w:color="000000" w:sz="4" w:space="0"/>
           <w:left w:val="single" w:color="000000" w:themeColor="accent2" w:themeTint="97" w:sz="4" w:space="0"/>
-          <w:bottom w:val="none"/>
-          <w:right w:val="none"/>
+          <w:bottom w:val="none" w:color="000000" w:sz="4" w:space="0"/>
+          <w:right w:val="none" w:color="000000" w:sz="4" w:space="0"/>
         </w:tcBorders>
       </w:tcPr>
     </w:tblStylePr>
@@ -30281,9 +32686,9 @@
         <w:shd w:val="clear" w:color="ffffff" w:themeColor="light1" w:fill="ffffff" w:themeFill="light1"/>
         <w:tcBorders>
           <w:top w:val="single" w:color="000000" w:themeColor="accent2" w:themeTint="97" w:sz="4" w:space="0"/>
-          <w:left w:val="none"/>
-          <w:bottom w:val="none"/>
-          <w:right w:val="none"/>
+          <w:left w:val="none" w:color="000000" w:sz="4" w:space="0"/>
+          <w:bottom w:val="none" w:color="000000" w:sz="4" w:space="0"/>
+          <w:right w:val="none" w:color="000000" w:sz="4" w:space="0"/>
         </w:tcBorders>
       </w:tcPr>
     </w:tblStylePr>
@@ -30353,9 +32758,9 @@
       </w:tcPr>
     </w:tblStylePr>
   </w:style>
-  <w:style w:type="table" w:styleId="64">
+  <w:style w:type="table" w:styleId="768">
     <w:name w:val="Grid Table 7 Colorful - Accent 3"/>
-    <w:basedOn w:val="11"/>
+    <w:basedOn w:val="715"/>
     <w:uiPriority w:val="99"/>
     <w:pPr>
       <w:pBdr/>
@@ -30457,11 +32862,11 @@
         <w:tblBorders/>
       </w:tblPr>
       <w:tcPr>
-        <w:shd w:color="ffffff"/>
+        <w:shd w:val="clear" w:color="ffffff"/>
         <w:tcBorders>
-          <w:top w:val="none"/>
-          <w:left w:val="none"/>
-          <w:bottom w:val="none"/>
+          <w:top w:val="none" w:color="000000" w:sz="4" w:space="0"/>
+          <w:left w:val="none" w:color="000000" w:sz="4" w:space="0"/>
+          <w:bottom w:val="none" w:color="000000" w:sz="4" w:space="0"/>
           <w:right w:val="single" w:color="000000" w:themeColor="accent3" w:themeTint="FE" w:sz="4" w:space="0"/>
         </w:tcBorders>
       </w:tcPr>
@@ -30484,10 +32889,10 @@
       <w:tcPr>
         <w:shd w:val="clear" w:color="ffffff" w:themeColor="light1" w:fill="ffffff" w:themeFill="light1"/>
         <w:tcBorders>
-          <w:top w:val="none"/>
-          <w:left w:val="none"/>
+          <w:top w:val="none" w:color="000000" w:sz="4" w:space="0"/>
+          <w:left w:val="none" w:color="000000" w:sz="4" w:space="0"/>
           <w:bottom w:val="single" w:color="000000" w:themeColor="accent3" w:themeTint="FE" w:sz="4" w:space="0"/>
-          <w:right w:val="none"/>
+          <w:right w:val="none" w:color="000000" w:sz="4" w:space="0"/>
         </w:tcBorders>
       </w:tcPr>
     </w:tblStylePr>
@@ -30507,12 +32912,12 @@
         <w:tblBorders/>
       </w:tblPr>
       <w:tcPr>
-        <w:shd w:color="ffffff"/>
+        <w:shd w:val="clear" w:color="ffffff"/>
         <w:tcBorders>
-          <w:top w:val="none"/>
+          <w:top w:val="none" w:color="000000" w:sz="4" w:space="0"/>
           <w:left w:val="single" w:color="000000" w:themeColor="accent3" w:themeTint="FE" w:sz="4" w:space="0"/>
-          <w:bottom w:val="none"/>
-          <w:right w:val="none"/>
+          <w:bottom w:val="none" w:color="000000" w:sz="4" w:space="0"/>
+          <w:right w:val="none" w:color="000000" w:sz="4" w:space="0"/>
         </w:tcBorders>
       </w:tcPr>
     </w:tblStylePr>
@@ -30535,9 +32940,9 @@
         <w:shd w:val="clear" w:color="ffffff" w:themeColor="light1" w:fill="ffffff" w:themeFill="light1"/>
         <w:tcBorders>
           <w:top w:val="single" w:color="000000" w:themeColor="accent3" w:themeTint="FE" w:sz="4" w:space="0"/>
-          <w:left w:val="none"/>
-          <w:bottom w:val="none"/>
-          <w:right w:val="none"/>
+          <w:left w:val="none" w:color="000000" w:sz="4" w:space="0"/>
+          <w:bottom w:val="none" w:color="000000" w:sz="4" w:space="0"/>
+          <w:right w:val="none" w:color="000000" w:sz="4" w:space="0"/>
         </w:tcBorders>
       </w:tcPr>
     </w:tblStylePr>
@@ -30607,9 +33012,9 @@
       </w:tcPr>
     </w:tblStylePr>
   </w:style>
-  <w:style w:type="table" w:styleId="65">
+  <w:style w:type="table" w:styleId="769">
     <w:name w:val="Grid Table 7 Colorful - Accent 4"/>
-    <w:basedOn w:val="11"/>
+    <w:basedOn w:val="715"/>
     <w:uiPriority w:val="99"/>
     <w:pPr>
       <w:pBdr/>
@@ -30711,11 +33116,11 @@
         <w:tblBorders/>
       </w:tblPr>
       <w:tcPr>
-        <w:shd w:color="ffffff"/>
+        <w:shd w:val="clear" w:color="ffffff"/>
         <w:tcBorders>
-          <w:top w:val="none"/>
-          <w:left w:val="none"/>
-          <w:bottom w:val="none"/>
+          <w:top w:val="none" w:color="000000" w:sz="4" w:space="0"/>
+          <w:left w:val="none" w:color="000000" w:sz="4" w:space="0"/>
+          <w:bottom w:val="none" w:color="000000" w:sz="4" w:space="0"/>
           <w:right w:val="single" w:color="000000" w:themeColor="accent4" w:themeTint="9A" w:sz="4" w:space="0"/>
         </w:tcBorders>
       </w:tcPr>
@@ -30738,10 +33143,10 @@
       <w:tcPr>
         <w:shd w:val="clear" w:color="ffffff" w:themeColor="light1" w:fill="ffffff" w:themeFill="light1"/>
         <w:tcBorders>
-          <w:top w:val="none"/>
-          <w:left w:val="none"/>
+          <w:top w:val="none" w:color="000000" w:sz="4" w:space="0"/>
+          <w:left w:val="none" w:color="000000" w:sz="4" w:space="0"/>
           <w:bottom w:val="single" w:color="000000" w:themeColor="accent4" w:themeTint="9A" w:sz="4" w:space="0"/>
-          <w:right w:val="none"/>
+          <w:right w:val="none" w:color="000000" w:sz="4" w:space="0"/>
         </w:tcBorders>
       </w:tcPr>
     </w:tblStylePr>
@@ -30761,12 +33166,12 @@
         <w:tblBorders/>
       </w:tblPr>
       <w:tcPr>
-        <w:shd w:color="ffffff"/>
+        <w:shd w:val="clear" w:color="ffffff"/>
         <w:tcBorders>
-          <w:top w:val="none"/>
+          <w:top w:val="none" w:color="000000" w:sz="4" w:space="0"/>
           <w:left w:val="single" w:color="000000" w:themeColor="accent4" w:themeTint="9A" w:sz="4" w:space="0"/>
-          <w:bottom w:val="none"/>
-          <w:right w:val="none"/>
+          <w:bottom w:val="none" w:color="000000" w:sz="4" w:space="0"/>
+          <w:right w:val="none" w:color="000000" w:sz="4" w:space="0"/>
         </w:tcBorders>
       </w:tcPr>
     </w:tblStylePr>
@@ -30789,9 +33194,9 @@
         <w:shd w:val="clear" w:color="ffffff" w:themeColor="light1" w:fill="ffffff" w:themeFill="light1"/>
         <w:tcBorders>
           <w:top w:val="single" w:color="000000" w:themeColor="accent4" w:themeTint="9A" w:sz="4" w:space="0"/>
-          <w:left w:val="none"/>
-          <w:bottom w:val="none"/>
-          <w:right w:val="none"/>
+          <w:left w:val="none" w:color="000000" w:sz="4" w:space="0"/>
+          <w:bottom w:val="none" w:color="000000" w:sz="4" w:space="0"/>
+          <w:right w:val="none" w:color="000000" w:sz="4" w:space="0"/>
         </w:tcBorders>
       </w:tcPr>
     </w:tblStylePr>
@@ -30861,9 +33266,9 @@
       </w:tcPr>
     </w:tblStylePr>
   </w:style>
-  <w:style w:type="table" w:styleId="66">
+  <w:style w:type="table" w:styleId="770">
     <w:name w:val="Grid Table 7 Colorful - Accent 5"/>
-    <w:basedOn w:val="11"/>
+    <w:basedOn w:val="715"/>
     <w:uiPriority w:val="99"/>
     <w:pPr>
       <w:pBdr/>
@@ -30965,11 +33370,11 @@
         <w:tblBorders/>
       </w:tblPr>
       <w:tcPr>
-        <w:shd w:color="ffffff"/>
+        <w:shd w:val="clear" w:color="ffffff"/>
         <w:tcBorders>
-          <w:top w:val="none"/>
-          <w:left w:val="none"/>
-          <w:bottom w:val="none"/>
+          <w:top w:val="none" w:color="000000" w:sz="4" w:space="0"/>
+          <w:left w:val="none" w:color="000000" w:sz="4" w:space="0"/>
+          <w:bottom w:val="none" w:color="000000" w:sz="4" w:space="0"/>
           <w:right w:val="single" w:color="000000" w:themeColor="accent5" w:themeTint="90" w:sz="4" w:space="0"/>
         </w:tcBorders>
       </w:tcPr>
@@ -30992,10 +33397,10 @@
       <w:tcPr>
         <w:shd w:val="clear" w:color="ffffff" w:themeColor="light1" w:fill="ffffff" w:themeFill="light1"/>
         <w:tcBorders>
-          <w:top w:val="none"/>
-          <w:left w:val="none"/>
+          <w:top w:val="none" w:color="000000" w:sz="4" w:space="0"/>
+          <w:left w:val="none" w:color="000000" w:sz="4" w:space="0"/>
           <w:bottom w:val="single" w:color="000000" w:themeColor="accent5" w:themeTint="90" w:sz="4" w:space="0"/>
-          <w:right w:val="none"/>
+          <w:right w:val="none" w:color="000000" w:sz="4" w:space="0"/>
         </w:tcBorders>
       </w:tcPr>
     </w:tblStylePr>
@@ -31015,12 +33420,12 @@
         <w:tblBorders/>
       </w:tblPr>
       <w:tcPr>
-        <w:shd w:color="ffffff"/>
+        <w:shd w:val="clear" w:color="ffffff"/>
         <w:tcBorders>
-          <w:top w:val="none"/>
+          <w:top w:val="none" w:color="000000" w:sz="4" w:space="0"/>
           <w:left w:val="single" w:color="000000" w:themeColor="accent5" w:themeTint="90" w:sz="4" w:space="0"/>
-          <w:bottom w:val="none"/>
-          <w:right w:val="none"/>
+          <w:bottom w:val="none" w:color="000000" w:sz="4" w:space="0"/>
+          <w:right w:val="none" w:color="000000" w:sz="4" w:space="0"/>
         </w:tcBorders>
       </w:tcPr>
     </w:tblStylePr>
@@ -31043,9 +33448,9 @@
         <w:shd w:val="clear" w:color="ffffff" w:themeColor="light1" w:fill="ffffff" w:themeFill="light1"/>
         <w:tcBorders>
           <w:top w:val="single" w:color="000000" w:themeColor="accent5" w:themeTint="90" w:sz="4" w:space="0"/>
-          <w:left w:val="none"/>
-          <w:bottom w:val="none"/>
-          <w:right w:val="none"/>
+          <w:left w:val="none" w:color="000000" w:sz="4" w:space="0"/>
+          <w:bottom w:val="none" w:color="000000" w:sz="4" w:space="0"/>
+          <w:right w:val="none" w:color="000000" w:sz="4" w:space="0"/>
         </w:tcBorders>
       </w:tcPr>
     </w:tblStylePr>
@@ -31115,9 +33520,9 @@
       </w:tcPr>
     </w:tblStylePr>
   </w:style>
-  <w:style w:type="table" w:styleId="67">
+  <w:style w:type="table" w:styleId="771">
     <w:name w:val="Grid Table 7 Colorful - Accent 6"/>
-    <w:basedOn w:val="11"/>
+    <w:basedOn w:val="715"/>
     <w:uiPriority w:val="99"/>
     <w:pPr>
       <w:pBdr/>
@@ -31219,11 +33624,11 @@
         <w:tblBorders/>
       </w:tblPr>
       <w:tcPr>
-        <w:shd w:color="ffffff"/>
+        <w:shd w:val="clear" w:color="ffffff"/>
         <w:tcBorders>
-          <w:top w:val="none"/>
-          <w:left w:val="none"/>
-          <w:bottom w:val="none"/>
+          <w:top w:val="none" w:color="000000" w:sz="4" w:space="0"/>
+          <w:left w:val="none" w:color="000000" w:sz="4" w:space="0"/>
+          <w:bottom w:val="none" w:color="000000" w:sz="4" w:space="0"/>
           <w:right w:val="single" w:color="000000" w:themeColor="accent6" w:themeTint="90" w:sz="4" w:space="0"/>
         </w:tcBorders>
       </w:tcPr>
@@ -31246,10 +33651,10 @@
       <w:tcPr>
         <w:shd w:val="clear" w:color="ffffff" w:themeColor="light1" w:fill="ffffff" w:themeFill="light1"/>
         <w:tcBorders>
-          <w:top w:val="none"/>
-          <w:left w:val="none"/>
+          <w:top w:val="none" w:color="000000" w:sz="4" w:space="0"/>
+          <w:left w:val="none" w:color="000000" w:sz="4" w:space="0"/>
           <w:bottom w:val="single" w:color="000000" w:themeColor="accent6" w:themeTint="90" w:sz="4" w:space="0"/>
-          <w:right w:val="none"/>
+          <w:right w:val="none" w:color="000000" w:sz="4" w:space="0"/>
         </w:tcBorders>
       </w:tcPr>
     </w:tblStylePr>
@@ -31269,12 +33674,12 @@
         <w:tblBorders/>
       </w:tblPr>
       <w:tcPr>
-        <w:shd w:color="ffffff"/>
+        <w:shd w:val="clear" w:color="ffffff"/>
         <w:tcBorders>
-          <w:top w:val="none"/>
+          <w:top w:val="none" w:color="000000" w:sz="4" w:space="0"/>
           <w:left w:val="single" w:color="000000" w:themeColor="accent6" w:themeTint="90" w:sz="4" w:space="0"/>
-          <w:bottom w:val="none"/>
-          <w:right w:val="none"/>
+          <w:bottom w:val="none" w:color="000000" w:sz="4" w:space="0"/>
+          <w:right w:val="none" w:color="000000" w:sz="4" w:space="0"/>
         </w:tcBorders>
       </w:tcPr>
     </w:tblStylePr>
@@ -31297,9 +33702,9 @@
         <w:shd w:val="clear" w:color="ffffff" w:themeColor="light1" w:fill="ffffff" w:themeFill="light1"/>
         <w:tcBorders>
           <w:top w:val="single" w:color="000000" w:themeColor="accent6" w:themeTint="90" w:sz="4" w:space="0"/>
-          <w:left w:val="none"/>
-          <w:bottom w:val="none"/>
-          <w:right w:val="none"/>
+          <w:left w:val="none" w:color="000000" w:sz="4" w:space="0"/>
+          <w:bottom w:val="none" w:color="000000" w:sz="4" w:space="0"/>
+          <w:right w:val="none" w:color="000000" w:sz="4" w:space="0"/>
         </w:tcBorders>
       </w:tcPr>
     </w:tblStylePr>
@@ -31369,9 +33774,9 @@
       </w:tcPr>
     </w:tblStylePr>
   </w:style>
-  <w:style w:type="table" w:styleId="68">
+  <w:style w:type="table" w:styleId="772">
     <w:name w:val="List Table 1 Light"/>
-    <w:basedOn w:val="11"/>
+    <w:basedOn w:val="715"/>
     <w:uiPriority w:val="99"/>
     <w:pPr>
       <w:pBdr/>
@@ -31585,9 +33990,9 @@
       </w:tcPr>
     </w:tblStylePr>
   </w:style>
-  <w:style w:type="table" w:styleId="69">
+  <w:style w:type="table" w:styleId="773">
     <w:name w:val="List Table 1 Light - Accent 1"/>
-    <w:basedOn w:val="11"/>
+    <w:basedOn w:val="715"/>
     <w:uiPriority w:val="99"/>
     <w:pPr>
       <w:pBdr/>
@@ -31801,9 +34206,9 @@
       </w:tcPr>
     </w:tblStylePr>
   </w:style>
-  <w:style w:type="table" w:styleId="70">
+  <w:style w:type="table" w:styleId="774">
     <w:name w:val="List Table 1 Light - Accent 2"/>
-    <w:basedOn w:val="11"/>
+    <w:basedOn w:val="715"/>
     <w:uiPriority w:val="99"/>
     <w:pPr>
       <w:pBdr/>
@@ -32017,9 +34422,9 @@
       </w:tcPr>
     </w:tblStylePr>
   </w:style>
-  <w:style w:type="table" w:styleId="71">
+  <w:style w:type="table" w:styleId="775">
     <w:name w:val="List Table 1 Light - Accent 3"/>
-    <w:basedOn w:val="11"/>
+    <w:basedOn w:val="715"/>
     <w:uiPriority w:val="99"/>
     <w:pPr>
       <w:pBdr/>
@@ -32233,9 +34638,9 @@
       </w:tcPr>
     </w:tblStylePr>
   </w:style>
-  <w:style w:type="table" w:styleId="72">
+  <w:style w:type="table" w:styleId="776">
     <w:name w:val="List Table 1 Light - Accent 4"/>
-    <w:basedOn w:val="11"/>
+    <w:basedOn w:val="715"/>
     <w:uiPriority w:val="99"/>
     <w:pPr>
       <w:pBdr/>
@@ -32449,9 +34854,9 @@
       </w:tcPr>
     </w:tblStylePr>
   </w:style>
-  <w:style w:type="table" w:styleId="73">
+  <w:style w:type="table" w:styleId="777">
     <w:name w:val="List Table 1 Light - Accent 5"/>
-    <w:basedOn w:val="11"/>
+    <w:basedOn w:val="715"/>
     <w:uiPriority w:val="99"/>
     <w:pPr>
       <w:pBdr/>
@@ -32665,9 +35070,9 @@
       </w:tcPr>
     </w:tblStylePr>
   </w:style>
-  <w:style w:type="table" w:styleId="74">
+  <w:style w:type="table" w:styleId="778">
     <w:name w:val="List Table 1 Light - Accent 6"/>
-    <w:basedOn w:val="11"/>
+    <w:basedOn w:val="715"/>
     <w:uiPriority w:val="99"/>
     <w:pPr>
       <w:pBdr/>
@@ -32881,9 +35286,9 @@
       </w:tcPr>
     </w:tblStylePr>
   </w:style>
-  <w:style w:type="table" w:styleId="75">
+  <w:style w:type="table" w:styleId="779">
     <w:name w:val="List Table 2"/>
-    <w:basedOn w:val="11"/>
+    <w:basedOn w:val="715"/>
     <w:uiPriority w:val="99"/>
     <w:pPr>
       <w:pBdr/>
@@ -33119,9 +35524,9 @@
       </w:tcPr>
     </w:tblStylePr>
   </w:style>
-  <w:style w:type="table" w:styleId="76">
+  <w:style w:type="table" w:styleId="780">
     <w:name w:val="List Table 2 - Accent 1"/>
-    <w:basedOn w:val="11"/>
+    <w:basedOn w:val="715"/>
     <w:uiPriority w:val="99"/>
     <w:pPr>
       <w:pBdr/>
@@ -33357,9 +35762,9 @@
       </w:tcPr>
     </w:tblStylePr>
   </w:style>
-  <w:style w:type="table" w:styleId="77">
+  <w:style w:type="table" w:styleId="781">
     <w:name w:val="List Table 2 - Accent 2"/>
-    <w:basedOn w:val="11"/>
+    <w:basedOn w:val="715"/>
     <w:uiPriority w:val="99"/>
     <w:pPr>
       <w:pBdr/>
@@ -33595,9 +36000,9 @@
       </w:tcPr>
     </w:tblStylePr>
   </w:style>
-  <w:style w:type="table" w:styleId="78">
+  <w:style w:type="table" w:styleId="782">
     <w:name w:val="List Table 2 - Accent 3"/>
-    <w:basedOn w:val="11"/>
+    <w:basedOn w:val="715"/>
     <w:uiPriority w:val="99"/>
     <w:pPr>
       <w:pBdr/>
@@ -33833,9 +36238,9 @@
       </w:tcPr>
     </w:tblStylePr>
   </w:style>
-  <w:style w:type="table" w:styleId="79">
+  <w:style w:type="table" w:styleId="783">
     <w:name w:val="List Table 2 - Accent 4"/>
-    <w:basedOn w:val="11"/>
+    <w:basedOn w:val="715"/>
     <w:uiPriority w:val="99"/>
     <w:pPr>
       <w:pBdr/>
@@ -34071,9 +36476,9 @@
       </w:tcPr>
     </w:tblStylePr>
   </w:style>
-  <w:style w:type="table" w:styleId="80">
+  <w:style w:type="table" w:styleId="784">
     <w:name w:val="List Table 2 - Accent 5"/>
-    <w:basedOn w:val="11"/>
+    <w:basedOn w:val="715"/>
     <w:uiPriority w:val="99"/>
     <w:pPr>
       <w:pBdr/>
@@ -34309,9 +36714,9 @@
       </w:tcPr>
     </w:tblStylePr>
   </w:style>
-  <w:style w:type="table" w:styleId="81">
+  <w:style w:type="table" w:styleId="785">
     <w:name w:val="List Table 2 - Accent 6"/>
-    <w:basedOn w:val="11"/>
+    <w:basedOn w:val="715"/>
     <w:uiPriority w:val="99"/>
     <w:pPr>
       <w:pBdr/>
@@ -34547,9 +36952,9 @@
       </w:tcPr>
     </w:tblStylePr>
   </w:style>
-  <w:style w:type="table" w:styleId="82">
+  <w:style w:type="table" w:styleId="786">
     <w:name w:val="List Table 3"/>
-    <w:basedOn w:val="11"/>
+    <w:basedOn w:val="715"/>
     <w:uiPriority w:val="99"/>
     <w:pPr>
       <w:pBdr/>
@@ -34775,9 +37180,9 @@
       </w:tcPr>
     </w:tblStylePr>
   </w:style>
-  <w:style w:type="table" w:styleId="83">
+  <w:style w:type="table" w:styleId="787">
     <w:name w:val="List Table 3 - Accent 1"/>
-    <w:basedOn w:val="11"/>
+    <w:basedOn w:val="715"/>
     <w:uiPriority w:val="99"/>
     <w:pPr>
       <w:pBdr/>
@@ -35003,9 +37408,9 @@
       </w:tcPr>
     </w:tblStylePr>
   </w:style>
-  <w:style w:type="table" w:styleId="84">
+  <w:style w:type="table" w:styleId="788">
     <w:name w:val="List Table 3 - Accent 2"/>
-    <w:basedOn w:val="11"/>
+    <w:basedOn w:val="715"/>
     <w:uiPriority w:val="99"/>
     <w:pPr>
       <w:pBdr/>
@@ -35231,9 +37636,9 @@
       </w:tcPr>
     </w:tblStylePr>
   </w:style>
-  <w:style w:type="table" w:styleId="85">
+  <w:style w:type="table" w:styleId="789">
     <w:name w:val="List Table 3 - Accent 3"/>
-    <w:basedOn w:val="11"/>
+    <w:basedOn w:val="715"/>
     <w:uiPriority w:val="99"/>
     <w:pPr>
       <w:pBdr/>
@@ -35459,9 +37864,9 @@
       </w:tcPr>
     </w:tblStylePr>
   </w:style>
-  <w:style w:type="table" w:styleId="86">
+  <w:style w:type="table" w:styleId="790">
     <w:name w:val="List Table 3 - Accent 4"/>
-    <w:basedOn w:val="11"/>
+    <w:basedOn w:val="715"/>
     <w:uiPriority w:val="99"/>
     <w:pPr>
       <w:pBdr/>
@@ -35687,9 +38092,9 @@
       </w:tcPr>
     </w:tblStylePr>
   </w:style>
-  <w:style w:type="table" w:styleId="87">
+  <w:style w:type="table" w:styleId="791">
     <w:name w:val="List Table 3 - Accent 5"/>
-    <w:basedOn w:val="11"/>
+    <w:basedOn w:val="715"/>
     <w:uiPriority w:val="99"/>
     <w:pPr>
       <w:pBdr/>
@@ -35915,9 +38320,9 @@
       </w:tcPr>
     </w:tblStylePr>
   </w:style>
-  <w:style w:type="table" w:styleId="88">
+  <w:style w:type="table" w:styleId="792">
     <w:name w:val="List Table 3 - Accent 6"/>
-    <w:basedOn w:val="11"/>
+    <w:basedOn w:val="715"/>
     <w:uiPriority w:val="99"/>
     <w:pPr>
       <w:pBdr/>
@@ -36143,9 +38548,9 @@
       </w:tcPr>
     </w:tblStylePr>
   </w:style>
-  <w:style w:type="table" w:styleId="89">
+  <w:style w:type="table" w:styleId="793">
     <w:name w:val="List Table 4"/>
-    <w:basedOn w:val="11"/>
+    <w:basedOn w:val="715"/>
     <w:uiPriority w:val="99"/>
     <w:pPr>
       <w:pBdr/>
@@ -36368,9 +38773,9 @@
       </w:tcPr>
     </w:tblStylePr>
   </w:style>
-  <w:style w:type="table" w:styleId="90">
+  <w:style w:type="table" w:styleId="794">
     <w:name w:val="List Table 4 - Accent 1"/>
-    <w:basedOn w:val="11"/>
+    <w:basedOn w:val="715"/>
     <w:uiPriority w:val="99"/>
     <w:pPr>
       <w:pBdr/>
@@ -36593,9 +38998,9 @@
       </w:tcPr>
     </w:tblStylePr>
   </w:style>
-  <w:style w:type="table" w:styleId="91">
+  <w:style w:type="table" w:styleId="795">
     <w:name w:val="List Table 4 - Accent 2"/>
-    <w:basedOn w:val="11"/>
+    <w:basedOn w:val="715"/>
     <w:uiPriority w:val="99"/>
     <w:pPr>
       <w:pBdr/>
@@ -36818,9 +39223,9 @@
       </w:tcPr>
     </w:tblStylePr>
   </w:style>
-  <w:style w:type="table" w:styleId="92">
+  <w:style w:type="table" w:styleId="796">
     <w:name w:val="List Table 4 - Accent 3"/>
-    <w:basedOn w:val="11"/>
+    <w:basedOn w:val="715"/>
     <w:uiPriority w:val="99"/>
     <w:pPr>
       <w:pBdr/>
@@ -37043,9 +39448,9 @@
       </w:tcPr>
     </w:tblStylePr>
   </w:style>
-  <w:style w:type="table" w:styleId="93">
+  <w:style w:type="table" w:styleId="797">
     <w:name w:val="List Table 4 - Accent 4"/>
-    <w:basedOn w:val="11"/>
+    <w:basedOn w:val="715"/>
     <w:uiPriority w:val="99"/>
     <w:pPr>
       <w:pBdr/>
@@ -37268,9 +39673,9 @@
       </w:tcPr>
     </w:tblStylePr>
   </w:style>
-  <w:style w:type="table" w:styleId="94">
+  <w:style w:type="table" w:styleId="798">
     <w:name w:val="List Table 4 - Accent 5"/>
-    <w:basedOn w:val="11"/>
+    <w:basedOn w:val="715"/>
     <w:uiPriority w:val="99"/>
     <w:pPr>
       <w:pBdr/>
@@ -37493,9 +39898,9 @@
       </w:tcPr>
     </w:tblStylePr>
   </w:style>
-  <w:style w:type="table" w:styleId="95">
+  <w:style w:type="table" w:styleId="799">
     <w:name w:val="List Table 4 - Accent 6"/>
-    <w:basedOn w:val="11"/>
+    <w:basedOn w:val="715"/>
     <w:uiPriority w:val="99"/>
     <w:pPr>
       <w:pBdr/>
@@ -37718,9 +40123,9 @@
       </w:tcPr>
     </w:tblStylePr>
   </w:style>
-  <w:style w:type="table" w:styleId="96">
+  <w:style w:type="table" w:styleId="800">
     <w:name w:val="List Table 5 Dark"/>
-    <w:basedOn w:val="11"/>
+    <w:basedOn w:val="715"/>
     <w:uiPriority w:val="99"/>
     <w:pPr>
       <w:pBdr/>
@@ -37960,9 +40365,9 @@
       </w:tcPr>
     </w:tblStylePr>
   </w:style>
-  <w:style w:type="table" w:styleId="97">
+  <w:style w:type="table" w:styleId="801">
     <w:name w:val="List Table 5 Dark - Accent 1"/>
-    <w:basedOn w:val="11"/>
+    <w:basedOn w:val="715"/>
     <w:uiPriority w:val="99"/>
     <w:pPr>
       <w:pBdr/>
@@ -38202,9 +40607,9 @@
       </w:tcPr>
     </w:tblStylePr>
   </w:style>
-  <w:style w:type="table" w:styleId="98">
+  <w:style w:type="table" w:styleId="802">
     <w:name w:val="List Table 5 Dark - Accent 2"/>
-    <w:basedOn w:val="11"/>
+    <w:basedOn w:val="715"/>
     <w:uiPriority w:val="99"/>
     <w:pPr>
       <w:pBdr/>
@@ -38444,9 +40849,9 @@
       </w:tcPr>
     </w:tblStylePr>
   </w:style>
-  <w:style w:type="table" w:styleId="99">
+  <w:style w:type="table" w:styleId="803">
     <w:name w:val="List Table 5 Dark - Accent 3"/>
-    <w:basedOn w:val="11"/>
+    <w:basedOn w:val="715"/>
     <w:uiPriority w:val="99"/>
     <w:pPr>
       <w:pBdr/>
@@ -38686,9 +41091,9 @@
       </w:tcPr>
     </w:tblStylePr>
   </w:style>
-  <w:style w:type="table" w:styleId="100">
+  <w:style w:type="table" w:styleId="804">
     <w:name w:val="List Table 5 Dark - Accent 4"/>
-    <w:basedOn w:val="11"/>
+    <w:basedOn w:val="715"/>
     <w:uiPriority w:val="99"/>
     <w:pPr>
       <w:pBdr/>
@@ -38928,9 +41333,9 @@
       </w:tcPr>
     </w:tblStylePr>
   </w:style>
-  <w:style w:type="table" w:styleId="101">
+  <w:style w:type="table" w:styleId="805">
     <w:name w:val="List Table 5 Dark - Accent 5"/>
-    <w:basedOn w:val="11"/>
+    <w:basedOn w:val="715"/>
     <w:uiPriority w:val="99"/>
     <w:pPr>
       <w:pBdr/>
@@ -39170,9 +41575,9 @@
       </w:tcPr>
     </w:tblStylePr>
   </w:style>
-  <w:style w:type="table" w:styleId="102">
+  <w:style w:type="table" w:styleId="806">
     <w:name w:val="List Table 5 Dark - Accent 6"/>
-    <w:basedOn w:val="11"/>
+    <w:basedOn w:val="715"/>
     <w:uiPriority w:val="99"/>
     <w:pPr>
       <w:pBdr/>
@@ -39412,9 +41817,9 @@
       </w:tcPr>
     </w:tblStylePr>
   </w:style>
-  <w:style w:type="table" w:styleId="103">
+  <w:style w:type="table" w:styleId="807">
     <w:name w:val="List Table 6 Colorful"/>
-    <w:basedOn w:val="11"/>
+    <w:basedOn w:val="715"/>
     <w:uiPriority w:val="99"/>
     <w:pPr>
       <w:pBdr/>
@@ -39635,9 +42040,9 @@
       </w:tcPr>
     </w:tblStylePr>
   </w:style>
-  <w:style w:type="table" w:styleId="104">
+  <w:style w:type="table" w:styleId="808">
     <w:name w:val="List Table 6 Colorful - Accent 1"/>
-    <w:basedOn w:val="11"/>
+    <w:basedOn w:val="715"/>
     <w:uiPriority w:val="99"/>
     <w:pPr>
       <w:pBdr/>
@@ -39858,9 +42263,9 @@
       </w:tcPr>
     </w:tblStylePr>
   </w:style>
-  <w:style w:type="table" w:styleId="105">
+  <w:style w:type="table" w:styleId="809">
     <w:name w:val="List Table 6 Colorful - Accent 2"/>
-    <w:basedOn w:val="11"/>
+    <w:basedOn w:val="715"/>
     <w:uiPriority w:val="99"/>
     <w:pPr>
       <w:pBdr/>
@@ -40081,9 +42486,9 @@
       </w:tcPr>
     </w:tblStylePr>
   </w:style>
-  <w:style w:type="table" w:styleId="106">
+  <w:style w:type="table" w:styleId="810">
     <w:name w:val="List Table 6 Colorful - Accent 3"/>
-    <w:basedOn w:val="11"/>
+    <w:basedOn w:val="715"/>
     <w:uiPriority w:val="99"/>
     <w:pPr>
       <w:pBdr/>
@@ -40304,9 +42709,9 @@
       </w:tcPr>
     </w:tblStylePr>
   </w:style>
-  <w:style w:type="table" w:styleId="107">
+  <w:style w:type="table" w:styleId="811">
     <w:name w:val="List Table 6 Colorful - Accent 4"/>
-    <w:basedOn w:val="11"/>
+    <w:basedOn w:val="715"/>
     <w:uiPriority w:val="99"/>
     <w:pPr>
       <w:pBdr/>
@@ -40527,9 +42932,9 @@
       </w:tcPr>
     </w:tblStylePr>
   </w:style>
-  <w:style w:type="table" w:styleId="108">
+  <w:style w:type="table" w:styleId="812">
     <w:name w:val="List Table 6 Colorful - Accent 5"/>
-    <w:basedOn w:val="11"/>
+    <w:basedOn w:val="715"/>
     <w:uiPriority w:val="99"/>
     <w:pPr>
       <w:pBdr/>
@@ -40750,9 +43155,9 @@
       </w:tcPr>
     </w:tblStylePr>
   </w:style>
-  <w:style w:type="table" w:styleId="109">
+  <w:style w:type="table" w:styleId="813">
     <w:name w:val="List Table 6 Colorful - Accent 6"/>
-    <w:basedOn w:val="11"/>
+    <w:basedOn w:val="715"/>
     <w:uiPriority w:val="99"/>
     <w:pPr>
       <w:pBdr/>
@@ -40973,9 +43378,9 @@
       </w:tcPr>
     </w:tblStylePr>
   </w:style>
-  <w:style w:type="table" w:styleId="110">
+  <w:style w:type="table" w:styleId="814">
     <w:name w:val="List Table 7 Colorful"/>
-    <w:basedOn w:val="11"/>
+    <w:basedOn w:val="715"/>
     <w:uiPriority w:val="99"/>
     <w:pPr>
       <w:pBdr/>
@@ -41074,11 +43479,11 @@
         <w:tblBorders/>
       </w:tblPr>
       <w:tcPr>
-        <w:shd w:color="ffffff"/>
+        <w:shd w:val="clear" w:color="ffffff"/>
         <w:tcBorders>
-          <w:top w:val="none"/>
-          <w:left w:val="none"/>
-          <w:bottom w:val="none"/>
+          <w:top w:val="none" w:color="000000" w:sz="4" w:space="0"/>
+          <w:left w:val="none" w:color="000000" w:sz="4" w:space="0"/>
+          <w:bottom w:val="none" w:color="000000" w:sz="4" w:space="0"/>
           <w:right w:val="single" w:color="000000" w:themeColor="text1" w:themeTint="80" w:sz="4" w:space="0"/>
         </w:tcBorders>
       </w:tcPr>
@@ -41101,10 +43506,10 @@
       <w:tcPr>
         <w:shd w:val="clear" w:color="ffffff" w:themeColor="light1" w:fill="ffffff" w:themeFill="light1"/>
         <w:tcBorders>
-          <w:top w:val="none"/>
-          <w:left w:val="none"/>
+          <w:top w:val="none" w:color="000000" w:sz="4" w:space="0"/>
+          <w:left w:val="none" w:color="000000" w:sz="4" w:space="0"/>
           <w:bottom w:val="single" w:color="000000" w:themeColor="text1" w:themeTint="80" w:sz="4" w:space="0"/>
-          <w:right w:val="none"/>
+          <w:right w:val="none" w:color="000000" w:sz="4" w:space="0"/>
         </w:tcBorders>
       </w:tcPr>
     </w:tblStylePr>
@@ -41124,12 +43529,12 @@
         <w:tblBorders/>
       </w:tblPr>
       <w:tcPr>
-        <w:shd w:color="ffffff"/>
+        <w:shd w:val="clear" w:color="ffffff"/>
         <w:tcBorders>
-          <w:top w:val="none"/>
+          <w:top w:val="none" w:color="000000" w:sz="4" w:space="0"/>
           <w:left w:val="single" w:color="000000" w:themeColor="text1" w:themeTint="80" w:sz="4" w:space="0"/>
-          <w:bottom w:val="none"/>
-          <w:right w:val="none"/>
+          <w:bottom w:val="none" w:color="000000" w:sz="4" w:space="0"/>
+          <w:right w:val="none" w:color="000000" w:sz="4" w:space="0"/>
         </w:tcBorders>
       </w:tcPr>
     </w:tblStylePr>
@@ -41152,9 +43557,9 @@
         <w:shd w:val="clear" w:color="ffffff" w:themeColor="light1" w:fill="ffffff" w:themeFill="light1"/>
         <w:tcBorders>
           <w:top w:val="single" w:color="000000" w:themeColor="text1" w:themeTint="80" w:sz="4" w:space="0"/>
-          <w:left w:val="none"/>
-          <w:bottom w:val="none"/>
-          <w:right w:val="none"/>
+          <w:left w:val="none" w:color="000000" w:sz="4" w:space="0"/>
+          <w:bottom w:val="none" w:color="000000" w:sz="4" w:space="0"/>
+          <w:right w:val="none" w:color="000000" w:sz="4" w:space="0"/>
         </w:tcBorders>
       </w:tcPr>
     </w:tblStylePr>
@@ -41229,9 +43634,9 @@
       </w:tcPr>
     </w:tblStylePr>
   </w:style>
-  <w:style w:type="table" w:styleId="111">
+  <w:style w:type="table" w:styleId="815">
     <w:name w:val="List Table 7 Colorful - Accent 1"/>
-    <w:basedOn w:val="11"/>
+    <w:basedOn w:val="715"/>
     <w:uiPriority w:val="99"/>
     <w:pPr>
       <w:pBdr/>
@@ -41330,11 +43735,11 @@
         <w:tblBorders/>
       </w:tblPr>
       <w:tcPr>
-        <w:shd w:color="ffffff"/>
+        <w:shd w:val="clear" w:color="ffffff"/>
         <w:tcBorders>
-          <w:top w:val="none"/>
-          <w:left w:val="none"/>
-          <w:bottom w:val="none"/>
+          <w:top w:val="none" w:color="000000" w:sz="4" w:space="0"/>
+          <w:left w:val="none" w:color="000000" w:sz="4" w:space="0"/>
+          <w:bottom w:val="none" w:color="000000" w:sz="4" w:space="0"/>
           <w:right w:val="single" w:color="000000" w:themeColor="accent1" w:sz="4" w:space="0"/>
         </w:tcBorders>
       </w:tcPr>
@@ -41357,10 +43762,10 @@
       <w:tcPr>
         <w:shd w:val="clear" w:color="ffffff" w:themeColor="light1" w:fill="ffffff" w:themeFill="light1"/>
         <w:tcBorders>
-          <w:top w:val="none"/>
-          <w:left w:val="none"/>
+          <w:top w:val="none" w:color="000000" w:sz="4" w:space="0"/>
+          <w:left w:val="none" w:color="000000" w:sz="4" w:space="0"/>
           <w:bottom w:val="single" w:color="000000" w:themeColor="accent1" w:sz="4" w:space="0"/>
-          <w:right w:val="none"/>
+          <w:right w:val="none" w:color="000000" w:sz="4" w:space="0"/>
         </w:tcBorders>
       </w:tcPr>
     </w:tblStylePr>
@@ -41380,12 +43785,12 @@
         <w:tblBorders/>
       </w:tblPr>
       <w:tcPr>
-        <w:shd w:color="ffffff"/>
+        <w:shd w:val="clear" w:color="ffffff"/>
         <w:tcBorders>
-          <w:top w:val="none"/>
+          <w:top w:val="none" w:color="000000" w:sz="4" w:space="0"/>
           <w:left w:val="single" w:color="000000" w:themeColor="accent1" w:sz="4" w:space="0"/>
-          <w:bottom w:val="none"/>
-          <w:right w:val="none"/>
+          <w:bottom w:val="none" w:color="000000" w:sz="4" w:space="0"/>
+          <w:right w:val="none" w:color="000000" w:sz="4" w:space="0"/>
         </w:tcBorders>
       </w:tcPr>
     </w:tblStylePr>
@@ -41408,9 +43813,9 @@
         <w:shd w:val="clear" w:color="ffffff" w:themeColor="light1" w:fill="ffffff" w:themeFill="light1"/>
         <w:tcBorders>
           <w:top w:val="single" w:color="000000" w:themeColor="accent1" w:sz="4" w:space="0"/>
-          <w:left w:val="none"/>
-          <w:bottom w:val="none"/>
-          <w:right w:val="none"/>
+          <w:left w:val="none" w:color="000000" w:sz="4" w:space="0"/>
+          <w:bottom w:val="none" w:color="000000" w:sz="4" w:space="0"/>
+          <w:right w:val="none" w:color="000000" w:sz="4" w:space="0"/>
         </w:tcBorders>
       </w:tcPr>
     </w:tblStylePr>
@@ -41485,9 +43890,9 @@
       </w:tcPr>
     </w:tblStylePr>
   </w:style>
-  <w:style w:type="table" w:styleId="112">
+  <w:style w:type="table" w:styleId="816">
     <w:name w:val="List Table 7 Colorful - Accent 2"/>
-    <w:basedOn w:val="11"/>
+    <w:basedOn w:val="715"/>
     <w:uiPriority w:val="99"/>
     <w:pPr>
       <w:pBdr/>
@@ -41586,11 +43991,11 @@
         <w:tblBorders/>
       </w:tblPr>
       <w:tcPr>
-        <w:shd w:color="ffffff"/>
+        <w:shd w:val="clear" w:color="ffffff"/>
         <w:tcBorders>
-          <w:top w:val="none"/>
-          <w:left w:val="none"/>
-          <w:bottom w:val="none"/>
+          <w:top w:val="none" w:color="000000" w:sz="4" w:space="0"/>
+          <w:left w:val="none" w:color="000000" w:sz="4" w:space="0"/>
+          <w:bottom w:val="none" w:color="000000" w:sz="4" w:space="0"/>
           <w:right w:val="single" w:color="000000" w:themeColor="accent2" w:themeTint="97" w:sz="4" w:space="0"/>
         </w:tcBorders>
       </w:tcPr>
@@ -41613,10 +44018,10 @@
       <w:tcPr>
         <w:shd w:val="clear" w:color="ffffff" w:themeColor="light1" w:fill="ffffff" w:themeFill="light1"/>
         <w:tcBorders>
-          <w:top w:val="none"/>
-          <w:left w:val="none"/>
+          <w:top w:val="none" w:color="000000" w:sz="4" w:space="0"/>
+          <w:left w:val="none" w:color="000000" w:sz="4" w:space="0"/>
           <w:bottom w:val="single" w:color="000000" w:themeColor="accent2" w:themeTint="97" w:sz="4" w:space="0"/>
-          <w:right w:val="none"/>
+          <w:right w:val="none" w:color="000000" w:sz="4" w:space="0"/>
         </w:tcBorders>
       </w:tcPr>
     </w:tblStylePr>
@@ -41636,12 +44041,12 @@
         <w:tblBorders/>
       </w:tblPr>
       <w:tcPr>
-        <w:shd w:color="ffffff"/>
+        <w:shd w:val="clear" w:color="ffffff"/>
         <w:tcBorders>
-          <w:top w:val="none"/>
+          <w:top w:val="none" w:color="000000" w:sz="4" w:space="0"/>
           <w:left w:val="single" w:color="000000" w:themeColor="accent2" w:themeTint="97" w:sz="4" w:space="0"/>
-          <w:bottom w:val="none"/>
-          <w:right w:val="none"/>
+          <w:bottom w:val="none" w:color="000000" w:sz="4" w:space="0"/>
+          <w:right w:val="none" w:color="000000" w:sz="4" w:space="0"/>
         </w:tcBorders>
       </w:tcPr>
     </w:tblStylePr>
@@ -41664,9 +44069,9 @@
         <w:shd w:val="clear" w:color="ffffff" w:themeColor="light1" w:fill="ffffff" w:themeFill="light1"/>
         <w:tcBorders>
           <w:top w:val="single" w:color="000000" w:themeColor="accent2" w:themeTint="97" w:sz="4" w:space="0"/>
-          <w:left w:val="none"/>
-          <w:bottom w:val="none"/>
-          <w:right w:val="none"/>
+          <w:left w:val="none" w:color="000000" w:sz="4" w:space="0"/>
+          <w:bottom w:val="none" w:color="000000" w:sz="4" w:space="0"/>
+          <w:right w:val="none" w:color="000000" w:sz="4" w:space="0"/>
         </w:tcBorders>
       </w:tcPr>
     </w:tblStylePr>
@@ -41741,9 +44146,9 @@
       </w:tcPr>
     </w:tblStylePr>
   </w:style>
-  <w:style w:type="table" w:styleId="113">
+  <w:style w:type="table" w:styleId="817">
     <w:name w:val="List Table 7 Colorful - Accent 3"/>
-    <w:basedOn w:val="11"/>
+    <w:basedOn w:val="715"/>
     <w:uiPriority w:val="99"/>
     <w:pPr>
       <w:pBdr/>
@@ -41842,11 +44247,11 @@
         <w:tblBorders/>
       </w:tblPr>
       <w:tcPr>
-        <w:shd w:color="ffffff"/>
+        <w:shd w:val="clear" w:color="ffffff"/>
         <w:tcBorders>
-          <w:top w:val="none"/>
-          <w:left w:val="none"/>
-          <w:bottom w:val="none"/>
+          <w:top w:val="none" w:color="000000" w:sz="4" w:space="0"/>
+          <w:left w:val="none" w:color="000000" w:sz="4" w:space="0"/>
+          <w:bottom w:val="none" w:color="000000" w:sz="4" w:space="0"/>
           <w:right w:val="single" w:color="000000" w:themeColor="accent3" w:themeTint="98" w:sz="4" w:space="0"/>
         </w:tcBorders>
       </w:tcPr>
@@ -41869,10 +44274,10 @@
       <w:tcPr>
         <w:shd w:val="clear" w:color="ffffff" w:themeColor="light1" w:fill="ffffff" w:themeFill="light1"/>
         <w:tcBorders>
-          <w:top w:val="none"/>
-          <w:left w:val="none"/>
+          <w:top w:val="none" w:color="000000" w:sz="4" w:space="0"/>
+          <w:left w:val="none" w:color="000000" w:sz="4" w:space="0"/>
           <w:bottom w:val="single" w:color="000000" w:themeColor="accent3" w:themeTint="98" w:sz="4" w:space="0"/>
-          <w:right w:val="none"/>
+          <w:right w:val="none" w:color="000000" w:sz="4" w:space="0"/>
         </w:tcBorders>
       </w:tcPr>
     </w:tblStylePr>
@@ -41892,12 +44297,12 @@
         <w:tblBorders/>
       </w:tblPr>
       <w:tcPr>
-        <w:shd w:color="ffffff"/>
+        <w:shd w:val="clear" w:color="ffffff"/>
         <w:tcBorders>
-          <w:top w:val="none"/>
+          <w:top w:val="none" w:color="000000" w:sz="4" w:space="0"/>
           <w:left w:val="single" w:color="000000" w:themeColor="accent3" w:themeTint="98" w:sz="4" w:space="0"/>
-          <w:bottom w:val="none"/>
-          <w:right w:val="none"/>
+          <w:bottom w:val="none" w:color="000000" w:sz="4" w:space="0"/>
+          <w:right w:val="none" w:color="000000" w:sz="4" w:space="0"/>
         </w:tcBorders>
       </w:tcPr>
     </w:tblStylePr>
@@ -41920,9 +44325,9 @@
         <w:shd w:val="clear" w:color="ffffff" w:themeColor="light1" w:fill="ffffff" w:themeFill="light1"/>
         <w:tcBorders>
           <w:top w:val="single" w:color="000000" w:themeColor="accent3" w:themeTint="98" w:sz="4" w:space="0"/>
-          <w:left w:val="none"/>
-          <w:bottom w:val="none"/>
-          <w:right w:val="none"/>
+          <w:left w:val="none" w:color="000000" w:sz="4" w:space="0"/>
+          <w:bottom w:val="none" w:color="000000" w:sz="4" w:space="0"/>
+          <w:right w:val="none" w:color="000000" w:sz="4" w:space="0"/>
         </w:tcBorders>
       </w:tcPr>
     </w:tblStylePr>
@@ -41997,9 +44402,9 @@
       </w:tcPr>
     </w:tblStylePr>
   </w:style>
-  <w:style w:type="table" w:styleId="114">
+  <w:style w:type="table" w:styleId="818">
     <w:name w:val="List Table 7 Colorful - Accent 4"/>
-    <w:basedOn w:val="11"/>
+    <w:basedOn w:val="715"/>
     <w:uiPriority w:val="99"/>
     <w:pPr>
       <w:pBdr/>
@@ -42098,11 +44503,11 @@
         <w:tblBorders/>
       </w:tblPr>
       <w:tcPr>
-        <w:shd w:color="ffffff"/>
+        <w:shd w:val="clear" w:color="ffffff"/>
         <w:tcBorders>
-          <w:top w:val="none"/>
-          <w:left w:val="none"/>
-          <w:bottom w:val="none"/>
+          <w:top w:val="none" w:color="000000" w:sz="4" w:space="0"/>
+          <w:left w:val="none" w:color="000000" w:sz="4" w:space="0"/>
+          <w:bottom w:val="none" w:color="000000" w:sz="4" w:space="0"/>
           <w:right w:val="single" w:color="000000" w:themeColor="accent4" w:themeTint="9A" w:sz="4" w:space="0"/>
         </w:tcBorders>
       </w:tcPr>
@@ -42125,10 +44530,10 @@
       <w:tcPr>
         <w:shd w:val="clear" w:color="ffffff" w:themeColor="light1" w:fill="ffffff" w:themeFill="light1"/>
         <w:tcBorders>
-          <w:top w:val="none"/>
-          <w:left w:val="none"/>
+          <w:top w:val="none" w:color="000000" w:sz="4" w:space="0"/>
+          <w:left w:val="none" w:color="000000" w:sz="4" w:space="0"/>
           <w:bottom w:val="single" w:color="000000" w:themeColor="accent4" w:themeTint="9A" w:sz="4" w:space="0"/>
-          <w:right w:val="none"/>
+          <w:right w:val="none" w:color="000000" w:sz="4" w:space="0"/>
         </w:tcBorders>
       </w:tcPr>
     </w:tblStylePr>
@@ -42148,12 +44553,12 @@
         <w:tblBorders/>
       </w:tblPr>
       <w:tcPr>
-        <w:shd w:color="ffffff"/>
+        <w:shd w:val="clear" w:color="ffffff"/>
         <w:tcBorders>
-          <w:top w:val="none"/>
+          <w:top w:val="none" w:color="000000" w:sz="4" w:space="0"/>
           <w:left w:val="single" w:color="000000" w:themeColor="accent4" w:themeTint="9A" w:sz="4" w:space="0"/>
-          <w:bottom w:val="none"/>
-          <w:right w:val="none"/>
+          <w:bottom w:val="none" w:color="000000" w:sz="4" w:space="0"/>
+          <w:right w:val="none" w:color="000000" w:sz="4" w:space="0"/>
         </w:tcBorders>
       </w:tcPr>
     </w:tblStylePr>
@@ -42176,9 +44581,9 @@
         <w:shd w:val="clear" w:color="ffffff" w:themeColor="light1" w:fill="ffffff" w:themeFill="light1"/>
         <w:tcBorders>
           <w:top w:val="single" w:color="000000" w:themeColor="accent4" w:themeTint="9A" w:sz="4" w:space="0"/>
-          <w:left w:val="none"/>
-          <w:bottom w:val="none"/>
-          <w:right w:val="none"/>
+          <w:left w:val="none" w:color="000000" w:sz="4" w:space="0"/>
+          <w:bottom w:val="none" w:color="000000" w:sz="4" w:space="0"/>
+          <w:right w:val="none" w:color="000000" w:sz="4" w:space="0"/>
         </w:tcBorders>
       </w:tcPr>
     </w:tblStylePr>
@@ -42253,9 +44658,9 @@
       </w:tcPr>
     </w:tblStylePr>
   </w:style>
-  <w:style w:type="table" w:styleId="115">
+  <w:style w:type="table" w:styleId="819">
     <w:name w:val="List Table 7 Colorful - Accent 5"/>
-    <w:basedOn w:val="11"/>
+    <w:basedOn w:val="715"/>
     <w:uiPriority w:val="99"/>
     <w:pPr>
       <w:pBdr/>
@@ -42354,11 +44759,11 @@
         <w:tblBorders/>
       </w:tblPr>
       <w:tcPr>
-        <w:shd w:color="ffffff"/>
+        <w:shd w:val="clear" w:color="ffffff"/>
         <w:tcBorders>
-          <w:top w:val="none"/>
-          <w:left w:val="none"/>
-          <w:bottom w:val="none"/>
+          <w:top w:val="none" w:color="000000" w:sz="4" w:space="0"/>
+          <w:left w:val="none" w:color="000000" w:sz="4" w:space="0"/>
+          <w:bottom w:val="none" w:color="000000" w:sz="4" w:space="0"/>
           <w:right w:val="single" w:color="000000" w:themeColor="accent5" w:themeTint="9A" w:sz="4" w:space="0"/>
         </w:tcBorders>
       </w:tcPr>
@@ -42381,10 +44786,10 @@
       <w:tcPr>
         <w:shd w:val="clear" w:color="ffffff" w:themeColor="light1" w:fill="ffffff" w:themeFill="light1"/>
         <w:tcBorders>
-          <w:top w:val="none"/>
-          <w:left w:val="none"/>
+          <w:top w:val="none" w:color="000000" w:sz="4" w:space="0"/>
+          <w:left w:val="none" w:color="000000" w:sz="4" w:space="0"/>
           <w:bottom w:val="single" w:color="000000" w:themeColor="accent5" w:themeTint="9A" w:sz="4" w:space="0"/>
-          <w:right w:val="none"/>
+          <w:right w:val="none" w:color="000000" w:sz="4" w:space="0"/>
         </w:tcBorders>
       </w:tcPr>
     </w:tblStylePr>
@@ -42404,12 +44809,12 @@
         <w:tblBorders/>
       </w:tblPr>
       <w:tcPr>
-        <w:shd w:color="ffffff"/>
+        <w:shd w:val="clear" w:color="ffffff"/>
         <w:tcBorders>
-          <w:top w:val="none"/>
+          <w:top w:val="none" w:color="000000" w:sz="4" w:space="0"/>
           <w:left w:val="single" w:color="000000" w:themeColor="accent5" w:themeTint="9A" w:sz="4" w:space="0"/>
-          <w:bottom w:val="none"/>
-          <w:right w:val="none"/>
+          <w:bottom w:val="none" w:color="000000" w:sz="4" w:space="0"/>
+          <w:right w:val="none" w:color="000000" w:sz="4" w:space="0"/>
         </w:tcBorders>
       </w:tcPr>
     </w:tblStylePr>
@@ -42432,9 +44837,9 @@
         <w:shd w:val="clear" w:color="ffffff" w:themeColor="light1" w:fill="ffffff" w:themeFill="light1"/>
         <w:tcBorders>
           <w:top w:val="single" w:color="000000" w:themeColor="accent5" w:themeTint="9A" w:sz="4" w:space="0"/>
-          <w:left w:val="none"/>
-          <w:bottom w:val="none"/>
-          <w:right w:val="none"/>
+          <w:left w:val="none" w:color="000000" w:sz="4" w:space="0"/>
+          <w:bottom w:val="none" w:color="000000" w:sz="4" w:space="0"/>
+          <w:right w:val="none" w:color="000000" w:sz="4" w:space="0"/>
         </w:tcBorders>
       </w:tcPr>
     </w:tblStylePr>
@@ -42509,9 +44914,9 @@
       </w:tcPr>
     </w:tblStylePr>
   </w:style>
-  <w:style w:type="table" w:styleId="116">
+  <w:style w:type="table" w:styleId="820">
     <w:name w:val="List Table 7 Colorful - Accent 6"/>
-    <w:basedOn w:val="11"/>
+    <w:basedOn w:val="715"/>
     <w:uiPriority w:val="99"/>
     <w:pPr>
       <w:pBdr/>
@@ -42610,11 +45015,11 @@
         <w:tblBorders/>
       </w:tblPr>
       <w:tcPr>
-        <w:shd w:color="ffffff"/>
+        <w:shd w:val="clear" w:color="ffffff"/>
         <w:tcBorders>
-          <w:top w:val="none"/>
-          <w:left w:val="none"/>
-          <w:bottom w:val="none"/>
+          <w:top w:val="none" w:color="000000" w:sz="4" w:space="0"/>
+          <w:left w:val="none" w:color="000000" w:sz="4" w:space="0"/>
+          <w:bottom w:val="none" w:color="000000" w:sz="4" w:space="0"/>
           <w:right w:val="single" w:color="000000" w:themeColor="accent6" w:themeTint="98" w:sz="4" w:space="0"/>
         </w:tcBorders>
       </w:tcPr>
@@ -42637,10 +45042,10 @@
       <w:tcPr>
         <w:shd w:val="clear" w:color="ffffff" w:themeColor="light1" w:fill="ffffff" w:themeFill="light1"/>
         <w:tcBorders>
-          <w:top w:val="none"/>
-          <w:left w:val="none"/>
+          <w:top w:val="none" w:color="000000" w:sz="4" w:space="0"/>
+          <w:left w:val="none" w:color="000000" w:sz="4" w:space="0"/>
           <w:bottom w:val="single" w:color="000000" w:themeColor="accent6" w:themeTint="98" w:sz="4" w:space="0"/>
-          <w:right w:val="none"/>
+          <w:right w:val="none" w:color="000000" w:sz="4" w:space="0"/>
         </w:tcBorders>
       </w:tcPr>
     </w:tblStylePr>
@@ -42660,12 +45065,12 @@
         <w:tblBorders/>
       </w:tblPr>
       <w:tcPr>
-        <w:shd w:color="ffffff"/>
+        <w:shd w:val="clear" w:color="ffffff"/>
         <w:tcBorders>
-          <w:top w:val="none"/>
+          <w:top w:val="none" w:color="000000" w:sz="4" w:space="0"/>
           <w:left w:val="single" w:color="000000" w:themeColor="accent6" w:themeTint="98" w:sz="4" w:space="0"/>
-          <w:bottom w:val="none"/>
-          <w:right w:val="none"/>
+          <w:bottom w:val="none" w:color="000000" w:sz="4" w:space="0"/>
+          <w:right w:val="none" w:color="000000" w:sz="4" w:space="0"/>
         </w:tcBorders>
       </w:tcPr>
     </w:tblStylePr>
@@ -42688,9 +45093,9 @@
         <w:shd w:val="clear" w:color="ffffff" w:themeColor="light1" w:fill="ffffff" w:themeFill="light1"/>
         <w:tcBorders>
           <w:top w:val="single" w:color="000000" w:themeColor="accent6" w:themeTint="98" w:sz="4" w:space="0"/>
-          <w:left w:val="none"/>
-          <w:bottom w:val="none"/>
-          <w:right w:val="none"/>
+          <w:left w:val="none" w:color="000000" w:sz="4" w:space="0"/>
+          <w:bottom w:val="none" w:color="000000" w:sz="4" w:space="0"/>
+          <w:right w:val="none" w:color="000000" w:sz="4" w:space="0"/>
         </w:tcBorders>
       </w:tcPr>
     </w:tblStylePr>
@@ -42765,9 +45170,9 @@
       </w:tcPr>
     </w:tblStylePr>
   </w:style>
-  <w:style w:type="table" w:styleId="117">
+  <w:style w:type="table" w:styleId="821">
     <w:name w:val="Lined - Accent"/>
-    <w:basedOn w:val="11"/>
+    <w:basedOn w:val="715"/>
     <w:uiPriority w:val="99"/>
     <w:pPr>
       <w:pBdr/>
@@ -43002,9 +45407,9 @@
       </w:tcPr>
     </w:tblStylePr>
   </w:style>
-  <w:style w:type="table" w:styleId="118">
+  <w:style w:type="table" w:styleId="822">
     <w:name w:val="Lined - Accent 1"/>
-    <w:basedOn w:val="11"/>
+    <w:basedOn w:val="715"/>
     <w:uiPriority w:val="99"/>
     <w:pPr>
       <w:pBdr/>
@@ -43239,9 +45644,9 @@
       </w:tcPr>
     </w:tblStylePr>
   </w:style>
-  <w:style w:type="table" w:styleId="119">
+  <w:style w:type="table" w:styleId="823">
     <w:name w:val="Lined - Accent 2"/>
-    <w:basedOn w:val="11"/>
+    <w:basedOn w:val="715"/>
     <w:uiPriority w:val="99"/>
     <w:pPr>
       <w:pBdr/>
@@ -43476,9 +45881,9 @@
       </w:tcPr>
     </w:tblStylePr>
   </w:style>
-  <w:style w:type="table" w:styleId="120">
+  <w:style w:type="table" w:styleId="824">
     <w:name w:val="Lined - Accent 3"/>
-    <w:basedOn w:val="11"/>
+    <w:basedOn w:val="715"/>
     <w:uiPriority w:val="99"/>
     <w:pPr>
       <w:pBdr/>
@@ -43713,9 +46118,9 @@
       </w:tcPr>
     </w:tblStylePr>
   </w:style>
-  <w:style w:type="table" w:styleId="121">
+  <w:style w:type="table" w:styleId="825">
     <w:name w:val="Lined - Accent 4"/>
-    <w:basedOn w:val="11"/>
+    <w:basedOn w:val="715"/>
     <w:uiPriority w:val="99"/>
     <w:pPr>
       <w:pBdr/>
@@ -43950,9 +46355,9 @@
       </w:tcPr>
     </w:tblStylePr>
   </w:style>
-  <w:style w:type="table" w:styleId="122">
+  <w:style w:type="table" w:styleId="826">
     <w:name w:val="Lined - Accent 5"/>
-    <w:basedOn w:val="11"/>
+    <w:basedOn w:val="715"/>
     <w:uiPriority w:val="99"/>
     <w:pPr>
       <w:pBdr/>
@@ -44187,9 +46592,9 @@
       </w:tcPr>
     </w:tblStylePr>
   </w:style>
-  <w:style w:type="table" w:styleId="123">
+  <w:style w:type="table" w:styleId="827">
     <w:name w:val="Lined - Accent 6"/>
-    <w:basedOn w:val="11"/>
+    <w:basedOn w:val="715"/>
     <w:uiPriority w:val="99"/>
     <w:pPr>
       <w:pBdr/>
@@ -44424,9 +46829,9 @@
       </w:tcPr>
     </w:tblStylePr>
   </w:style>
-  <w:style w:type="table" w:styleId="124">
+  <w:style w:type="table" w:styleId="828">
     <w:name w:val="Bordered &amp; Lined - Accent"/>
-    <w:basedOn w:val="11"/>
+    <w:basedOn w:val="715"/>
     <w:uiPriority w:val="99"/>
     <w:pPr>
       <w:pBdr/>
@@ -44668,9 +47073,9 @@
       </w:tcPr>
     </w:tblStylePr>
   </w:style>
-  <w:style w:type="table" w:styleId="125">
+  <w:style w:type="table" w:styleId="829">
     <w:name w:val="Bordered &amp; Lined - Accent 1"/>
-    <w:basedOn w:val="11"/>
+    <w:basedOn w:val="715"/>
     <w:uiPriority w:val="99"/>
     <w:pPr>
       <w:pBdr/>
@@ -44912,9 +47317,9 @@
       </w:tcPr>
     </w:tblStylePr>
   </w:style>
-  <w:style w:type="table" w:styleId="126">
+  <w:style w:type="table" w:styleId="830">
     <w:name w:val="Bordered &amp; Lined - Accent 2"/>
-    <w:basedOn w:val="11"/>
+    <w:basedOn w:val="715"/>
     <w:uiPriority w:val="99"/>
     <w:pPr>
       <w:pBdr/>
@@ -45156,9 +47561,9 @@
       </w:tcPr>
     </w:tblStylePr>
   </w:style>
-  <w:style w:type="table" w:styleId="127">
+  <w:style w:type="table" w:styleId="831">
     <w:name w:val="Bordered &amp; Lined - Accent 3"/>
-    <w:basedOn w:val="11"/>
+    <w:basedOn w:val="715"/>
     <w:uiPriority w:val="99"/>
     <w:pPr>
       <w:pBdr/>
@@ -45400,9 +47805,9 @@
       </w:tcPr>
     </w:tblStylePr>
   </w:style>
-  <w:style w:type="table" w:styleId="128">
+  <w:style w:type="table" w:styleId="832">
     <w:name w:val="Bordered &amp; Lined - Accent 4"/>
-    <w:basedOn w:val="11"/>
+    <w:basedOn w:val="715"/>
     <w:uiPriority w:val="99"/>
     <w:pPr>
       <w:pBdr/>
@@ -45644,9 +48049,9 @@
       </w:tcPr>
     </w:tblStylePr>
   </w:style>
-  <w:style w:type="table" w:styleId="129">
+  <w:style w:type="table" w:styleId="833">
     <w:name w:val="Bordered &amp; Lined - Accent 5"/>
-    <w:basedOn w:val="11"/>
+    <w:basedOn w:val="715"/>
     <w:uiPriority w:val="99"/>
     <w:pPr>
       <w:pBdr/>
@@ -45888,9 +48293,9 @@
       </w:tcPr>
     </w:tblStylePr>
   </w:style>
-  <w:style w:type="table" w:styleId="130">
+  <w:style w:type="table" w:styleId="834">
     <w:name w:val="Bordered &amp; Lined - Accent 6"/>
-    <w:basedOn w:val="11"/>
+    <w:basedOn w:val="715"/>
     <w:uiPriority w:val="99"/>
     <w:pPr>
       <w:pBdr/>
@@ -46132,9 +48537,9 @@
       </w:tcPr>
     </w:tblStylePr>
   </w:style>
-  <w:style w:type="table" w:styleId="131">
+  <w:style w:type="table" w:styleId="835">
     <w:name w:val="Bordered"/>
-    <w:basedOn w:val="11"/>
+    <w:basedOn w:val="715"/>
     <w:uiPriority w:val="99"/>
     <w:pPr>
       <w:pBdr/>
@@ -46363,9 +48768,9 @@
       </w:tcPr>
     </w:tblStylePr>
   </w:style>
-  <w:style w:type="table" w:styleId="132">
+  <w:style w:type="table" w:styleId="836">
     <w:name w:val="Bordered - Accent 1"/>
-    <w:basedOn w:val="11"/>
+    <w:basedOn w:val="715"/>
     <w:uiPriority w:val="99"/>
     <w:pPr>
       <w:pBdr/>
@@ -46594,9 +48999,9 @@
       </w:tcPr>
     </w:tblStylePr>
   </w:style>
-  <w:style w:type="table" w:styleId="133">
+  <w:style w:type="table" w:styleId="837">
     <w:name w:val="Bordered - Accent 2"/>
-    <w:basedOn w:val="11"/>
+    <w:basedOn w:val="715"/>
     <w:uiPriority w:val="99"/>
     <w:pPr>
       <w:pBdr/>
@@ -46825,9 +49230,9 @@
       </w:tcPr>
     </w:tblStylePr>
   </w:style>
-  <w:style w:type="table" w:styleId="134">
+  <w:style w:type="table" w:styleId="838">
     <w:name w:val="Bordered - Accent 3"/>
-    <w:basedOn w:val="11"/>
+    <w:basedOn w:val="715"/>
     <w:uiPriority w:val="99"/>
     <w:pPr>
       <w:pBdr/>
@@ -47056,9 +49461,9 @@
       </w:tcPr>
     </w:tblStylePr>
   </w:style>
-  <w:style w:type="table" w:styleId="135">
+  <w:style w:type="table" w:styleId="839">
     <w:name w:val="Bordered - Accent 4"/>
-    <w:basedOn w:val="11"/>
+    <w:basedOn w:val="715"/>
     <w:uiPriority w:val="99"/>
     <w:pPr>
       <w:pBdr/>
@@ -47287,9 +49692,9 @@
       </w:tcPr>
     </w:tblStylePr>
   </w:style>
-  <w:style w:type="table" w:styleId="136">
+  <w:style w:type="table" w:styleId="840">
     <w:name w:val="Bordered - Accent 5"/>
-    <w:basedOn w:val="11"/>
+    <w:basedOn w:val="715"/>
     <w:uiPriority w:val="99"/>
     <w:pPr>
       <w:pBdr/>
@@ -47518,9 +49923,9 @@
       </w:tcPr>
     </w:tblStylePr>
   </w:style>
-  <w:style w:type="table" w:styleId="137">
+  <w:style w:type="table" w:styleId="841">
     <w:name w:val="Bordered - Accent 6"/>
-    <w:basedOn w:val="11"/>
+    <w:basedOn w:val="715"/>
     <w:uiPriority w:val="99"/>
     <w:pPr>
       <w:pBdr/>
@@ -47749,7 +50154,7 @@
       </w:tcPr>
     </w:tblStylePr>
   </w:style>
-  <w:style w:type="paragraph" w:styleId="138" w:default="1">
+  <w:style w:type="paragraph" w:styleId="842" w:default="1">
     <w:name w:val="Normal"/>
     <w:qFormat/>
     <w:pPr>
@@ -47758,11 +50163,11 @@
       <w:ind/>
     </w:pPr>
   </w:style>
-  <w:style w:type="paragraph" w:styleId="145">
+  <w:style w:type="paragraph" w:styleId="843">
     <w:name w:val="Heading 7"/>
-    <w:basedOn w:val="138"/>
-    <w:next w:val="138"/>
-    <w:link w:val="156"/>
+    <w:basedOn w:val="842"/>
+    <w:next w:val="842"/>
+    <w:link w:val="854"/>
     <w:uiPriority w:val="9"/>
     <w:unhideWhenUsed/>
     <w:qFormat/>
@@ -47779,11 +50184,11 @@
       <w:color w:val="595959" w:themeColor="text1" w:themeTint="A6"/>
     </w:rPr>
   </w:style>
-  <w:style w:type="paragraph" w:styleId="146">
+  <w:style w:type="paragraph" w:styleId="844">
     <w:name w:val="Heading 8"/>
-    <w:basedOn w:val="138"/>
-    <w:next w:val="138"/>
-    <w:link w:val="157"/>
+    <w:basedOn w:val="842"/>
+    <w:next w:val="842"/>
+    <w:link w:val="855"/>
     <w:uiPriority w:val="9"/>
     <w:unhideWhenUsed/>
     <w:qFormat/>
@@ -47802,11 +50207,11 @@
       <w:color w:val="272727" w:themeColor="text1" w:themeTint="D8"/>
     </w:rPr>
   </w:style>
-  <w:style w:type="paragraph" w:styleId="147">
+  <w:style w:type="paragraph" w:styleId="845">
     <w:name w:val="Heading 9"/>
-    <w:basedOn w:val="138"/>
-    <w:next w:val="138"/>
-    <w:link w:val="158"/>
+    <w:basedOn w:val="842"/>
+    <w:next w:val="842"/>
+    <w:link w:val="856"/>
     <w:uiPriority w:val="9"/>
     <w:unhideWhenUsed/>
     <w:qFormat/>
@@ -47825,7 +50230,7 @@
       <w:color w:val="272727" w:themeColor="text1" w:themeTint="D8"/>
     </w:rPr>
   </w:style>
-  <w:style w:type="character" w:styleId="148" w:default="1">
+  <w:style w:type="character" w:styleId="846" w:default="1">
     <w:name w:val="Default Paragraph Font"/>
     <w:uiPriority w:val="1"/>
     <w:semiHidden/>
@@ -47836,7 +50241,7 @@
       <w:ind/>
     </w:pPr>
   </w:style>
-  <w:style w:type="numbering" w:styleId="149" w:default="1">
+  <w:style w:type="numbering" w:styleId="847" w:default="1">
     <w:name w:val="No List"/>
     <w:uiPriority w:val="99"/>
     <w:semiHidden/>
@@ -47847,10 +50252,10 @@
       <w:ind/>
     </w:pPr>
   </w:style>
-  <w:style w:type="character" w:styleId="150">
+  <w:style w:type="character" w:styleId="848">
     <w:name w:val="Heading 1 Char"/>
-    <w:basedOn w:val="148"/>
-    <w:link w:val="734"/>
+    <w:basedOn w:val="846"/>
+    <w:link w:val="903"/>
     <w:uiPriority w:val="9"/>
     <w:pPr>
       <w:pBdr/>
@@ -47864,10 +50269,10 @@
       <w:szCs w:val="40"/>
     </w:rPr>
   </w:style>
-  <w:style w:type="character" w:styleId="151">
+  <w:style w:type="character" w:styleId="849">
     <w:name w:val="Heading 2 Char"/>
-    <w:basedOn w:val="148"/>
-    <w:link w:val="735"/>
+    <w:basedOn w:val="846"/>
+    <w:link w:val="904"/>
     <w:uiPriority w:val="9"/>
     <w:pPr>
       <w:pBdr/>
@@ -47881,10 +50286,10 @@
       <w:szCs w:val="32"/>
     </w:rPr>
   </w:style>
-  <w:style w:type="character" w:styleId="152">
+  <w:style w:type="character" w:styleId="850">
     <w:name w:val="Heading 3 Char"/>
-    <w:basedOn w:val="148"/>
-    <w:link w:val="721"/>
+    <w:basedOn w:val="846"/>
+    <w:link w:val="890"/>
     <w:uiPriority w:val="9"/>
     <w:pPr>
       <w:pBdr/>
@@ -47898,10 +50303,10 @@
       <w:szCs w:val="28"/>
     </w:rPr>
   </w:style>
-  <w:style w:type="character" w:styleId="153">
+  <w:style w:type="character" w:styleId="851">
     <w:name w:val="Heading 4 Char"/>
-    <w:basedOn w:val="148"/>
-    <w:link w:val="722"/>
+    <w:basedOn w:val="846"/>
+    <w:link w:val="891"/>
     <w:uiPriority w:val="9"/>
     <w:pPr>
       <w:pBdr/>
@@ -47915,10 +50320,10 @@
       <w:color w:val="0f4761" w:themeColor="accent1" w:themeShade="BF"/>
     </w:rPr>
   </w:style>
-  <w:style w:type="character" w:styleId="154">
+  <w:style w:type="character" w:styleId="852">
     <w:name w:val="Heading 5 Char"/>
-    <w:basedOn w:val="148"/>
-    <w:link w:val="723"/>
+    <w:basedOn w:val="846"/>
+    <w:link w:val="892"/>
     <w:uiPriority w:val="9"/>
     <w:pPr>
       <w:pBdr/>
@@ -47930,10 +50335,10 @@
       <w:color w:val="0f4761" w:themeColor="accent1" w:themeShade="BF"/>
     </w:rPr>
   </w:style>
-  <w:style w:type="character" w:styleId="155">
+  <w:style w:type="character" w:styleId="853">
     <w:name w:val="Heading 6 Char"/>
-    <w:basedOn w:val="148"/>
-    <w:link w:val="724"/>
+    <w:basedOn w:val="846"/>
+    <w:link w:val="893"/>
     <w:uiPriority w:val="9"/>
     <w:pPr>
       <w:pBdr/>
@@ -47947,10 +50352,10 @@
       <w:color w:val="595959" w:themeColor="text1" w:themeTint="A6"/>
     </w:rPr>
   </w:style>
-  <w:style w:type="character" w:styleId="156">
+  <w:style w:type="character" w:styleId="854">
     <w:name w:val="Heading 7 Char"/>
-    <w:basedOn w:val="148"/>
-    <w:link w:val="145"/>
+    <w:basedOn w:val="846"/>
+    <w:link w:val="843"/>
     <w:uiPriority w:val="9"/>
     <w:pPr>
       <w:pBdr/>
@@ -47962,10 +50367,10 @@
       <w:color w:val="595959" w:themeColor="text1" w:themeTint="A6"/>
     </w:rPr>
   </w:style>
-  <w:style w:type="character" w:styleId="157">
+  <w:style w:type="character" w:styleId="855">
     <w:name w:val="Heading 8 Char"/>
-    <w:basedOn w:val="148"/>
-    <w:link w:val="146"/>
+    <w:basedOn w:val="846"/>
+    <w:link w:val="844"/>
     <w:uiPriority w:val="9"/>
     <w:pPr>
       <w:pBdr/>
@@ -47979,10 +50384,10 @@
       <w:color w:val="272727" w:themeColor="text1" w:themeTint="D8"/>
     </w:rPr>
   </w:style>
-  <w:style w:type="character" w:styleId="158">
+  <w:style w:type="character" w:styleId="856">
     <w:name w:val="Heading 9 Char"/>
-    <w:basedOn w:val="148"/>
-    <w:link w:val="147"/>
+    <w:basedOn w:val="846"/>
+    <w:link w:val="845"/>
     <w:uiPriority w:val="9"/>
     <w:pPr>
       <w:pBdr/>
@@ -47996,10 +50401,10 @@
       <w:color w:val="272727" w:themeColor="text1" w:themeTint="D8"/>
     </w:rPr>
   </w:style>
-  <w:style w:type="character" w:styleId="160">
+  <w:style w:type="character" w:styleId="857">
     <w:name w:val="Title Char"/>
-    <w:basedOn w:val="148"/>
-    <w:link w:val="718"/>
+    <w:basedOn w:val="846"/>
+    <w:link w:val="889"/>
     <w:uiPriority w:val="10"/>
     <w:pPr>
       <w:pBdr/>
@@ -48013,11 +50418,11 @@
       <w:szCs w:val="56"/>
     </w:rPr>
   </w:style>
-  <w:style w:type="paragraph" w:styleId="161">
+  <w:style w:type="paragraph" w:styleId="858">
     <w:name w:val="Subtitle"/>
-    <w:basedOn w:val="138"/>
-    <w:next w:val="138"/>
-    <w:link w:val="162"/>
+    <w:basedOn w:val="842"/>
+    <w:next w:val="842"/>
+    <w:link w:val="859"/>
     <w:uiPriority w:val="11"/>
     <w:qFormat/>
     <w:pPr>
@@ -48035,10 +50440,10 @@
       <w:szCs w:val="28"/>
     </w:rPr>
   </w:style>
-  <w:style w:type="character" w:styleId="162">
+  <w:style w:type="character" w:styleId="859">
     <w:name w:val="Subtitle Char"/>
-    <w:basedOn w:val="148"/>
-    <w:link w:val="161"/>
+    <w:basedOn w:val="846"/>
+    <w:link w:val="858"/>
     <w:uiPriority w:val="11"/>
     <w:pPr>
       <w:pBdr/>
@@ -48052,11 +50457,11 @@
       <w:szCs w:val="28"/>
     </w:rPr>
   </w:style>
-  <w:style w:type="paragraph" w:styleId="163">
+  <w:style w:type="paragraph" w:styleId="860">
     <w:name w:val="Quote"/>
-    <w:basedOn w:val="138"/>
-    <w:next w:val="138"/>
-    <w:link w:val="164"/>
+    <w:basedOn w:val="842"/>
+    <w:next w:val="842"/>
+    <w:link w:val="861"/>
     <w:uiPriority w:val="29"/>
     <w:qFormat/>
     <w:pPr>
@@ -48071,10 +50476,10 @@
       <w:color w:val="404040" w:themeColor="text1" w:themeTint="BF"/>
     </w:rPr>
   </w:style>
-  <w:style w:type="character" w:styleId="164">
+  <w:style w:type="character" w:styleId="861">
     <w:name w:val="Quote Char"/>
-    <w:basedOn w:val="148"/>
-    <w:link w:val="163"/>
+    <w:basedOn w:val="846"/>
+    <w:link w:val="860"/>
     <w:uiPriority w:val="29"/>
     <w:pPr>
       <w:pBdr/>
@@ -48087,9 +50492,9 @@
       <w:color w:val="404040" w:themeColor="text1" w:themeTint="BF"/>
     </w:rPr>
   </w:style>
-  <w:style w:type="character" w:styleId="166">
+  <w:style w:type="character" w:styleId="862">
     <w:name w:val="Intense Emphasis"/>
-    <w:basedOn w:val="148"/>
+    <w:basedOn w:val="846"/>
     <w:uiPriority w:val="21"/>
     <w:qFormat/>
     <w:pPr>
@@ -48103,11 +50508,11 @@
       <w:color w:val="0f4761" w:themeColor="accent1" w:themeShade="BF"/>
     </w:rPr>
   </w:style>
-  <w:style w:type="paragraph" w:styleId="167">
+  <w:style w:type="paragraph" w:styleId="863">
     <w:name w:val="Intense Quote"/>
-    <w:basedOn w:val="138"/>
-    <w:next w:val="138"/>
-    <w:link w:val="168"/>
+    <w:basedOn w:val="842"/>
+    <w:next w:val="842"/>
+    <w:link w:val="864"/>
     <w:uiPriority w:val="30"/>
     <w:qFormat/>
     <w:pPr>
@@ -48125,10 +50530,10 @@
       <w:color w:val="0f4761" w:themeColor="accent1" w:themeShade="BF"/>
     </w:rPr>
   </w:style>
-  <w:style w:type="character" w:styleId="168">
+  <w:style w:type="character" w:styleId="864">
     <w:name w:val="Intense Quote Char"/>
-    <w:basedOn w:val="148"/>
-    <w:link w:val="167"/>
+    <w:basedOn w:val="846"/>
+    <w:link w:val="863"/>
     <w:uiPriority w:val="30"/>
     <w:pPr>
       <w:pBdr/>
@@ -48141,9 +50546,9 @@
       <w:color w:val="0f4761" w:themeColor="accent1" w:themeShade="BF"/>
     </w:rPr>
   </w:style>
-  <w:style w:type="character" w:styleId="169">
+  <w:style w:type="character" w:styleId="865">
     <w:name w:val="Intense Reference"/>
-    <w:basedOn w:val="148"/>
+    <w:basedOn w:val="846"/>
     <w:uiPriority w:val="32"/>
     <w:qFormat/>
     <w:pPr>
@@ -48159,9 +50564,9 @@
       <w:spacing w:val="5"/>
     </w:rPr>
   </w:style>
-  <w:style w:type="paragraph" w:styleId="170">
+  <w:style w:type="paragraph" w:styleId="866">
     <w:name w:val="No Spacing"/>
-    <w:basedOn w:val="138"/>
+    <w:basedOn w:val="842"/>
     <w:uiPriority w:val="1"/>
     <w:qFormat/>
     <w:pPr>
@@ -48170,9 +50575,9 @@
       <w:ind/>
     </w:pPr>
   </w:style>
-  <w:style w:type="character" w:styleId="171">
+  <w:style w:type="character" w:styleId="867">
     <w:name w:val="Subtle Emphasis"/>
-    <w:basedOn w:val="148"/>
+    <w:basedOn w:val="846"/>
     <w:uiPriority w:val="19"/>
     <w:qFormat/>
     <w:pPr>
@@ -48186,9 +50591,9 @@
       <w:color w:val="404040" w:themeColor="text1" w:themeTint="BF"/>
     </w:rPr>
   </w:style>
-  <w:style w:type="character" w:styleId="172">
+  <w:style w:type="character" w:styleId="868">
     <w:name w:val="Emphasis"/>
-    <w:basedOn w:val="148"/>
+    <w:basedOn w:val="846"/>
     <w:uiPriority w:val="20"/>
     <w:qFormat/>
     <w:pPr>
@@ -48201,9 +50606,9 @@
       <w:iCs/>
     </w:rPr>
   </w:style>
-  <w:style w:type="character" w:styleId="174">
+  <w:style w:type="character" w:styleId="869">
     <w:name w:val="Subtle Reference"/>
-    <w:basedOn w:val="148"/>
+    <w:basedOn w:val="846"/>
     <w:uiPriority w:val="31"/>
     <w:qFormat/>
     <w:pPr>
@@ -48216,9 +50621,9 @@
       <w:color w:val="5a5a5a" w:themeColor="text1" w:themeTint="A5"/>
     </w:rPr>
   </w:style>
-  <w:style w:type="character" w:styleId="175">
+  <w:style w:type="character" w:styleId="870">
     <w:name w:val="Book Title"/>
-    <w:basedOn w:val="148"/>
+    <w:basedOn w:val="846"/>
     <w:uiPriority w:val="33"/>
     <w:qFormat/>
     <w:pPr>
@@ -48234,10 +50639,10 @@
       <w:spacing w:val="5"/>
     </w:rPr>
   </w:style>
-  <w:style w:type="paragraph" w:styleId="176">
+  <w:style w:type="paragraph" w:styleId="871">
     <w:name w:val="Header"/>
-    <w:basedOn w:val="138"/>
-    <w:link w:val="177"/>
+    <w:basedOn w:val="842"/>
+    <w:link w:val="872"/>
     <w:uiPriority w:val="99"/>
     <w:unhideWhenUsed/>
     <w:pPr>
@@ -48250,10 +50655,10 @@
       <w:ind/>
     </w:pPr>
   </w:style>
-  <w:style w:type="character" w:styleId="177">
+  <w:style w:type="character" w:styleId="872">
     <w:name w:val="Header Char"/>
-    <w:basedOn w:val="148"/>
-    <w:link w:val="176"/>
+    <w:basedOn w:val="846"/>
+    <w:link w:val="871"/>
     <w:uiPriority w:val="99"/>
     <w:pPr>
       <w:pBdr/>
@@ -48261,10 +50666,10 @@
       <w:ind/>
     </w:pPr>
   </w:style>
-  <w:style w:type="paragraph" w:styleId="178">
+  <w:style w:type="paragraph" w:styleId="873">
     <w:name w:val="Footer"/>
-    <w:basedOn w:val="138"/>
-    <w:link w:val="179"/>
+    <w:basedOn w:val="842"/>
+    <w:link w:val="874"/>
     <w:uiPriority w:val="99"/>
     <w:unhideWhenUsed/>
     <w:pPr>
@@ -48277,10 +50682,10 @@
       <w:ind/>
     </w:pPr>
   </w:style>
-  <w:style w:type="character" w:styleId="179">
+  <w:style w:type="character" w:styleId="874">
     <w:name w:val="Footer Char"/>
-    <w:basedOn w:val="148"/>
-    <w:link w:val="178"/>
+    <w:basedOn w:val="846"/>
+    <w:link w:val="873"/>
     <w:uiPriority w:val="99"/>
     <w:pPr>
       <w:pBdr/>
@@ -48288,10 +50693,10 @@
       <w:ind/>
     </w:pPr>
   </w:style>
-  <w:style w:type="paragraph" w:styleId="180">
+  <w:style w:type="paragraph" w:styleId="875">
     <w:name w:val="Caption"/>
-    <w:basedOn w:val="138"/>
-    <w:next w:val="138"/>
+    <w:basedOn w:val="842"/>
+    <w:next w:val="842"/>
     <w:uiPriority w:val="35"/>
     <w:unhideWhenUsed/>
     <w:qFormat/>
@@ -48308,9 +50713,9 @@
       <w:szCs w:val="18"/>
     </w:rPr>
   </w:style>
-  <w:style w:type="character" w:styleId="188">
+  <w:style w:type="character" w:styleId="876">
     <w:name w:val="FollowedHyperlink"/>
-    <w:basedOn w:val="148"/>
+    <w:basedOn w:val="846"/>
     <w:uiPriority w:val="99"/>
     <w:semiHidden/>
     <w:unhideWhenUsed/>
@@ -48324,10 +50729,10 @@
       <w:u w:val="single"/>
     </w:rPr>
   </w:style>
-  <w:style w:type="paragraph" w:styleId="189">
+  <w:style w:type="paragraph" w:styleId="877">
     <w:name w:val="toc 1"/>
-    <w:basedOn w:val="138"/>
-    <w:next w:val="138"/>
+    <w:basedOn w:val="842"/>
+    <w:next w:val="842"/>
     <w:uiPriority w:val="39"/>
     <w:unhideWhenUsed/>
     <w:pPr>
@@ -48336,10 +50741,10 @@
       <w:ind/>
     </w:pPr>
   </w:style>
-  <w:style w:type="paragraph" w:styleId="190">
+  <w:style w:type="paragraph" w:styleId="878">
     <w:name w:val="toc 2"/>
-    <w:basedOn w:val="138"/>
-    <w:next w:val="138"/>
+    <w:basedOn w:val="842"/>
+    <w:next w:val="842"/>
     <w:uiPriority w:val="39"/>
     <w:unhideWhenUsed/>
     <w:pPr>
@@ -48348,10 +50753,10 @@
       <w:ind w:left="220"/>
     </w:pPr>
   </w:style>
-  <w:style w:type="paragraph" w:styleId="191">
+  <w:style w:type="paragraph" w:styleId="879">
     <w:name w:val="toc 3"/>
-    <w:basedOn w:val="138"/>
-    <w:next w:val="138"/>
+    <w:basedOn w:val="842"/>
+    <w:next w:val="842"/>
     <w:uiPriority w:val="39"/>
     <w:unhideWhenUsed/>
     <w:pPr>
@@ -48360,10 +50765,10 @@
       <w:ind w:left="440"/>
     </w:pPr>
   </w:style>
-  <w:style w:type="paragraph" w:styleId="192">
+  <w:style w:type="paragraph" w:styleId="880">
     <w:name w:val="toc 4"/>
-    <w:basedOn w:val="138"/>
-    <w:next w:val="138"/>
+    <w:basedOn w:val="842"/>
+    <w:next w:val="842"/>
     <w:uiPriority w:val="39"/>
     <w:unhideWhenUsed/>
     <w:pPr>
@@ -48372,10 +50777,10 @@
       <w:ind w:left="660"/>
     </w:pPr>
   </w:style>
-  <w:style w:type="paragraph" w:styleId="193">
+  <w:style w:type="paragraph" w:styleId="881">
     <w:name w:val="toc 5"/>
-    <w:basedOn w:val="138"/>
-    <w:next w:val="138"/>
+    <w:basedOn w:val="842"/>
+    <w:next w:val="842"/>
     <w:uiPriority w:val="39"/>
     <w:unhideWhenUsed/>
     <w:pPr>
@@ -48384,10 +50789,10 @@
       <w:ind w:left="880"/>
     </w:pPr>
   </w:style>
-  <w:style w:type="paragraph" w:styleId="194">
+  <w:style w:type="paragraph" w:styleId="882">
     <w:name w:val="toc 6"/>
-    <w:basedOn w:val="138"/>
-    <w:next w:val="138"/>
+    <w:basedOn w:val="842"/>
+    <w:next w:val="842"/>
     <w:uiPriority w:val="39"/>
     <w:unhideWhenUsed/>
     <w:pPr>
@@ -48396,10 +50801,10 @@
       <w:ind w:left="1100"/>
     </w:pPr>
   </w:style>
-  <w:style w:type="paragraph" w:styleId="195">
+  <w:style w:type="paragraph" w:styleId="883">
     <w:name w:val="toc 7"/>
-    <w:basedOn w:val="138"/>
-    <w:next w:val="138"/>
+    <w:basedOn w:val="842"/>
+    <w:next w:val="842"/>
     <w:uiPriority w:val="39"/>
     <w:unhideWhenUsed/>
     <w:pPr>
@@ -48408,10 +50813,10 @@
       <w:ind w:left="1320"/>
     </w:pPr>
   </w:style>
-  <w:style w:type="paragraph" w:styleId="196">
+  <w:style w:type="paragraph" w:styleId="884">
     <w:name w:val="toc 8"/>
-    <w:basedOn w:val="138"/>
-    <w:next w:val="138"/>
+    <w:basedOn w:val="842"/>
+    <w:next w:val="842"/>
     <w:uiPriority w:val="39"/>
     <w:unhideWhenUsed/>
     <w:pPr>
@@ -48420,10 +50825,10 @@
       <w:ind w:left="1540"/>
     </w:pPr>
   </w:style>
-  <w:style w:type="paragraph" w:styleId="197">
+  <w:style w:type="paragraph" w:styleId="885">
     <w:name w:val="toc 9"/>
-    <w:basedOn w:val="138"/>
-    <w:next w:val="138"/>
+    <w:basedOn w:val="842"/>
+    <w:next w:val="842"/>
     <w:uiPriority w:val="39"/>
     <w:unhideWhenUsed/>
     <w:pPr>
@@ -48432,9 +50837,9 @@
       <w:ind w:left="1760"/>
     </w:pPr>
   </w:style>
-  <w:style w:type="character" w:styleId="198">
+  <w:style w:type="character" w:styleId="886">
     <w:name w:val="Placeholder Text"/>
-    <w:basedOn w:val="148"/>
+    <w:basedOn w:val="846"/>
     <w:uiPriority w:val="99"/>
     <w:semiHidden/>
     <w:pPr>
@@ -48446,7 +50851,7 @@
       <w:color w:val="666666"/>
     </w:rPr>
   </w:style>
-  <w:style w:type="paragraph" w:styleId="208">
+  <w:style w:type="paragraph" w:styleId="887">
     <w:name w:val="TOC Heading"/>
     <w:uiPriority w:val="39"/>
     <w:unhideWhenUsed/>
@@ -48456,10 +50861,10 @@
       <w:ind/>
     </w:pPr>
   </w:style>
-  <w:style w:type="paragraph" w:styleId="209">
+  <w:style w:type="paragraph" w:styleId="888">
     <w:name w:val="table of figures"/>
-    <w:basedOn w:val="138"/>
-    <w:next w:val="138"/>
+    <w:basedOn w:val="842"/>
+    <w:next w:val="842"/>
     <w:uiPriority w:val="99"/>
     <w:unhideWhenUsed/>
     <w:pPr>
@@ -48468,7 +50873,7 @@
       <w:ind/>
     </w:pPr>
   </w:style>
-  <w:style w:type="paragraph" w:styleId="718">
+  <w:style w:type="paragraph" w:styleId="889">
     <w:name w:val="Title"/>
     <w:qFormat/>
     <w:pPr>
@@ -48481,7 +50886,7 @@
       <w:szCs w:val="56"/>
     </w:rPr>
   </w:style>
-  <w:style w:type="paragraph" w:styleId="721">
+  <w:style w:type="paragraph" w:styleId="890">
     <w:name w:val="Heading 3"/>
     <w:qFormat/>
     <w:pPr>
@@ -48495,7 +50900,7 @@
       <w:szCs w:val="24"/>
     </w:rPr>
   </w:style>
-  <w:style w:type="paragraph" w:styleId="722">
+  <w:style w:type="paragraph" w:styleId="891">
     <w:name w:val="Heading 4"/>
     <w:qFormat/>
     <w:pPr>
@@ -48509,7 +50914,7 @@
       <w:color w:val="2e74b5"/>
     </w:rPr>
   </w:style>
-  <w:style w:type="paragraph" w:styleId="723">
+  <w:style w:type="paragraph" w:styleId="892">
     <w:name w:val="Heading 5"/>
     <w:qFormat/>
     <w:pPr>
@@ -48521,7 +50926,7 @@
       <w:color w:val="2e74b5"/>
     </w:rPr>
   </w:style>
-  <w:style w:type="paragraph" w:styleId="724">
+  <w:style w:type="paragraph" w:styleId="893">
     <w:name w:val="Heading 6"/>
     <w:qFormat/>
     <w:pPr>
@@ -48533,7 +50938,7 @@
       <w:color w:val="1f4d78"/>
     </w:rPr>
   </w:style>
-  <w:style w:type="paragraph" w:styleId="725">
+  <w:style w:type="paragraph" w:styleId="894">
     <w:name w:val="Strong"/>
     <w:qFormat/>
     <w:pPr>
@@ -48546,7 +50951,7 @@
       <w:bCs/>
     </w:rPr>
   </w:style>
-  <w:style w:type="paragraph" w:styleId="726">
+  <w:style w:type="paragraph" w:styleId="895">
     <w:name w:val="List Paragraph"/>
     <w:qFormat/>
     <w:pPr>
@@ -48555,7 +50960,7 @@
       <w:ind/>
     </w:pPr>
   </w:style>
-  <w:style w:type="character" w:styleId="727">
+  <w:style w:type="character" w:styleId="896">
     <w:name w:val="Hyperlink"/>
     <w:uiPriority w:val="99"/>
     <w:unhideWhenUsed/>
@@ -48569,7 +50974,7 @@
       <w:u w:val="single"/>
     </w:rPr>
   </w:style>
-  <w:style w:type="character" w:styleId="728">
+  <w:style w:type="character" w:styleId="897">
     <w:name w:val="footnote reference"/>
     <w:uiPriority w:val="99"/>
     <w:semiHidden/>
@@ -48583,9 +50988,9 @@
       <w:vertAlign w:val="superscript"/>
     </w:rPr>
   </w:style>
-  <w:style w:type="paragraph" w:styleId="729">
+  <w:style w:type="paragraph" w:styleId="898">
     <w:name w:val="footnote text"/>
-    <w:link w:val="730"/>
+    <w:link w:val="899"/>
     <w:uiPriority w:val="99"/>
     <w:semiHidden/>
     <w:unhideWhenUsed/>
@@ -48599,9 +51004,9 @@
       <w:szCs w:val="20"/>
     </w:rPr>
   </w:style>
-  <w:style w:type="character" w:styleId="730">
+  <w:style w:type="character" w:styleId="899">
     <w:name w:val="Footnote Text Char"/>
-    <w:link w:val="729"/>
+    <w:link w:val="898"/>
     <w:uiPriority w:val="99"/>
     <w:semiHidden/>
     <w:unhideWhenUsed/>
@@ -48615,7 +51020,7 @@
       <w:szCs w:val="20"/>
     </w:rPr>
   </w:style>
-  <w:style w:type="character" w:styleId="731">
+  <w:style w:type="character" w:styleId="900">
     <w:name w:val="endnote reference"/>
     <w:uiPriority w:val="99"/>
     <w:semiHidden/>
@@ -48629,9 +51034,9 @@
       <w:vertAlign w:val="superscript"/>
     </w:rPr>
   </w:style>
-  <w:style w:type="paragraph" w:styleId="732">
+  <w:style w:type="paragraph" w:styleId="901">
     <w:name w:val="endnote text"/>
-    <w:link w:val="733"/>
+    <w:link w:val="902"/>
     <w:uiPriority w:val="99"/>
     <w:semiHidden/>
     <w:unhideWhenUsed/>
@@ -48645,9 +51050,9 @@
       <w:szCs w:val="20"/>
     </w:rPr>
   </w:style>
-  <w:style w:type="character" w:styleId="733">
+  <w:style w:type="character" w:styleId="902">
     <w:name w:val="Endnote Text Char"/>
-    <w:link w:val="732"/>
+    <w:link w:val="901"/>
     <w:uiPriority w:val="99"/>
     <w:semiHidden/>
     <w:unhideWhenUsed/>
@@ -48661,7 +51066,7 @@
       <w:szCs w:val="20"/>
     </w:rPr>
   </w:style>
-  <w:style w:type="paragraph" w:styleId="734">
+  <w:style w:type="paragraph" w:styleId="903">
     <w:name w:val="Heading 1"/>
     <w:qFormat/>
     <w:pPr>
@@ -48680,7 +51085,7 @@
       <w:szCs w:val="28"/>
     </w:rPr>
   </w:style>
-  <w:style w:type="paragraph" w:styleId="735">
+  <w:style w:type="paragraph" w:styleId="904">
     <w:name w:val="Heading 2"/>
     <w:qFormat/>
     <w:pPr>
